--- a/audit-evidence/S4-information-retrieval-and-security-assessment/Individual-AI-Security-Audit-Report-S4.docx
+++ b/audit-evidence/S4-information-retrieval-and-security-assessment/Individual-AI-Security-Audit-Report-S4.docx
@@ -6,6 +6,16 @@
       <w:pPr>
         <w:pStyle w:val="Title"/>
       </w:pPr>
+    </w:p>
+    <w:p>
+      <w:pPr>
+        <w:pStyle w:val="Title"/>
+      </w:pPr>
+    </w:p>
+    <w:p>
+      <w:pPr>
+        <w:pStyle w:val="Title"/>
+      </w:pPr>
       <w:r>
         <w:t>Individual AI Security Audit and Vulnerability Assessment Report</w:t>
       </w:r>
@@ -14,25 +24,161 @@
       <w:pPr>
         <w:pStyle w:val="Subtitle"/>
       </w:pPr>
-      <w:r>
-        <w:t>Student 4 — Information Retrieval and Security Assessment (FASHORA Agentic AI System)</w:t>
-      </w:r>
-    </w:p>
-    <w:p>
-      <w:pPr>
-        <w:pStyle w:val="Author"/>
-      </w:pPr>
-      <w:r>
-        <w:t>[Student Name] — [Student ID], IT3041 Information Retrieval and Web Analytics</w:t>
-      </w:r>
-    </w:p>
-    <w:p>
-      <w:pPr>
-        <w:pStyle w:val="Date"/>
-      </w:pPr>
-      <w:r>
-        <w:t>September 28, 2026</w:t>
-      </w:r>
+    </w:p>
+    <w:p>
+      <w:pPr>
+        <w:pStyle w:val="Subtitle"/>
+      </w:pPr>
+      <w:r>
+        <w:t xml:space="preserve">Student 4 </w:t>
+      </w:r>
+      <w:r>
+        <w:t>-</w:t>
+      </w:r>
+      <w:r>
+        <w:t xml:space="preserve"> Information Retrieval and Security Assessment </w:t>
+      </w:r>
+    </w:p>
+    <w:p>
+      <w:pPr>
+        <w:pStyle w:val="Subtitle"/>
+      </w:pPr>
+      <w:r>
+        <w:t>(FASHORA Agentic AI System)</w:t>
+      </w:r>
+    </w:p>
+    <w:p>
+      <w:pPr>
+        <w:pStyle w:val="Subtitle"/>
+        <w:rPr>
+          <w:sz w:val="40"/>
+          <w:szCs w:val="40"/>
+        </w:rPr>
+      </w:pPr>
+    </w:p>
+    <w:p>
+      <w:pPr>
+        <w:pStyle w:val="Subtitle"/>
+        <w:rPr>
+          <w:sz w:val="40"/>
+          <w:szCs w:val="40"/>
+        </w:rPr>
+      </w:pPr>
+      <w:r>
+        <w:rPr>
+          <w:sz w:val="40"/>
+          <w:szCs w:val="40"/>
+        </w:rPr>
+        <w:t>U.O.F DE RUN - IT23547988</w:t>
+      </w:r>
+    </w:p>
+    <w:p>
+      <w:pPr>
+        <w:pStyle w:val="Subtitle"/>
+      </w:pPr>
+    </w:p>
+    <w:p>
+      <w:pPr>
+        <w:pStyle w:val="Subtitle"/>
+      </w:pPr>
+      <w:r>
+        <w:t>IT3041 Information Retrieval and Web Analytics</w:t>
+      </w:r>
+    </w:p>
+    <w:p>
+      <w:pPr>
+        <w:pStyle w:val="TOCHeading"/>
+        <w:rPr>
+          <w:rFonts w:asciiTheme="minorHAnsi" w:eastAsiaTheme="minorEastAsia" w:hAnsiTheme="minorHAnsi" w:cstheme="minorBidi"/>
+          <w:color w:val="auto"/>
+          <w:sz w:val="24"/>
+          <w:szCs w:val="24"/>
+        </w:rPr>
+      </w:pPr>
+    </w:p>
+    <w:p>
+      <w:pPr>
+        <w:pStyle w:val="TOCHeading"/>
+        <w:rPr>
+          <w:rFonts w:asciiTheme="minorHAnsi" w:eastAsiaTheme="minorEastAsia" w:hAnsiTheme="minorHAnsi" w:cstheme="minorBidi"/>
+          <w:color w:val="auto"/>
+          <w:sz w:val="24"/>
+          <w:szCs w:val="24"/>
+        </w:rPr>
+      </w:pPr>
+    </w:p>
+    <w:p>
+      <w:pPr>
+        <w:pStyle w:val="TOCHeading"/>
+        <w:rPr>
+          <w:rFonts w:asciiTheme="minorHAnsi" w:eastAsiaTheme="minorEastAsia" w:hAnsiTheme="minorHAnsi" w:cstheme="minorBidi"/>
+          <w:color w:val="auto"/>
+          <w:sz w:val="24"/>
+          <w:szCs w:val="24"/>
+        </w:rPr>
+      </w:pPr>
+    </w:p>
+    <w:p>
+      <w:pPr>
+        <w:pStyle w:val="TOCHeading"/>
+        <w:rPr>
+          <w:rFonts w:asciiTheme="minorHAnsi" w:eastAsiaTheme="minorEastAsia" w:hAnsiTheme="minorHAnsi" w:cstheme="minorBidi"/>
+          <w:color w:val="auto"/>
+          <w:sz w:val="24"/>
+          <w:szCs w:val="24"/>
+        </w:rPr>
+      </w:pPr>
+    </w:p>
+    <w:p>
+      <w:pPr>
+        <w:pStyle w:val="BodyText"/>
+      </w:pPr>
+    </w:p>
+    <w:p>
+      <w:pPr>
+        <w:pStyle w:val="BodyText"/>
+      </w:pPr>
+    </w:p>
+    <w:p>
+      <w:pPr>
+        <w:pStyle w:val="BodyText"/>
+      </w:pPr>
+    </w:p>
+    <w:p>
+      <w:pPr>
+        <w:pStyle w:val="BodyText"/>
+      </w:pPr>
+    </w:p>
+    <w:p>
+      <w:pPr>
+        <w:pStyle w:val="BodyText"/>
+      </w:pPr>
+    </w:p>
+    <w:p>
+      <w:pPr>
+        <w:pStyle w:val="BodyText"/>
+      </w:pPr>
+    </w:p>
+    <w:p>
+      <w:pPr>
+        <w:pStyle w:val="BodyText"/>
+      </w:pPr>
+    </w:p>
+    <w:p>
+      <w:pPr>
+        <w:pStyle w:val="BodyText"/>
+      </w:pPr>
+    </w:p>
+    <w:p>
+      <w:pPr>
+        <w:pStyle w:val="TOCHeading"/>
+        <w:rPr>
+          <w:rFonts w:asciiTheme="minorHAnsi" w:eastAsiaTheme="minorEastAsia" w:hAnsiTheme="minorHAnsi" w:cstheme="minorBidi"/>
+          <w:color w:val="auto"/>
+          <w:sz w:val="24"/>
+          <w:szCs w:val="24"/>
+        </w:rPr>
+      </w:pPr>
     </w:p>
     <w:sdt>
       <w:sdtPr>
@@ -1034,7 +1180,21 @@
                 <w:rStyle w:val="Hyperlink"/>
                 <w:noProof/>
               </w:rPr>
-              <w:t>V-01 — No rate limiting or quota enforcement on the retrieval API</w:t>
+              <w:t xml:space="preserve">V-01 </w:t>
+            </w:r>
+            <w:r>
+              <w:rPr>
+                <w:rStyle w:val="Hyperlink"/>
+                <w:noProof/>
+              </w:rPr>
+              <w:t>-</w:t>
+            </w:r>
+            <w:r>
+              <w:rPr>
+                <w:rStyle w:val="Hyperlink"/>
+                <w:noProof/>
+              </w:rPr>
+              <w:t xml:space="preserve"> No rate limiting or quota enforcement on the retrieval API</w:t>
             </w:r>
             <w:r>
               <w:rPr>
@@ -1102,7 +1262,21 @@
                 <w:rStyle w:val="Hyperlink"/>
                 <w:noProof/>
               </w:rPr>
-              <w:t>V-02 — Untrusted user markup persisted verbatim into search history</w:t>
+              <w:t xml:space="preserve">V-02 </w:t>
+            </w:r>
+            <w:r>
+              <w:rPr>
+                <w:rStyle w:val="Hyperlink"/>
+                <w:noProof/>
+              </w:rPr>
+              <w:t>-</w:t>
+            </w:r>
+            <w:r>
+              <w:rPr>
+                <w:rStyle w:val="Hyperlink"/>
+                <w:noProof/>
+              </w:rPr>
+              <w:t xml:space="preserve"> Untrusted user markup persisted verbatim into search history</w:t>
             </w:r>
             <w:r>
               <w:rPr>
@@ -1170,7 +1344,21 @@
                 <w:rStyle w:val="Hyperlink"/>
                 <w:noProof/>
               </w:rPr>
-              <w:t>V-03 — Plaintext HTTP for inter-agent communication</w:t>
+              <w:t xml:space="preserve">V-03 </w:t>
+            </w:r>
+            <w:r>
+              <w:rPr>
+                <w:rStyle w:val="Hyperlink"/>
+                <w:noProof/>
+              </w:rPr>
+              <w:t>-</w:t>
+            </w:r>
+            <w:r>
+              <w:rPr>
+                <w:rStyle w:val="Hyperlink"/>
+                <w:noProof/>
+              </w:rPr>
+              <w:t xml:space="preserve"> Plaintext HTTP for inter-agent communication</w:t>
             </w:r>
             <w:r>
               <w:rPr>
@@ -1238,7 +1426,21 @@
                 <w:rStyle w:val="Hyperlink"/>
                 <w:noProof/>
               </w:rPr>
-              <w:t>N-1 — Authentication hint discloses the service-token mechanism (Observation, Informational)</w:t>
+              <w:t xml:space="preserve">N-1 </w:t>
+            </w:r>
+            <w:r>
+              <w:rPr>
+                <w:rStyle w:val="Hyperlink"/>
+                <w:noProof/>
+              </w:rPr>
+              <w:t>-</w:t>
+            </w:r>
+            <w:r>
+              <w:rPr>
+                <w:rStyle w:val="Hyperlink"/>
+                <w:noProof/>
+              </w:rPr>
+              <w:t xml:space="preserve"> Authentication hint discloses the service-token mechanism (Observation, Informational)</w:t>
             </w:r>
             <w:r>
               <w:rPr>
@@ -1578,7 +1780,21 @@
                 <w:rStyle w:val="Hyperlink"/>
                 <w:noProof/>
               </w:rPr>
-              <w:t>Appendix A — Evidence Manifest &amp; Reproduction</w:t>
+              <w:t xml:space="preserve">Appendix A </w:t>
+            </w:r>
+            <w:r>
+              <w:rPr>
+                <w:rStyle w:val="Hyperlink"/>
+                <w:noProof/>
+              </w:rPr>
+              <w:t>-</w:t>
+            </w:r>
+            <w:r>
+              <w:rPr>
+                <w:rStyle w:val="Hyperlink"/>
+                <w:noProof/>
+              </w:rPr>
+              <w:t xml:space="preserve"> Evidence Manifest &amp; Reproduction</w:t>
             </w:r>
             <w:r>
               <w:rPr>
@@ -1646,7 +1862,21 @@
                 <w:rStyle w:val="Hyperlink"/>
                 <w:noProof/>
               </w:rPr>
-              <w:t>Appendix B — Integrity &amp; Ethics Notes</w:t>
+              <w:t xml:space="preserve">Appendix B </w:t>
+            </w:r>
+            <w:r>
+              <w:rPr>
+                <w:rStyle w:val="Hyperlink"/>
+                <w:noProof/>
+              </w:rPr>
+              <w:t>-</w:t>
+            </w:r>
+            <w:r>
+              <w:rPr>
+                <w:rStyle w:val="Hyperlink"/>
+                <w:noProof/>
+              </w:rPr>
+              <w:t xml:space="preserve"> Integrity &amp; Ethics Notes</w:t>
             </w:r>
             <w:r>
               <w:rPr>
@@ -1707,730 +1937,714 @@
     </w:sdt>
     <w:p>
       <w:pPr>
+        <w:pStyle w:val="Heading1"/>
+      </w:pPr>
+      <w:bookmarkStart w:id="0" w:name="_Toc241524725"/>
+      <w:bookmarkStart w:id="1" w:name="executive-summary"/>
+    </w:p>
+    <w:p>
+      <w:pPr>
+        <w:pStyle w:val="Heading1"/>
+      </w:pPr>
+      <w:r>
+        <w:t>1. Executive Summary</w:t>
+      </w:r>
+      <w:bookmarkEnd w:id="0"/>
+    </w:p>
+    <w:p>
+      <w:pPr>
         <w:pStyle w:val="FirstParagraph"/>
       </w:pPr>
       <w:r>
-        <w:rPr>
-          <w:b/>
-          <w:bCs/>
-        </w:rPr>
-        <w:t>Module:</w:t>
-      </w:r>
-      <w:r>
-        <w:t xml:space="preserve"> Information Retrieval and Web Analytics (IT3041)</w:t>
-      </w:r>
-      <w:r>
-        <w:br/>
-      </w:r>
-      <w:r>
-        <w:rPr>
-          <w:b/>
-          <w:bCs/>
-        </w:rPr>
-        <w:t>Lecturer in Charge:</w:t>
-      </w:r>
-      <w:r>
-        <w:t xml:space="preserve"> Mr. Samadhi Chathuranga Rathnayake</w:t>
-      </w:r>
-      <w:r>
-        <w:br/>
-      </w:r>
-      <w:r>
-        <w:rPr>
-          <w:b/>
-          <w:bCs/>
-        </w:rPr>
-        <w:t>System Under Test:</w:t>
-      </w:r>
-      <w:r>
-        <w:t xml:space="preserve"> FASHORA — primary ownership Agent 2 hybrid retrieval service (:8002), its public API surface, and inter-agent communication security (Agents 1/3 boundaries)</w:t>
-      </w:r>
-      <w:r>
-        <w:br/>
-      </w:r>
-      <w:r>
-        <w:rPr>
-          <w:b/>
-          <w:bCs/>
-        </w:rPr>
-        <w:t>Evaluation Specialization:</w:t>
-      </w:r>
-      <w:r>
-        <w:t xml:space="preserve"> Student 4 — Information Retrieval and Security Assessment</w:t>
-      </w:r>
-      <w:r>
-        <w:br/>
-      </w:r>
-      <w:r>
-        <w:rPr>
-          <w:b/>
-          <w:bCs/>
-        </w:rPr>
-        <w:t>Assessment Date:</w:t>
-      </w:r>
-      <w:r>
-        <w:t xml:space="preserve"> 2026-09-28</w:t>
-      </w:r>
-      <w:r>
-        <w:br/>
-      </w:r>
-      <w:r>
-        <w:rPr>
-          <w:b/>
-          <w:bCs/>
-        </w:rPr>
-        <w:t>Assessment Type:</w:t>
-      </w:r>
-      <w:r>
-        <w:t xml:space="preserve"> Live black-box adversarial testing + configuration-level corroboration (assess-only; no fixes applied)</w:t>
-      </w:r>
-      <w:r>
-        <w:br/>
-      </w:r>
-      <w:r>
-        <w:rPr>
-          <w:b/>
-          <w:bCs/>
-        </w:rPr>
-        <w:t>Evidence Bundle:</w:t>
+        <w:t xml:space="preserve">This report documents a technical security assessment of FASHORA’s Information-Retrieval pipeline: Agent 2’s hybrid search engine (BM25 + Chroma 384-dim embeddings over a real 43,070-product Amazon Fashion catalogue), its API contracts, its server-side history, its authentication paths, and the communication security of the agents that call it. </w:t>
+      </w:r>
+      <w:r>
+        <w:rPr>
+          <w:b/>
+          <w:bCs/>
+        </w:rPr>
+        <w:t>Eighteen (18) live adversarial probes</w:t>
+      </w:r>
+      <w:r>
+        <w:t xml:space="preserve"> were executed against the running service.</w:t>
+      </w:r>
+    </w:p>
+    <w:p>
+      <w:pPr>
+        <w:pStyle w:val="BodyText"/>
+      </w:pPr>
+      <w:r>
+        <w:rPr>
+          <w:b/>
+          <w:bCs/>
+        </w:rPr>
+        <w:t>Major findings:</w:t>
+      </w:r>
+    </w:p>
+    <w:p>
+      <w:pPr>
+        <w:pStyle w:val="Compact"/>
+        <w:numPr>
+          <w:ilvl w:val="0"/>
+          <w:numId w:val="2"/>
+        </w:numPr>
+      </w:pPr>
+      <w:r>
+        <w:rPr>
+          <w:b/>
+          <w:bCs/>
+        </w:rPr>
+        <w:t>Retrieval data integrity: 0 defects.</w:t>
+      </w:r>
+      <w:r>
+        <w:t xml:space="preserve"> Every product id returned by the API </w:t>
+      </w:r>
+      <w:r>
+        <w:t>-</w:t>
+      </w:r>
+      <w:r>
+        <w:t xml:space="preserve"> including under keyword-stuffed, SQL-injected, template-injected and script-laden queries </w:t>
+      </w:r>
+      <w:r>
+        <w:t>-</w:t>
+      </w:r>
+      <w:r>
+        <w:t xml:space="preserve"> resolved against the real catalogue with </w:t>
+      </w:r>
+      <w:r>
+        <w:rPr>
+          <w:b/>
+          <w:bCs/>
+        </w:rPr>
+        <w:t>0 price drift, 0 over-ceiling prices, 0 non-HTTPS URLs</w:t>
+      </w:r>
+      <w:r>
+        <w:t>; unknown ids fail honestly with 404; and the three independent stores (Postgres, BM25 index, Chroma collection) agree exactly on 43,070 documents, so the service’s self-reported status is truthful.</w:t>
+      </w:r>
+    </w:p>
+    <w:p>
+      <w:pPr>
+        <w:pStyle w:val="Compact"/>
+        <w:numPr>
+          <w:ilvl w:val="0"/>
+          <w:numId w:val="2"/>
+        </w:numPr>
+      </w:pPr>
+      <w:r>
+        <w:rPr>
+          <w:b/>
+          <w:bCs/>
+        </w:rPr>
+        <w:t>Injection resistance: 0 successful injections.</w:t>
+      </w:r>
+      <w:r>
+        <w:t xml:space="preserve"> SQL payloads (</w:t>
+      </w:r>
+      <w:r>
+        <w:rPr>
+          <w:rStyle w:val="VerbatimChar"/>
+        </w:rPr>
+        <w:t>' OR 1=1--; DROP TABLE…</w:t>
+      </w:r>
+      <w:r>
+        <w:t>) and SSTI payloads (</w:t>
+      </w:r>
+      <w:r>
+        <w:rPr>
+          <w:rStyle w:val="VerbatimChar"/>
+        </w:rPr>
+        <w:t>{{7*7}}</w:t>
+      </w:r>
+      <w:r>
+        <w:t xml:space="preserve">, </w:t>
+      </w:r>
+      <w:r>
+        <w:rPr>
+          <w:rStyle w:val="VerbatimChar"/>
+        </w:rPr>
+        <w:t>${7*7}</w:t>
+      </w:r>
+      <w:r>
+        <w:t xml:space="preserve">, </w:t>
+      </w:r>
+      <w:r>
+        <w:rPr>
+          <w:rStyle w:val="VerbatimChar"/>
+        </w:rPr>
+        <w:t>#{7*7}</w:t>
+      </w:r>
+      <w:r>
+        <w:t xml:space="preserve">) are treated strictly as data </w:t>
+      </w:r>
+      <w:r>
+        <w:t>-</w:t>
+      </w:r>
+      <w:r>
+        <w:t xml:space="preserve"> no DB errors, no evaluated artifacts, service healthy after every probe. The catalogue is </w:t>
+      </w:r>
+      <w:r>
+        <w:rPr>
+          <w:b/>
+          <w:bCs/>
+        </w:rPr>
+        <w:t>read-only to all API clients</w:t>
+      </w:r>
+      <w:r>
+        <w:t xml:space="preserve"> (POST 404, PUT/DELETE 405): no poisoned-product-data write path exists through the API.</w:t>
+      </w:r>
+    </w:p>
+    <w:p>
+      <w:pPr>
+        <w:pStyle w:val="Compact"/>
+        <w:numPr>
+          <w:ilvl w:val="0"/>
+          <w:numId w:val="2"/>
+        </w:numPr>
+      </w:pPr>
+      <w:r>
+        <w:rPr>
+          <w:b/>
+          <w:bCs/>
+        </w:rPr>
+        <w:t>Authentication privilege split verified:</w:t>
+      </w:r>
+      <w:r>
+        <w:t xml:space="preserve"> anonymous 401, invalid bearer 401, inter-agent service token accepted for retrieval (200) but </w:t>
+      </w:r>
+      <w:r>
+        <w:rPr>
+          <w:b/>
+          <w:bCs/>
+        </w:rPr>
+        <w:t>rejected for user history (403)</w:t>
       </w:r>
       <w:r>
         <w:t xml:space="preserve"> </w:t>
       </w:r>
       <w:r>
+        <w:t>-</w:t>
+      </w:r>
+      <w:r>
+        <w:t xml:space="preserve"> the machine credential cannot read personal data. No secret (including the live service-token value, used as a dynamic leak marker) appeared in any of the 18 captured responses.</w:t>
+      </w:r>
+    </w:p>
+    <w:p>
+      <w:pPr>
+        <w:pStyle w:val="Compact"/>
+        <w:numPr>
+          <w:ilvl w:val="0"/>
+          <w:numId w:val="2"/>
+        </w:numPr>
+      </w:pPr>
+      <w:r>
+        <w:rPr>
+          <w:b/>
+          <w:bCs/>
+        </w:rPr>
+        <w:t>Three genuine weaknesses:</w:t>
+      </w:r>
+      <w:r>
+        <w:t xml:space="preserve"> no rate limiting or quota enforcement at Agent 2 (30/30 rapid searches served, zero 429s </w:t>
+      </w:r>
+      <w:r>
+        <w:t>-</w:t>
+      </w:r>
+      <w:r>
+        <w:t xml:space="preserve"> V-01, proposed Medium-Low), raw user markup persisted verbatim into search history (V-02, proposed Low/latent), and plaintext HTTP inter-agent transport (V-03, proposed Low on loopback / Medium in any networked deployment). One informational observation: the 401 hint names the </w:t>
+      </w:r>
+      <w:r>
         <w:rPr>
           <w:rStyle w:val="VerbatimChar"/>
         </w:rPr>
-        <w:t>audit-evidence/S4-information-retrieval-and-security-assessment/</w:t>
-      </w:r>
-      <w:r>
-        <w:t xml:space="preserve"> (18 machine-captured JSON test records + </w:t>
-      </w:r>
+        <w:t>X-Service-Token</w:t>
+      </w:r>
+      <w:r>
+        <w:t xml:space="preserve"> mechanism (N-1).</w:t>
+      </w:r>
+    </w:p>
+    <w:p>
+      <w:pPr>
+        <w:pStyle w:val="FirstParagraph"/>
+      </w:pPr>
+      <w:r>
+        <w:t>No Critical or High severity identified: the retrieval core is the best-defended component audited in this series, precisely because its inputs are fully schema-bound; the residual risks are API hygiene (throttling, output encoding at persistence, transport assumptions).</w:t>
+      </w:r>
+    </w:p>
+    <w:p>
+      <w:pPr>
+        <w:pStyle w:val="Heading1"/>
+      </w:pPr>
+      <w:bookmarkStart w:id="2" w:name="_Toc241524726"/>
+      <w:bookmarkStart w:id="3" w:name="scope-of-testing"/>
+      <w:bookmarkEnd w:id="1"/>
+      <w:r>
+        <w:lastRenderedPageBreak/>
+        <w:t>2. Scope of Testing</w:t>
+      </w:r>
+      <w:bookmarkEnd w:id="2"/>
+    </w:p>
+    <w:p>
+      <w:pPr>
+        <w:pStyle w:val="Heading2"/>
+      </w:pPr>
+      <w:bookmarkStart w:id="4" w:name="_Toc241524727"/>
+      <w:bookmarkStart w:id="5" w:name="assets-and-endpoints-evaluated"/>
+      <w:r>
+        <w:t>2.1 Assets and endpoints evaluated</w:t>
+      </w:r>
+      <w:bookmarkEnd w:id="4"/>
+    </w:p>
+    <w:p>
+      <w:pPr>
+        <w:pStyle w:val="FirstParagraph"/>
+      </w:pPr>
+      <w:r>
+        <w:rPr>
+          <w:b/>
+          <w:bCs/>
+        </w:rPr>
+        <w:t>Assets:</w:t>
+      </w:r>
+      <w:r>
+        <w:t xml:space="preserve"> product catalogue (Postgres 43,070 rows / BM25 index / Chroma collection), hybrid ranking (weighted </w:t>
+      </w:r>
+      <w:proofErr w:type="spellStart"/>
       <w:r>
         <w:rPr>
           <w:rStyle w:val="VerbatimChar"/>
         </w:rPr>
-        <w:t>summary.json</w:t>
-      </w:r>
-      <w:r>
-        <w:t xml:space="preserve"> + re-runnable harness)</w:t>
+        <w:t>ScoreBreakdown</w:t>
+      </w:r>
+      <w:proofErr w:type="spellEnd"/>
+      <w:r>
+        <w:t xml:space="preserve">: 0.30 semantic + 0.25 </w:t>
+      </w:r>
+      <w:proofErr w:type="spellStart"/>
+      <w:r>
+        <w:t>colour</w:t>
+      </w:r>
+      <w:proofErr w:type="spellEnd"/>
+      <w:r>
+        <w:t xml:space="preserve"> + 0.20 style + 0.15 budget + 0.10 availability), </w:t>
+      </w:r>
+      <w:proofErr w:type="spellStart"/>
+      <w:r>
+        <w:rPr>
+          <w:rStyle w:val="VerbatimChar"/>
+        </w:rPr>
+        <w:t>RetrievalRequest</w:t>
+      </w:r>
+      <w:proofErr w:type="spellEnd"/>
+      <w:r>
+        <w:t>/</w:t>
+      </w:r>
+      <w:proofErr w:type="spellStart"/>
+      <w:r>
+        <w:rPr>
+          <w:rStyle w:val="VerbatimChar"/>
+        </w:rPr>
+        <w:t>RetrievalResponse</w:t>
+      </w:r>
+      <w:proofErr w:type="spellEnd"/>
+      <w:r>
+        <w:t xml:space="preserve"> contracts, server-side search history, service-token auth path, CORS/transport configuration.</w:t>
       </w:r>
     </w:p>
     <w:p>
       <w:pPr>
         <w:pStyle w:val="BodyText"/>
+      </w:pPr>
+      <w:r>
+        <w:rPr>
+          <w:b/>
+          <w:bCs/>
+        </w:rPr>
+        <w:t>Endpoints exercised:</w:t>
+      </w:r>
+      <w:r>
+        <w:t xml:space="preserve"> </w:t>
+      </w:r>
+      <w:r>
+        <w:rPr>
+          <w:rStyle w:val="VerbatimChar"/>
+        </w:rPr>
+        <w:t>POST /api/v1/search</w:t>
+      </w:r>
+      <w:r>
+        <w:t xml:space="preserve">, </w:t>
+      </w:r>
+      <w:r>
+        <w:rPr>
+          <w:rStyle w:val="VerbatimChar"/>
+        </w:rPr>
+        <w:t>GET /api/v1/products/{id}</w:t>
+      </w:r>
+      <w:r>
+        <w:t xml:space="preserve">, </w:t>
+      </w:r>
+      <w:r>
+        <w:rPr>
+          <w:rStyle w:val="VerbatimChar"/>
+        </w:rPr>
+        <w:t>GET /api/v1/history</w:t>
+      </w:r>
+      <w:r>
+        <w:t xml:space="preserve"> (+ by-id GET/DELETE), </w:t>
+      </w:r>
+      <w:r>
+        <w:rPr>
+          <w:rStyle w:val="VerbatimChar"/>
+        </w:rPr>
+        <w:t>GET /api/v1/status</w:t>
+      </w:r>
+      <w:r>
+        <w:t xml:space="preserve">, attempted </w:t>
+      </w:r>
+      <w:r>
+        <w:rPr>
+          <w:rStyle w:val="VerbatimChar"/>
+        </w:rPr>
+        <w:t>POST/PUT/DELETE /api/v1/products*</w:t>
+      </w:r>
+      <w:r>
+        <w:t>, OPTIONS preflight against Agents 1 and 2.</w:t>
+      </w:r>
+    </w:p>
+    <w:p>
+      <w:pPr>
+        <w:pStyle w:val="Heading2"/>
+      </w:pPr>
+      <w:bookmarkStart w:id="6" w:name="_Toc241524728"/>
+      <w:bookmarkStart w:id="7" w:name="X26a49f92f46b6a46b60eebdfab88b06a2cfcc32"/>
+      <w:bookmarkEnd w:id="5"/>
+      <w:r>
+        <w:t>2.2 Specialization coverage (brief areas → tests)</w:t>
+      </w:r>
+      <w:bookmarkEnd w:id="6"/>
+    </w:p>
+    <w:p>
+      <w:pPr>
+        <w:pStyle w:val="Compact"/>
+        <w:numPr>
+          <w:ilvl w:val="0"/>
+          <w:numId w:val="3"/>
+        </w:numPr>
+      </w:pPr>
+      <w:r>
+        <w:rPr>
+          <w:b/>
+          <w:bCs/>
+        </w:rPr>
+        <w:t>Retrieval Accuracy</w:t>
+      </w:r>
+      <w:r>
+        <w:t xml:space="preserve"> </w:t>
+      </w:r>
+      <w:r>
+        <w:t>-</w:t>
+      </w:r>
+      <w:r>
+        <w:t xml:space="preserve"> IR-06 (exclusion feedback honored), IR-11/IR-12 (result truth), IR-14 (index integrity)</w:t>
+      </w:r>
+    </w:p>
+    <w:p>
+      <w:pPr>
+        <w:pStyle w:val="Compact"/>
+        <w:numPr>
+          <w:ilvl w:val="0"/>
+          <w:numId w:val="3"/>
+        </w:numPr>
+      </w:pPr>
+      <w:r>
+        <w:rPr>
+          <w:b/>
+          <w:bCs/>
+        </w:rPr>
+        <w:t>Retrieval Manipulation</w:t>
+      </w:r>
+      <w:r>
+        <w:t xml:space="preserve"> </w:t>
+      </w:r>
+      <w:r>
+        <w:t>-</w:t>
+      </w:r>
+      <w:r>
+        <w:t xml:space="preserve"> IR-10 (keyword stuffing), IR-05 (parameter-boundary abuse), IR-15 (volume abuse)</w:t>
+      </w:r>
+    </w:p>
+    <w:p>
+      <w:pPr>
+        <w:pStyle w:val="Compact"/>
+        <w:numPr>
+          <w:ilvl w:val="0"/>
+          <w:numId w:val="3"/>
+        </w:numPr>
+      </w:pPr>
+      <w:r>
+        <w:rPr>
+          <w:b/>
+          <w:bCs/>
+        </w:rPr>
+        <w:t>Hallucination due to Retrieval</w:t>
+      </w:r>
+      <w:r>
+        <w:t xml:space="preserve"> </w:t>
+      </w:r>
+      <w:r>
+        <w:t>-</w:t>
+      </w:r>
+      <w:r>
+        <w:t xml:space="preserve"> IR-12 (every returned id re-resolved against catalogue; fabricated-id probe)</w:t>
+      </w:r>
+    </w:p>
+    <w:p>
+      <w:pPr>
+        <w:pStyle w:val="Compact"/>
+        <w:numPr>
+          <w:ilvl w:val="0"/>
+          <w:numId w:val="3"/>
+        </w:numPr>
+      </w:pPr>
+      <w:r>
+        <w:rPr>
+          <w:b/>
+          <w:bCs/>
+        </w:rPr>
+        <w:t>Source Reliability</w:t>
+      </w:r>
+      <w:r>
+        <w:t xml:space="preserve"> </w:t>
+      </w:r>
+      <w:r>
+        <w:t>-</w:t>
+      </w:r>
+      <w:r>
+        <w:t xml:space="preserve"> IR-11 (HTTPS-only vendor URLs), IR-13/IR-14 (catalogue integrity &amp; honest status)</w:t>
+      </w:r>
+    </w:p>
+    <w:p>
+      <w:pPr>
+        <w:pStyle w:val="Compact"/>
+        <w:numPr>
+          <w:ilvl w:val="0"/>
+          <w:numId w:val="3"/>
+        </w:numPr>
+      </w:pPr>
+      <w:r>
+        <w:rPr>
+          <w:b/>
+          <w:bCs/>
+        </w:rPr>
+        <w:t>Authentication</w:t>
+      </w:r>
+      <w:r>
+        <w:t xml:space="preserve"> </w:t>
+      </w:r>
+      <w:r>
+        <w:t>-</w:t>
+      </w:r>
+      <w:r>
+        <w:t xml:space="preserve"> IR-01/IR-02 (anonymous, invalid bearer), IR-03 (service-token path)</w:t>
+      </w:r>
+    </w:p>
+    <w:p>
+      <w:pPr>
+        <w:pStyle w:val="Compact"/>
+        <w:numPr>
+          <w:ilvl w:val="0"/>
+          <w:numId w:val="3"/>
+        </w:numPr>
+      </w:pPr>
+      <w:r>
+        <w:rPr>
+          <w:b/>
+          <w:bCs/>
+        </w:rPr>
+        <w:t>Authorization</w:t>
+      </w:r>
+      <w:r>
+        <w:t xml:space="preserve"> </w:t>
+      </w:r>
+      <w:r>
+        <w:t>-</w:t>
+      </w:r>
+      <w:r>
+        <w:t xml:space="preserve"> IR-04 (service token vs user data), IR-13 (write-surface denial)</w:t>
+      </w:r>
+    </w:p>
+    <w:p>
+      <w:pPr>
+        <w:pStyle w:val="Compact"/>
+        <w:numPr>
+          <w:ilvl w:val="0"/>
+          <w:numId w:val="3"/>
+        </w:numPr>
+      </w:pPr>
+      <w:r>
+        <w:rPr>
+          <w:b/>
+          <w:bCs/>
+        </w:rPr>
+        <w:t>API Security</w:t>
+      </w:r>
+      <w:r>
+        <w:t xml:space="preserve"> </w:t>
+      </w:r>
+      <w:r>
+        <w:t>-</w:t>
+      </w:r>
+      <w:r>
+        <w:t xml:space="preserve"> IR-05–IR-09 (validation, injection battery), IR-17 (oversized payload), IR-16 (CORS)</w:t>
+      </w:r>
+    </w:p>
+    <w:p>
+      <w:pPr>
+        <w:pStyle w:val="Compact"/>
+        <w:numPr>
+          <w:ilvl w:val="0"/>
+          <w:numId w:val="3"/>
+        </w:numPr>
+      </w:pPr>
+      <w:r>
+        <w:rPr>
+          <w:b/>
+          <w:bCs/>
+        </w:rPr>
+        <w:t>Communication Protocol Security</w:t>
+      </w:r>
+      <w:r>
+        <w:t xml:space="preserve"> </w:t>
+      </w:r>
+      <w:r>
+        <w:t>-</w:t>
+      </w:r>
+      <w:r>
+        <w:t xml:space="preserve"> IR-16 (preflight/ACAO), IR-18 (inter-agent transport)</w:t>
+      </w:r>
+    </w:p>
+    <w:p>
+      <w:pPr>
+        <w:pStyle w:val="Heading2"/>
+      </w:pPr>
+      <w:bookmarkStart w:id="8" w:name="_Toc241524729"/>
+      <w:bookmarkStart w:id="9" w:name="scope-limitations"/>
+      <w:bookmarkEnd w:id="7"/>
+      <w:r>
+        <w:t>2.3 Scope limitations</w:t>
+      </w:r>
+      <w:bookmarkEnd w:id="8"/>
+    </w:p>
+    <w:p>
+      <w:pPr>
+        <w:pStyle w:val="Compact"/>
+        <w:numPr>
+          <w:ilvl w:val="0"/>
+          <w:numId w:val="4"/>
+        </w:numPr>
+      </w:pPr>
+      <w:r>
+        <w:t xml:space="preserve">Poisoned-product-data was assessed </w:t>
+      </w:r>
+      <w:r>
+        <w:rPr>
+          <w:b/>
+          <w:bCs/>
+        </w:rPr>
+        <w:t>structurally</w:t>
+      </w:r>
+      <w:r>
+        <w:t xml:space="preserve"> (no write path exists through the API) rather than by corrupting the shared development database </w:t>
+      </w:r>
+      <w:r>
+        <w:t>-</w:t>
+      </w:r>
+      <w:r>
+        <w:t xml:space="preserve"> live corruption would damage group data.</w:t>
+      </w:r>
+    </w:p>
+    <w:p>
+      <w:pPr>
+        <w:pStyle w:val="Compact"/>
+        <w:numPr>
+          <w:ilvl w:val="0"/>
+          <w:numId w:val="4"/>
+        </w:numPr>
+      </w:pPr>
+      <w:r>
+        <w:t>DoS-scale traffic beyond 30-request abuse, and TLS in a production topology, were unavailable in the loopback environment; V-03 is a configuration finding, not an exploit demonstration.</w:t>
+      </w:r>
+    </w:p>
+    <w:p>
+      <w:pPr>
+        <w:pStyle w:val="Compact"/>
+        <w:numPr>
+          <w:ilvl w:val="0"/>
+          <w:numId w:val="4"/>
+        </w:numPr>
+      </w:pPr>
+      <w:r>
+        <w:t>Inventory ground-truth freshness inherits the 2023 dataset’s staleness; the API was verified to report availability metadata honestly, but an external marketplace’s real-world truth cannot be audited from inside.</w:t>
+      </w:r>
+    </w:p>
+    <w:p>
+      <w:pPr>
+        <w:pStyle w:val="Compact"/>
+        <w:numPr>
+          <w:ilvl w:val="0"/>
+          <w:numId w:val="4"/>
+        </w:numPr>
+      </w:pPr>
+      <w:r>
+        <w:t>Assess-only: no finding was remediated; all remain reproducible.</w:t>
+      </w:r>
+    </w:p>
+    <w:p>
+      <w:pPr>
+        <w:pStyle w:val="Compact"/>
+        <w:numPr>
+          <w:ilvl w:val="0"/>
+          <w:numId w:val="4"/>
+        </w:numPr>
       </w:pPr>
       <w:r>
         <w:rPr>
           <w:i/>
           <w:iCs/>
         </w:rPr>
-        <w:t>Note: Replace [Student Name] / [Student ID] before submission. Severity ratings are the assessing student’s proposed classification with written justification.</w:t>
-      </w:r>
-    </w:p>
-    <w:p>
-      <w:pPr>
-        <w:pStyle w:val="Heading1"/>
-      </w:pPr>
-      <w:bookmarkStart w:id="0" w:name="executive-summary"/>
-      <w:bookmarkStart w:id="1" w:name="_Toc241524725"/>
-      <w:r>
-        <w:t>1. Executive Summary</w:t>
-      </w:r>
-      <w:bookmarkEnd w:id="1"/>
-    </w:p>
-    <w:p>
-      <w:pPr>
-        <w:pStyle w:val="FirstParagraph"/>
-      </w:pPr>
-      <w:r>
-        <w:t xml:space="preserve">This report documents a technical security assessment of FASHORA’s Information-Retrieval pipeline: Agent 2’s hybrid search engine (BM25 + Chroma 384-dim embeddings over a real 43,070-product Amazon Fashion catalogue), its API contracts, its server-side history, its authentication paths, and the communication security of the agents that call it. </w:t>
-      </w:r>
-      <w:r>
-        <w:rPr>
-          <w:b/>
-          <w:bCs/>
-        </w:rPr>
-        <w:t>Eighteen (18) live adversarial probes</w:t>
-      </w:r>
-      <w:r>
-        <w:t xml:space="preserve"> were executed against the running service.</w:t>
-      </w:r>
-    </w:p>
-    <w:p>
-      <w:pPr>
-        <w:pStyle w:val="BodyText"/>
-      </w:pPr>
-      <w:r>
-        <w:rPr>
-          <w:b/>
-          <w:bCs/>
-        </w:rPr>
-        <w:t>Major findings:</w:t>
-      </w:r>
-    </w:p>
-    <w:p>
-      <w:pPr>
-        <w:pStyle w:val="Compact"/>
-        <w:numPr>
-          <w:ilvl w:val="0"/>
-          <w:numId w:val="2"/>
-        </w:numPr>
-      </w:pPr>
-      <w:r>
-        <w:rPr>
-          <w:b/>
-          <w:bCs/>
-        </w:rPr>
-        <w:t>Retrieval data integrity: 0 defects.</w:t>
-      </w:r>
-      <w:r>
-        <w:t xml:space="preserve"> Every product id returned by the API — including under keyword-stuffed, SQL-injected, template-injected and script-laden queries — resolved against the real catalogue with </w:t>
-      </w:r>
-      <w:r>
-        <w:rPr>
-          <w:b/>
-          <w:bCs/>
-        </w:rPr>
-        <w:t>0 price drift, 0 over-ceiling prices, 0 non-HTTPS URLs</w:t>
-      </w:r>
-      <w:r>
-        <w:t>; unknown ids fail honestly with 404; and the three independent stores (Postgres, BM25 index, Chroma collection) agree exactly on 43,070 documents, so the service’s self-reported status is truthful.</w:t>
-      </w:r>
-    </w:p>
-    <w:p>
-      <w:pPr>
-        <w:pStyle w:val="Compact"/>
-        <w:numPr>
-          <w:ilvl w:val="0"/>
-          <w:numId w:val="2"/>
-        </w:numPr>
-      </w:pPr>
-      <w:r>
-        <w:rPr>
-          <w:b/>
-          <w:bCs/>
-        </w:rPr>
-        <w:t>Injection resistance: 0 successful injections.</w:t>
-      </w:r>
-      <w:r>
-        <w:t xml:space="preserve"> SQL payloads (</w:t>
-      </w:r>
-      <w:r>
-        <w:rPr>
-          <w:rStyle w:val="VerbatimChar"/>
-        </w:rPr>
-        <w:t>' OR 1=1--; DROP TABLE…</w:t>
-      </w:r>
-      <w:r>
-        <w:t>) and SSTI payloads (</w:t>
-      </w:r>
-      <w:r>
-        <w:rPr>
-          <w:rStyle w:val="VerbatimChar"/>
-        </w:rPr>
-        <w:t>{{7*7}}</w:t>
-      </w:r>
-      <w:r>
-        <w:t xml:space="preserve">, </w:t>
-      </w:r>
-      <w:r>
-        <w:rPr>
-          <w:rStyle w:val="VerbatimChar"/>
-        </w:rPr>
-        <w:t>${7*7}</w:t>
-      </w:r>
-      <w:r>
-        <w:t xml:space="preserve">, </w:t>
-      </w:r>
-      <w:r>
-        <w:rPr>
-          <w:rStyle w:val="VerbatimChar"/>
-        </w:rPr>
-        <w:t>#{7*7}</w:t>
-      </w:r>
-      <w:r>
-        <w:t xml:space="preserve">) are treated strictly as data — no DB errors, no evaluated artifacts, service healthy after every probe. The catalogue is </w:t>
-      </w:r>
-      <w:r>
-        <w:rPr>
-          <w:b/>
-          <w:bCs/>
-        </w:rPr>
-        <w:t>read-only to all API clients</w:t>
-      </w:r>
-      <w:r>
-        <w:t xml:space="preserve"> (POST 404, PUT/DELETE 405): no poisoned-product-data write path exists through the API.</w:t>
-      </w:r>
-    </w:p>
-    <w:p>
-      <w:pPr>
-        <w:pStyle w:val="Compact"/>
-        <w:numPr>
-          <w:ilvl w:val="0"/>
-          <w:numId w:val="2"/>
-        </w:numPr>
-      </w:pPr>
-      <w:r>
-        <w:rPr>
-          <w:b/>
-          <w:bCs/>
-        </w:rPr>
-        <w:t>Authentication privilege split verified:</w:t>
-      </w:r>
-      <w:r>
-        <w:t xml:space="preserve"> anonymous 401, invalid bearer 401, inter-agent service token accepted for retrieval (200) but </w:t>
-      </w:r>
-      <w:r>
-        <w:rPr>
-          <w:b/>
-          <w:bCs/>
-        </w:rPr>
-        <w:t>rejected for user history (403)</w:t>
-      </w:r>
-      <w:r>
-        <w:t xml:space="preserve"> — the machine credential cannot read personal data. No secret (including the live </w:t>
-      </w:r>
-      <w:r>
-        <w:lastRenderedPageBreak/>
-        <w:t>service-token value, used as a dynamic leak marker) appeared in any of the 18 captured responses.</w:t>
-      </w:r>
-    </w:p>
-    <w:p>
-      <w:pPr>
-        <w:pStyle w:val="Compact"/>
-        <w:numPr>
-          <w:ilvl w:val="0"/>
-          <w:numId w:val="2"/>
-        </w:numPr>
-      </w:pPr>
-      <w:r>
-        <w:rPr>
-          <w:b/>
-          <w:bCs/>
-        </w:rPr>
-        <w:t>Three genuine weaknesses:</w:t>
-      </w:r>
-      <w:r>
-        <w:t xml:space="preserve"> no rate limiting or quota enforcement at Agent 2 (30/30 rapid searches served, zero 429s — V-01, proposed Medium-Low), raw user markup persisted verbatim into search history (V-02, proposed Low/latent), and plaintext HTTP inter-agent transport (V-03, proposed Low on loopback / Medium in any networked deployment). One informational observation: the 401 hint names the </w:t>
-      </w:r>
-      <w:r>
-        <w:rPr>
-          <w:rStyle w:val="VerbatimChar"/>
-        </w:rPr>
-        <w:t>X-Service-Token</w:t>
-      </w:r>
-      <w:r>
-        <w:t xml:space="preserve"> mechanism (N-1).</w:t>
-      </w:r>
-    </w:p>
-    <w:p>
-      <w:pPr>
-        <w:pStyle w:val="FirstParagraph"/>
-      </w:pPr>
-      <w:r>
-        <w:t>No Critical or High severity identified: the retrieval core is the best-defended component audited in this series, precisely because its inputs are fully schema-bound; the residual risks are API hygiene (throttling, output encoding at persistence, transport assumptions).</w:t>
-      </w:r>
-    </w:p>
-    <w:p>
-      <w:pPr>
-        <w:pStyle w:val="Heading1"/>
-      </w:pPr>
-      <w:bookmarkStart w:id="2" w:name="scope-of-testing"/>
-      <w:bookmarkStart w:id="3" w:name="_Toc241524726"/>
-      <w:bookmarkEnd w:id="0"/>
-      <w:r>
-        <w:t>2. Scope of Testing</w:t>
-      </w:r>
-      <w:bookmarkEnd w:id="3"/>
-    </w:p>
-    <w:p>
-      <w:pPr>
-        <w:pStyle w:val="Heading2"/>
-      </w:pPr>
-      <w:bookmarkStart w:id="4" w:name="assets-and-endpoints-evaluated"/>
-      <w:bookmarkStart w:id="5" w:name="_Toc241524727"/>
-      <w:r>
-        <w:t>2.1 Assets and endpoints evaluated</w:t>
-      </w:r>
-      <w:bookmarkEnd w:id="5"/>
-    </w:p>
-    <w:p>
-      <w:pPr>
-        <w:pStyle w:val="FirstParagraph"/>
-      </w:pPr>
-      <w:r>
-        <w:rPr>
-          <w:b/>
-          <w:bCs/>
-        </w:rPr>
-        <w:t>Assets:</w:t>
-      </w:r>
-      <w:r>
-        <w:t xml:space="preserve"> product catalogue (Postgres 43,070 rows / BM25 index / Chroma collection), hybrid ranking (weighted </w:t>
-      </w:r>
-      <w:r>
-        <w:rPr>
-          <w:rStyle w:val="VerbatimChar"/>
-        </w:rPr>
-        <w:t>ScoreBreakdown</w:t>
-      </w:r>
-      <w:r>
-        <w:t xml:space="preserve">: 0.30 semantic + 0.25 colour + 0.20 style + 0.15 budget + 0.10 availability), </w:t>
-      </w:r>
-      <w:r>
-        <w:rPr>
-          <w:rStyle w:val="VerbatimChar"/>
-        </w:rPr>
-        <w:t>RetrievalRequest</w:t>
-      </w:r>
-      <w:r>
-        <w:t>/</w:t>
-      </w:r>
-      <w:r>
-        <w:rPr>
-          <w:rStyle w:val="VerbatimChar"/>
-        </w:rPr>
-        <w:t>RetrievalResponse</w:t>
-      </w:r>
-      <w:r>
-        <w:t xml:space="preserve"> contracts, server-side search history, service-token auth path, CORS/transport configuration.</w:t>
-      </w:r>
-    </w:p>
-    <w:p>
-      <w:pPr>
-        <w:pStyle w:val="BodyText"/>
-      </w:pPr>
-      <w:r>
-        <w:rPr>
-          <w:b/>
-          <w:bCs/>
-        </w:rPr>
-        <w:t>Endpoints exercised:</w:t>
-      </w:r>
-      <w:r>
-        <w:t xml:space="preserve"> </w:t>
-      </w:r>
-      <w:r>
-        <w:rPr>
-          <w:rStyle w:val="VerbatimChar"/>
-        </w:rPr>
-        <w:t>POST /api/v1/search</w:t>
-      </w:r>
-      <w:r>
-        <w:t xml:space="preserve">, </w:t>
-      </w:r>
-      <w:r>
-        <w:rPr>
-          <w:rStyle w:val="VerbatimChar"/>
-        </w:rPr>
-        <w:t>GET /api/v1/products/{id}</w:t>
-      </w:r>
-      <w:r>
-        <w:t xml:space="preserve">, </w:t>
-      </w:r>
-      <w:r>
-        <w:rPr>
-          <w:rStyle w:val="VerbatimChar"/>
-        </w:rPr>
-        <w:t>GET /api/v1/history</w:t>
-      </w:r>
-      <w:r>
-        <w:t xml:space="preserve"> (+ by-id GET/DELETE), </w:t>
-      </w:r>
-      <w:r>
-        <w:rPr>
-          <w:rStyle w:val="VerbatimChar"/>
-        </w:rPr>
-        <w:t>GET /api/v1/status</w:t>
-      </w:r>
-      <w:r>
-        <w:t xml:space="preserve">, attempted </w:t>
-      </w:r>
-      <w:r>
-        <w:rPr>
-          <w:rStyle w:val="VerbatimChar"/>
-        </w:rPr>
-        <w:t>POST/PUT/DELETE /api/v1/products*</w:t>
-      </w:r>
-      <w:r>
-        <w:t>, OPTIONS preflight against Agents 1 and 2.</w:t>
-      </w:r>
-    </w:p>
-    <w:p>
-      <w:pPr>
-        <w:pStyle w:val="Heading2"/>
-      </w:pPr>
-      <w:bookmarkStart w:id="6" w:name="X26a49f92f46b6a46b60eebdfab88b06a2cfcc32"/>
-      <w:bookmarkStart w:id="7" w:name="_Toc241524728"/>
-      <w:bookmarkEnd w:id="4"/>
-      <w:r>
-        <w:t>2.2 Specialization coverage (brief areas → tests)</w:t>
-      </w:r>
-      <w:bookmarkEnd w:id="7"/>
-    </w:p>
-    <w:p>
-      <w:pPr>
-        <w:pStyle w:val="Compact"/>
-        <w:numPr>
-          <w:ilvl w:val="0"/>
-          <w:numId w:val="3"/>
-        </w:numPr>
-      </w:pPr>
-      <w:r>
-        <w:rPr>
-          <w:b/>
-          <w:bCs/>
-        </w:rPr>
-        <w:t>Retrieval Accuracy</w:t>
-      </w:r>
-      <w:r>
-        <w:t xml:space="preserve"> — IR-06 (exclusion feedback honored), IR-11/IR-12 (result truth), IR-14 (index integrity)</w:t>
-      </w:r>
-    </w:p>
-    <w:p>
-      <w:pPr>
-        <w:pStyle w:val="Compact"/>
-        <w:numPr>
-          <w:ilvl w:val="0"/>
-          <w:numId w:val="3"/>
-        </w:numPr>
-      </w:pPr>
-      <w:r>
-        <w:rPr>
-          <w:b/>
-          <w:bCs/>
-        </w:rPr>
-        <w:t>Retrieval Manipulation</w:t>
-      </w:r>
-      <w:r>
-        <w:t xml:space="preserve"> — IR-10 (keyword stuffing), IR-05 (parameter-boundary abuse), IR-15 (volume abuse)</w:t>
-      </w:r>
-    </w:p>
-    <w:p>
-      <w:pPr>
-        <w:pStyle w:val="Compact"/>
-        <w:numPr>
-          <w:ilvl w:val="0"/>
-          <w:numId w:val="3"/>
-        </w:numPr>
-      </w:pPr>
-      <w:r>
-        <w:rPr>
-          <w:b/>
-          <w:bCs/>
-        </w:rPr>
-        <w:t>Hallucination due to Retrieval</w:t>
-      </w:r>
-      <w:r>
-        <w:t xml:space="preserve"> — IR-12 (every returned id re-resolved against catalogue; fabricated-id probe)</w:t>
-      </w:r>
-    </w:p>
-    <w:p>
-      <w:pPr>
-        <w:pStyle w:val="Compact"/>
-        <w:numPr>
-          <w:ilvl w:val="0"/>
-          <w:numId w:val="3"/>
-        </w:numPr>
-      </w:pPr>
-      <w:r>
-        <w:rPr>
-          <w:b/>
-          <w:bCs/>
-        </w:rPr>
-        <w:t>Source Reliability</w:t>
-      </w:r>
-      <w:r>
-        <w:t xml:space="preserve"> — IR-11 (HTTPS-only vendor URLs), IR-13/IR-14 (catalogue integrity &amp; honest status)</w:t>
-      </w:r>
-    </w:p>
-    <w:p>
-      <w:pPr>
-        <w:pStyle w:val="Compact"/>
-        <w:numPr>
-          <w:ilvl w:val="0"/>
-          <w:numId w:val="3"/>
-        </w:numPr>
-      </w:pPr>
-      <w:r>
-        <w:rPr>
-          <w:b/>
-          <w:bCs/>
-        </w:rPr>
-        <w:t>Authentication</w:t>
-      </w:r>
-      <w:r>
-        <w:t xml:space="preserve"> — IR-01/IR-02 (anonymous, invalid bearer), IR-03 (service-token path)</w:t>
-      </w:r>
-    </w:p>
-    <w:p>
-      <w:pPr>
-        <w:pStyle w:val="Compact"/>
-        <w:numPr>
-          <w:ilvl w:val="0"/>
-          <w:numId w:val="3"/>
-        </w:numPr>
-      </w:pPr>
-      <w:r>
-        <w:rPr>
-          <w:b/>
-          <w:bCs/>
-        </w:rPr>
-        <w:t>Authorization</w:t>
-      </w:r>
-      <w:r>
-        <w:t xml:space="preserve"> — IR-04 (service token vs user data), IR-13 (write-surface denial)</w:t>
-      </w:r>
-    </w:p>
-    <w:p>
-      <w:pPr>
-        <w:pStyle w:val="Compact"/>
-        <w:numPr>
-          <w:ilvl w:val="0"/>
-          <w:numId w:val="3"/>
-        </w:numPr>
-      </w:pPr>
-      <w:r>
-        <w:rPr>
-          <w:b/>
-          <w:bCs/>
-        </w:rPr>
-        <w:t>API Security</w:t>
-      </w:r>
-      <w:r>
-        <w:t xml:space="preserve"> — IR-05–IR-09 (validation, injection battery), IR-17 (oversized payload), IR-16 (CORS)</w:t>
-      </w:r>
-    </w:p>
-    <w:p>
-      <w:pPr>
-        <w:pStyle w:val="Compact"/>
-        <w:numPr>
-          <w:ilvl w:val="0"/>
-          <w:numId w:val="3"/>
-        </w:numPr>
-      </w:pPr>
-      <w:r>
-        <w:rPr>
-          <w:b/>
-          <w:bCs/>
-        </w:rPr>
-        <w:t>Communication Protocol Security</w:t>
-      </w:r>
-      <w:r>
-        <w:t xml:space="preserve"> — IR-16 (preflight/ACAO), IR-18 (inter-agent transport)</w:t>
-      </w:r>
-    </w:p>
-    <w:p>
-      <w:pPr>
-        <w:pStyle w:val="Heading2"/>
-      </w:pPr>
-      <w:bookmarkStart w:id="8" w:name="scope-limitations"/>
-      <w:bookmarkStart w:id="9" w:name="_Toc241524729"/>
-      <w:bookmarkEnd w:id="6"/>
-      <w:r>
-        <w:lastRenderedPageBreak/>
-        <w:t>2.3 Scope limitations</w:t>
-      </w:r>
-      <w:bookmarkEnd w:id="9"/>
-    </w:p>
-    <w:p>
-      <w:pPr>
-        <w:pStyle w:val="Compact"/>
-        <w:numPr>
-          <w:ilvl w:val="0"/>
-          <w:numId w:val="4"/>
-        </w:numPr>
-      </w:pPr>
-      <w:r>
-        <w:t xml:space="preserve">Poisoned-product-data was assessed </w:t>
-      </w:r>
-      <w:r>
-        <w:rPr>
-          <w:b/>
-          <w:bCs/>
-        </w:rPr>
-        <w:t>structurally</w:t>
-      </w:r>
-      <w:r>
-        <w:t xml:space="preserve"> (no write path exists through the API) rather than by corrupting the shared development database — live corruption would damage group data.</w:t>
-      </w:r>
-    </w:p>
-    <w:p>
-      <w:pPr>
-        <w:pStyle w:val="Compact"/>
-        <w:numPr>
-          <w:ilvl w:val="0"/>
-          <w:numId w:val="4"/>
-        </w:numPr>
-      </w:pPr>
-      <w:r>
-        <w:t>DoS-scale traffic beyond 30-request abuse, and TLS in a production topology, were unavailable in the loopback environment; V-03 is a configuration finding, not an exploit demonstration.</w:t>
-      </w:r>
-    </w:p>
-    <w:p>
-      <w:pPr>
-        <w:pStyle w:val="Compact"/>
-        <w:numPr>
-          <w:ilvl w:val="0"/>
-          <w:numId w:val="4"/>
-        </w:numPr>
-      </w:pPr>
-      <w:r>
-        <w:t>Inventory ground-truth freshness inherits the 2023 dataset’s staleness; the API was verified to report availability metadata honestly, but an external marketplace’s real-world truth cannot be audited from inside.</w:t>
-      </w:r>
-    </w:p>
-    <w:p>
-      <w:pPr>
-        <w:pStyle w:val="Compact"/>
-        <w:numPr>
-          <w:ilvl w:val="0"/>
-          <w:numId w:val="4"/>
-        </w:numPr>
-      </w:pPr>
-      <w:r>
-        <w:t>Assess-only: no finding was remediated; all remain reproducible.</w:t>
-      </w:r>
-    </w:p>
-    <w:p>
-      <w:pPr>
-        <w:pStyle w:val="Compact"/>
-        <w:numPr>
-          <w:ilvl w:val="0"/>
-          <w:numId w:val="4"/>
-        </w:numPr>
-      </w:pPr>
+        <w:t xml:space="preserve">Evidence for all 18 cases is machine-captured JSON (responses/IR-01.json … IR-18.json); Figures 1–5 document the findings with observable runtime state. V-03 is a </w:t>
+      </w:r>
       <w:r>
         <w:rPr>
           <w:i/>
           <w:iCs/>
         </w:rPr>
-        <w:t>Evidence for all 18 cases is machine-captured JSON (responses/IR-01.json … IR-18.json); Figures 1–5 document the findings with observable runtime state. V-03 is a configuration finding and is evidenced by code inspection plus IR-18, since the loopback development topology offers no network-level state to capture</w:t>
+        <w:lastRenderedPageBreak/>
+        <w:t>configuration finding and is evidenced by code inspection plus IR-18, since the loopback development topology offers no network-level state to capture</w:t>
       </w:r>
     </w:p>
     <w:p>
       <w:pPr>
         <w:pStyle w:val="Heading1"/>
       </w:pPr>
-      <w:bookmarkStart w:id="10" w:name="evaluation-methodology"/>
-      <w:bookmarkStart w:id="11" w:name="_Toc241524730"/>
-      <w:bookmarkEnd w:id="2"/>
-      <w:bookmarkEnd w:id="8"/>
+      <w:bookmarkStart w:id="10" w:name="_Toc241524730"/>
+      <w:bookmarkStart w:id="11" w:name="evaluation-methodology"/>
+      <w:bookmarkEnd w:id="3"/>
+      <w:bookmarkEnd w:id="9"/>
       <w:r>
         <w:t>3. Evaluation Methodology</w:t>
       </w:r>
-      <w:bookmarkEnd w:id="11"/>
+      <w:bookmarkEnd w:id="10"/>
     </w:p>
     <w:p>
       <w:pPr>
         <w:pStyle w:val="Heading2"/>
       </w:pPr>
-      <w:bookmarkStart w:id="12" w:name="testing-methodology"/>
-      <w:bookmarkStart w:id="13" w:name="_Toc241524731"/>
+      <w:bookmarkStart w:id="12" w:name="_Toc241524731"/>
+      <w:bookmarkStart w:id="13" w:name="testing-methodology"/>
       <w:r>
         <w:t>3.1 Testing methodology</w:t>
       </w:r>
-      <w:bookmarkEnd w:id="13"/>
+      <w:bookmarkEnd w:id="12"/>
     </w:p>
     <w:p>
       <w:pPr>
@@ -2447,10 +2661,19 @@
         <w:t xml:space="preserve">Boundary-matrix validation: </w:t>
       </w:r>
       <w:r>
-        <w:rPr>
-          <w:b w:val="0"/>
-        </w:rPr>
-        <w:t>each field rule in the retrieval request schema — page size between 1 and 20, price ceiling above zero, category from a fixed list, retry count at most 3, and a required request id — probed with one valid and one invalid value, expecting a 422 from schema validation.</w:t>
+        <w:t xml:space="preserve">each field rule in the retrieval request schema </w:t>
+      </w:r>
+      <w:r>
+        <w:t>-</w:t>
+      </w:r>
+      <w:r>
+        <w:t xml:space="preserve"> page size between 1 and 20, price ceiling above zero, category from a fixed list, retry count at most 3, and a required request id </w:t>
+      </w:r>
+      <w:r>
+        <w:t>-</w:t>
+      </w:r>
+      <w:r>
+        <w:t xml:space="preserve"> probed with one valid and one invalid value, expecting a 422 from schema validation.</w:t>
       </w:r>
     </w:p>
     <w:p>
@@ -2468,10 +2691,21 @@
         <w:t xml:space="preserve">Feedback-loop integrity: </w:t>
       </w:r>
       <w:r>
-        <w:rPr>
-          <w:b w:val="0"/>
-        </w:rPr>
-        <w:t>the ids returned by the first round are captured and resubmitted as excluded products, and the second round is asserted to contain none of them — testing whether the ranker honours the caller's exclusion list.</w:t>
+        <w:t xml:space="preserve">the ids returned by the first round are captured and resubmitted as excluded products, and the second round is asserted to contain none of them </w:t>
+      </w:r>
+      <w:r>
+        <w:t>-</w:t>
+      </w:r>
+      <w:r>
+        <w:t xml:space="preserve"> testing whether the ranker </w:t>
+      </w:r>
+      <w:proofErr w:type="spellStart"/>
+      <w:r>
+        <w:t>honours</w:t>
+      </w:r>
+      <w:proofErr w:type="spellEnd"/>
+      <w:r>
+        <w:t xml:space="preserve"> the caller's exclusion list.</w:t>
       </w:r>
     </w:p>
     <w:p>
@@ -2535,7 +2769,13 @@
         <w:t>&lt;script&gt;</w:t>
       </w:r>
       <w:r>
-        <w:t xml:space="preserve"> — each pushed through live search </w:t>
+        <w:t xml:space="preserve"> </w:t>
+      </w:r>
+      <w:r>
+        <w:t>-</w:t>
+      </w:r>
+      <w:r>
+        <w:t xml:space="preserve"> each pushed through live search </w:t>
       </w:r>
       <w:r>
         <w:rPr>
@@ -2619,15 +2859,25 @@
         <w:t>Access-Control-Allow-Origin</w:t>
       </w:r>
       <w:r>
-        <w:t>; 50 KB query / 3 KB request_id oversized payload; configuration inspection of inter-agent base URLs (secrets redacted from all evidence).</w:t>
-      </w:r>
-    </w:p>
-    <w:p>
-      <w:pPr>
-        <w:pStyle w:val="Compact"/>
-      </w:pPr>
-      <w:r>
-        <w:lastRenderedPageBreak/>
+        <w:t xml:space="preserve">; 50 KB query / 3 KB </w:t>
+      </w:r>
+      <w:proofErr w:type="spellStart"/>
+      <w:r>
+        <w:t>request_id</w:t>
+      </w:r>
+      <w:proofErr w:type="spellEnd"/>
+      <w:r>
+        <w:t xml:space="preserve"> oversized payload; configuration inspection of inter-agent base URLs (secrets redacted from all evidence).</w:t>
+      </w:r>
+    </w:p>
+    <w:p>
+      <w:pPr>
+        <w:pStyle w:val="Compact"/>
+      </w:pPr>
+      <w:r>
+        <w:rPr>
+          <w:noProof/>
+        </w:rPr>
         <w:drawing>
           <wp:inline distT="0" distB="0" distL="0" distR="0" wp14:anchorId="3CDF8477" wp14:editId="36A3F672">
             <wp:extent cx="5943600" cy="1905635"/>
@@ -2675,169 +2925,217 @@
           <w:i/>
           <w:iCs/>
         </w:rPr>
-        <w:t>Figure 1 — Live execution of the 18-probe retrieval-security harness against the production Agent 2 service (43,070-product catalogue, hybrid BM25 + embeddings).</w:t>
-      </w:r>
-    </w:p>
-    <w:p>
-      <w:pPr>
-        <w:pStyle w:val="Heading2"/>
-      </w:pPr>
-      <w:bookmarkStart w:id="14" w:name="tools-used"/>
-      <w:bookmarkStart w:id="15" w:name="_Toc241524732"/>
-      <w:bookmarkEnd w:id="12"/>
-      <w:r>
-        <w:t>3.2 Tools used</w:t>
-      </w:r>
-      <w:bookmarkEnd w:id="15"/>
-    </w:p>
-    <w:p>
-      <w:pPr>
-        <w:pStyle w:val="FirstParagraph"/>
-      </w:pPr>
-      <w:r>
-        <w:t xml:space="preserve">Custom stdlib-only harness </w:t>
-      </w:r>
-      <w:r>
-        <w:rPr>
-          <w:rStyle w:val="VerbatimChar"/>
-        </w:rPr>
-        <w:t>run_tests.py</w:t>
-      </w:r>
-      <w:r>
-        <w:t xml:space="preserve"> (urllib; auto-starts backends via shared </w:t>
-      </w:r>
-      <w:r>
-        <w:rPr>
-          <w:rStyle w:val="VerbatimChar"/>
-        </w:rPr>
-        <w:t>bootstrap_services.py</w:t>
-      </w:r>
-      <w:r>
-        <w:t xml:space="preserve">; runtime-minted user JWT; the live service token is read from Agent-1 settings at runtime and </w:t>
-      </w:r>
-      <w:r>
-        <w:rPr>
-          <w:b/>
-          <w:bCs/>
-        </w:rPr>
-        <w:t>scrubbed</w:t>
-      </w:r>
-      <w:r>
-        <w:t xml:space="preserve"> from every evidence file, then reused as a dynamic leak marker). Python </w:t>
-      </w:r>
-      <w:r>
-        <w:rPr>
-          <w:rStyle w:val="VerbatimChar"/>
-        </w:rPr>
-        <w:t>re</w:t>
-      </w:r>
-      <w:r>
-        <w:t xml:space="preserve"> artifact scanners (numeric-49 SSTI check, stack/SQL internals check). Catalogue reconciliation via Agent 2’s own product endpoint.</w:t>
-      </w:r>
-    </w:p>
-    <w:p>
-      <w:pPr>
-        <w:pStyle w:val="Heading2"/>
-      </w:pPr>
-      <w:bookmarkStart w:id="16" w:name="testing-environment"/>
-      <w:bookmarkStart w:id="17" w:name="_Toc241524733"/>
-      <w:bookmarkEnd w:id="14"/>
-      <w:r>
-        <w:t>3.3 Testing environment</w:t>
-      </w:r>
-      <w:bookmarkEnd w:id="17"/>
-    </w:p>
-    <w:p>
-      <w:pPr>
-        <w:pStyle w:val="FirstParagraph"/>
-      </w:pPr>
-      <w:r>
-        <w:t>Windows 10 (build 26200); Agent 2 running in its dedicated venv (repo root on PYTHONPATH for the shared schemas package); Postgres + BM25 + Chroma all loaded (43,070 docs each); Agents 1/3 up for boundary tests. Suite executed 2026-09-28 16:24–16:25 UTC.</w:t>
-      </w:r>
-    </w:p>
-    <w:p>
-      <w:pPr>
-        <w:pStyle w:val="Heading2"/>
-      </w:pPr>
-      <w:bookmarkStart w:id="18" w:name="evaluation-criteria"/>
-      <w:bookmarkStart w:id="19" w:name="_Toc241524734"/>
-      <w:bookmarkEnd w:id="16"/>
-      <w:r>
-        <w:t>3.4 Evaluation criteria</w:t>
-      </w:r>
-      <w:bookmarkEnd w:id="19"/>
-    </w:p>
-    <w:p>
-      <w:pPr>
-        <w:pStyle w:val="FirstParagraph"/>
-      </w:pPr>
-      <w:r>
-        <w:t xml:space="preserve">A test </w:t>
-      </w:r>
-      <w:r>
-        <w:rPr>
-          <w:b/>
-          <w:bCs/>
-        </w:rPr>
-        <w:t>PASSES</w:t>
-      </w:r>
-      <w:r>
-        <w:t xml:space="preserve"> when the retrieval contract, integrity invariant, or auth boundary holds under attack. Findings are recorded where a control is </w:t>
+        <w:t xml:space="preserve">Figure 1 </w:t>
       </w:r>
       <w:r>
         <w:rPr>
           <w:i/>
           <w:iCs/>
         </w:rPr>
-        <w:t>absent</w:t>
-      </w:r>
-      <w:r>
-        <w:t xml:space="preserve"> (throttling), </w:t>
+        <w:t>-</w:t>
       </w:r>
       <w:r>
         <w:rPr>
           <w:i/>
           <w:iCs/>
         </w:rPr>
-        <w:t>partial</w:t>
-      </w:r>
-      <w:r>
-        <w:t xml:space="preserve"> (sanitizer strips control chars but not markup), or </w:t>
+        <w:t xml:space="preserve"> Live execution of the 18-probe retrieval-security harness against the production Agent 2 service (43,070-product catalogue, hybrid BM25 + embeddings).</w:t>
+      </w:r>
+    </w:p>
+    <w:p>
+      <w:pPr>
+        <w:pStyle w:val="Heading2"/>
+      </w:pPr>
+      <w:bookmarkStart w:id="14" w:name="_Toc241524732"/>
+      <w:bookmarkStart w:id="15" w:name="tools-used"/>
+      <w:bookmarkEnd w:id="13"/>
+      <w:r>
+        <w:t>3.2 Tools used</w:t>
+      </w:r>
+      <w:bookmarkEnd w:id="14"/>
+    </w:p>
+    <w:p>
+      <w:pPr>
+        <w:pStyle w:val="FirstParagraph"/>
+      </w:pPr>
+      <w:r>
+        <w:t xml:space="preserve">Custom </w:t>
+      </w:r>
+      <w:proofErr w:type="spellStart"/>
+      <w:r>
+        <w:t>stdlib</w:t>
+      </w:r>
+      <w:proofErr w:type="spellEnd"/>
+      <w:r>
+        <w:t xml:space="preserve">-only harness </w:t>
+      </w:r>
+      <w:r>
+        <w:rPr>
+          <w:rStyle w:val="VerbatimChar"/>
+        </w:rPr>
+        <w:t>run_tests.py</w:t>
+      </w:r>
+      <w:r>
+        <w:t xml:space="preserve"> (</w:t>
+      </w:r>
+      <w:proofErr w:type="spellStart"/>
+      <w:r>
+        <w:t>urllib</w:t>
+      </w:r>
+      <w:proofErr w:type="spellEnd"/>
+      <w:r>
+        <w:t xml:space="preserve">; auto-starts backends via shared </w:t>
+      </w:r>
+      <w:r>
+        <w:rPr>
+          <w:rStyle w:val="VerbatimChar"/>
+        </w:rPr>
+        <w:t>bootstrap_services.py</w:t>
+      </w:r>
+      <w:r>
+        <w:t xml:space="preserve">; runtime-minted user JWT; the live service token is read from </w:t>
+      </w:r>
+      <w:r>
+        <w:lastRenderedPageBreak/>
+        <w:t xml:space="preserve">Agent-1 settings at runtime and </w:t>
+      </w:r>
+      <w:r>
+        <w:rPr>
+          <w:b/>
+          <w:bCs/>
+        </w:rPr>
+        <w:t>scrubbed</w:t>
+      </w:r>
+      <w:r>
+        <w:t xml:space="preserve"> from every evidence file, then reused as a dynamic leak marker). Python </w:t>
+      </w:r>
+      <w:r>
+        <w:rPr>
+          <w:rStyle w:val="VerbatimChar"/>
+        </w:rPr>
+        <w:t>re</w:t>
+      </w:r>
+      <w:r>
+        <w:t xml:space="preserve"> artifact scanners (numeric-49 SSTI check, stack/SQL internals check). Catalogue reconciliation via Agent 2’s own product endpoint.</w:t>
+      </w:r>
+    </w:p>
+    <w:p>
+      <w:pPr>
+        <w:pStyle w:val="Heading2"/>
+      </w:pPr>
+      <w:bookmarkStart w:id="16" w:name="_Toc241524733"/>
+      <w:bookmarkStart w:id="17" w:name="testing-environment"/>
+      <w:bookmarkEnd w:id="15"/>
+      <w:r>
+        <w:t>3.3 Testing environment</w:t>
+      </w:r>
+      <w:bookmarkEnd w:id="16"/>
+    </w:p>
+    <w:p>
+      <w:pPr>
+        <w:pStyle w:val="FirstParagraph"/>
+      </w:pPr>
+      <w:r>
+        <w:t xml:space="preserve">Windows 10 (build 26200); Agent 2 running in its dedicated </w:t>
+      </w:r>
+      <w:proofErr w:type="spellStart"/>
+      <w:r>
+        <w:t>venv</w:t>
+      </w:r>
+      <w:proofErr w:type="spellEnd"/>
+      <w:r>
+        <w:t xml:space="preserve"> (repo root on PYTHONPATH for the shared schemas package); Postgres + BM25 + Chroma all loaded (43,070 docs each); Agents 1/3 up for boundary tests. Suite executed 2026-09-28 16:24–16:25 UTC.</w:t>
+      </w:r>
+    </w:p>
+    <w:p>
+      <w:pPr>
+        <w:pStyle w:val="Heading2"/>
+      </w:pPr>
+      <w:bookmarkStart w:id="18" w:name="_Toc241524734"/>
+      <w:bookmarkStart w:id="19" w:name="evaluation-criteria"/>
+      <w:bookmarkEnd w:id="17"/>
+      <w:r>
+        <w:t>3.4 Evaluation criteria</w:t>
+      </w:r>
+      <w:bookmarkEnd w:id="18"/>
+    </w:p>
+    <w:p>
+      <w:pPr>
+        <w:pStyle w:val="FirstParagraph"/>
+      </w:pPr>
+      <w:r>
+        <w:t xml:space="preserve">A test </w:t>
+      </w:r>
+      <w:r>
+        <w:rPr>
+          <w:b/>
+          <w:bCs/>
+        </w:rPr>
+        <w:t>PASSES</w:t>
+      </w:r>
+      <w:r>
+        <w:t xml:space="preserve"> when the retrieval contract, integrity invariant, or auth boundary holds under attack. Findings are recorded where a control is </w:t>
       </w:r>
       <w:r>
         <w:rPr>
           <w:i/>
           <w:iCs/>
         </w:rPr>
+        <w:t>absent</w:t>
+      </w:r>
+      <w:r>
+        <w:t xml:space="preserve"> (throttling), </w:t>
+      </w:r>
+      <w:r>
+        <w:rPr>
+          <w:i/>
+          <w:iCs/>
+        </w:rPr>
+        <w:t>partial</w:t>
+      </w:r>
+      <w:r>
+        <w:t xml:space="preserve"> (sanitizer strips control chars but not markup), or </w:t>
+      </w:r>
+      <w:r>
+        <w:rPr>
+          <w:i/>
+          <w:iCs/>
+        </w:rPr>
         <w:t>deployment-conditional</w:t>
       </w:r>
       <w:r>
-        <w:t xml:space="preserve"> (plaintext HTTP) — matching the brief’s requirement to assess reliability and communication security, not only exploit success.</w:t>
+        <w:t xml:space="preserve"> (plaintext HTTP) </w:t>
+      </w:r>
+      <w:r>
+        <w:t>-</w:t>
+      </w:r>
+      <w:r>
+        <w:t xml:space="preserve"> matching the brief’s requirement to assess reliability and communication security, not only exploit success.</w:t>
       </w:r>
     </w:p>
     <w:p>
       <w:pPr>
         <w:pStyle w:val="Heading1"/>
       </w:pPr>
-      <w:bookmarkStart w:id="20" w:name="test-cases-performed"/>
-      <w:bookmarkStart w:id="21" w:name="_Toc241524735"/>
-      <w:bookmarkEnd w:id="10"/>
-      <w:bookmarkEnd w:id="18"/>
+      <w:bookmarkStart w:id="20" w:name="_Toc241524735"/>
+      <w:bookmarkStart w:id="21" w:name="test-cases-performed"/>
+      <w:bookmarkEnd w:id="11"/>
+      <w:bookmarkEnd w:id="19"/>
       <w:r>
         <w:t>4. Test Cases Performed</w:t>
       </w:r>
-      <w:bookmarkEnd w:id="21"/>
+      <w:bookmarkEnd w:id="20"/>
     </w:p>
     <w:p>
       <w:pPr>
         <w:pStyle w:val="Heading2"/>
       </w:pPr>
-      <w:bookmarkStart w:id="22" w:name="test-case-register-summary"/>
-      <w:bookmarkStart w:id="23" w:name="_Toc241524736"/>
+      <w:bookmarkStart w:id="22" w:name="_Toc241524736"/>
+      <w:bookmarkStart w:id="23" w:name="test-case-register-summary"/>
       <w:r>
         <w:t>Test Case Register (summary)</w:t>
       </w:r>
-      <w:bookmarkEnd w:id="23"/>
+      <w:bookmarkEnd w:id="22"/>
     </w:p>
     <w:tbl>
       <w:tblPr>
@@ -2957,11 +3255,7 @@
               <w:pStyle w:val="Compact"/>
             </w:pPr>
             <w:r>
-              <w:t>Authenticati</w:t>
-            </w:r>
-            <w:r>
-              <w:lastRenderedPageBreak/>
-              <w:t>on</w:t>
+              <w:t>Authentication</w:t>
             </w:r>
           </w:p>
         </w:tc>
@@ -2974,14 +3268,12 @@
               <w:pStyle w:val="Compact"/>
             </w:pPr>
             <w:r>
-              <w:lastRenderedPageBreak/>
               <w:t xml:space="preserve">anonymous </w:t>
             </w:r>
             <w:r>
               <w:rPr>
                 <w:rStyle w:val="VerbatimChar"/>
               </w:rPr>
-              <w:lastRenderedPageBreak/>
               <w:t>POST /api/v1/search</w:t>
             </w:r>
           </w:p>
@@ -2995,7 +3287,6 @@
               <w:pStyle w:val="Compact"/>
             </w:pPr>
             <w:r>
-              <w:lastRenderedPageBreak/>
               <w:t>401</w:t>
             </w:r>
           </w:p>
@@ -3009,7 +3300,13 @@
               <w:pStyle w:val="Compact"/>
             </w:pPr>
             <w:r>
-              <w:t>Rejected — but the error message names X-Service-Token (see N-1)</w:t>
+              <w:t xml:space="preserve">Rejected </w:t>
+            </w:r>
+            <w:r>
+              <w:t>-</w:t>
+            </w:r>
+            <w:r>
+              <w:t xml:space="preserve"> but the error message names X-Service-Token (see N-1)</w:t>
             </w:r>
           </w:p>
         </w:tc>
@@ -3022,12 +3319,7 @@
               <w:pStyle w:val="Compact"/>
             </w:pPr>
             <w:r>
-              <w:lastRenderedPageBreak/>
-              <w:t xml:space="preserve">PASS (note </w:t>
-            </w:r>
-            <w:r>
-              <w:lastRenderedPageBreak/>
-              <w:t>N-1)</w:t>
+              <w:t>PASS (note N-1)</w:t>
             </w:r>
           </w:p>
         </w:tc>
@@ -3042,7 +3334,6 @@
               <w:pStyle w:val="Compact"/>
             </w:pPr>
             <w:r>
-              <w:lastRenderedPageBreak/>
               <w:t>IR-02</w:t>
             </w:r>
           </w:p>
@@ -3181,7 +3472,13 @@
               <w:pStyle w:val="Compact"/>
             </w:pPr>
             <w:r>
-              <w:t>Both served — no token echoed back, nothing leaked</w:t>
+              <w:t xml:space="preserve">Both served </w:t>
+            </w:r>
+            <w:r>
+              <w:t>-</w:t>
+            </w:r>
+            <w:r>
+              <w:t xml:space="preserve"> no token echoed back, nothing leaked</w:t>
             </w:r>
           </w:p>
         </w:tc>
@@ -3241,7 +3538,14 @@
               <w:rPr>
                 <w:rStyle w:val="VerbatimChar"/>
               </w:rPr>
-              <w:t>GET /api/v1/history</w:t>
+              <w:t xml:space="preserve">GET </w:t>
+            </w:r>
+            <w:r>
+              <w:rPr>
+                <w:rStyle w:val="VerbatimChar"/>
+              </w:rPr>
+              <w:lastRenderedPageBreak/>
+              <w:t>/api/v1/history</w:t>
             </w:r>
           </w:p>
         </w:tc>
@@ -3254,6 +3558,7 @@
               <w:pStyle w:val="Compact"/>
             </w:pPr>
             <w:r>
+              <w:lastRenderedPageBreak/>
               <w:t>401/403</w:t>
             </w:r>
           </w:p>
@@ -3403,11 +3708,19 @@
             <w:r>
               <w:t xml:space="preserve">exclude 5 previously returned ids; </w:t>
             </w:r>
+            <w:proofErr w:type="spellStart"/>
             <w:r>
               <w:rPr>
                 <w:rStyle w:val="VerbatimChar"/>
               </w:rPr>
-              <w:t>retry_count=3</w:t>
+              <w:t>retry_count</w:t>
+            </w:r>
+            <w:proofErr w:type="spellEnd"/>
+            <w:r>
+              <w:rPr>
+                <w:rStyle w:val="VerbatimChar"/>
+              </w:rPr>
+              <w:t>=3</w:t>
             </w:r>
             <w:r>
               <w:t xml:space="preserve"> boundary</w:t>
@@ -3496,8 +3809,13 @@
               <w:t>' OR 1=1--; DROP TABLE products;--</w:t>
             </w:r>
             <w:r>
-              <w:t xml:space="preserve"> in query+colour</w:t>
-            </w:r>
+              <w:t xml:space="preserve"> in </w:t>
+            </w:r>
+            <w:proofErr w:type="spellStart"/>
+            <w:r>
+              <w:t>query+colour</w:t>
+            </w:r>
+            <w:proofErr w:type="spellEnd"/>
           </w:p>
         </w:tc>
         <w:tc>
@@ -3522,7 +3840,13 @@
               <w:pStyle w:val="Compact"/>
             </w:pPr>
             <w:r>
-              <w:t>Healthy — database and both indexes intact</w:t>
+              <w:t xml:space="preserve">Healthy </w:t>
+            </w:r>
+            <w:r>
+              <w:t>-</w:t>
+            </w:r>
+            <w:r>
+              <w:t xml:space="preserve"> database and both indexes intact</w:t>
             </w:r>
           </w:p>
         </w:tc>
@@ -3636,6 +3960,367 @@
               <w:pStyle w:val="Compact"/>
             </w:pPr>
             <w:r>
+              <w:t>PASS</w:t>
+            </w:r>
+          </w:p>
+        </w:tc>
+      </w:tr>
+      <w:tr>
+        <w:tc>
+          <w:tcPr>
+            <w:tcW w:w="1320" w:type="dxa"/>
+          </w:tcPr>
+          <w:p>
+            <w:pPr>
+              <w:pStyle w:val="Compact"/>
+            </w:pPr>
+            <w:r>
+              <w:t>IR-09</w:t>
+            </w:r>
+          </w:p>
+        </w:tc>
+        <w:tc>
+          <w:tcPr>
+            <w:tcW w:w="1320" w:type="dxa"/>
+          </w:tcPr>
+          <w:p>
+            <w:pPr>
+              <w:pStyle w:val="Compact"/>
+            </w:pPr>
+            <w:r>
+              <w:t>Content trust</w:t>
+            </w:r>
+          </w:p>
+        </w:tc>
+        <w:tc>
+          <w:tcPr>
+            <w:tcW w:w="1320" w:type="dxa"/>
+          </w:tcPr>
+          <w:p>
+            <w:pPr>
+              <w:pStyle w:val="Compact"/>
+            </w:pPr>
+            <w:r>
+              <w:rPr>
+                <w:rStyle w:val="VerbatimChar"/>
+              </w:rPr>
+              <w:t>&lt;script&gt;alert('s4')&lt;/script&gt; leather jacket</w:t>
+            </w:r>
+            <w:r>
+              <w:t xml:space="preserve"> → search → history</w:t>
+            </w:r>
+          </w:p>
+        </w:tc>
+        <w:tc>
+          <w:tcPr>
+            <w:tcW w:w="1320" w:type="dxa"/>
+          </w:tcPr>
+          <w:p>
+            <w:pPr>
+              <w:pStyle w:val="Compact"/>
+            </w:pPr>
+            <w:r>
+              <w:t>sanitize or document</w:t>
+            </w:r>
+          </w:p>
+        </w:tc>
+        <w:tc>
+          <w:tcPr>
+            <w:tcW w:w="1320" w:type="dxa"/>
+          </w:tcPr>
+          <w:p>
+            <w:pPr>
+              <w:pStyle w:val="Compact"/>
+            </w:pPr>
+            <w:r>
+              <w:t xml:space="preserve">Response clean </w:t>
+            </w:r>
+            <w:r>
+              <w:t>-</w:t>
+            </w:r>
+            <w:r>
+              <w:t xml:space="preserve"> the raw &lt;script&gt; persisted into the stored history row (→ V-02)</w:t>
+            </w:r>
+          </w:p>
+        </w:tc>
+        <w:tc>
+          <w:tcPr>
+            <w:tcW w:w="1320" w:type="dxa"/>
+          </w:tcPr>
+          <w:p>
+            <w:pPr>
+              <w:pStyle w:val="Compact"/>
+            </w:pPr>
+            <w:r>
+              <w:t>FINDING → V-02</w:t>
+            </w:r>
+          </w:p>
+        </w:tc>
+      </w:tr>
+      <w:tr>
+        <w:tc>
+          <w:tcPr>
+            <w:tcW w:w="1320" w:type="dxa"/>
+          </w:tcPr>
+          <w:p>
+            <w:pPr>
+              <w:pStyle w:val="Compact"/>
+            </w:pPr>
+            <w:r>
+              <w:t>IR-10</w:t>
+            </w:r>
+          </w:p>
+        </w:tc>
+        <w:tc>
+          <w:tcPr>
+            <w:tcW w:w="1320" w:type="dxa"/>
+          </w:tcPr>
+          <w:p>
+            <w:pPr>
+              <w:pStyle w:val="Compact"/>
+            </w:pPr>
+            <w:r>
+              <w:t>Ranking manipulation</w:t>
+            </w:r>
+          </w:p>
+        </w:tc>
+        <w:tc>
+          <w:tcPr>
+            <w:tcW w:w="1320" w:type="dxa"/>
+          </w:tcPr>
+          <w:p>
+            <w:pPr>
+              <w:pStyle w:val="Compact"/>
+            </w:pPr>
+            <w:r>
+              <w:t>60× “shirt” + junk tokens</w:t>
+            </w:r>
+          </w:p>
+        </w:tc>
+        <w:tc>
+          <w:tcPr>
+            <w:tcW w:w="1320" w:type="dxa"/>
+          </w:tcPr>
+          <w:p>
+            <w:pPr>
+              <w:pStyle w:val="Compact"/>
+            </w:pPr>
+            <w:r>
+              <w:t>real items only</w:t>
+            </w:r>
+          </w:p>
+        </w:tc>
+        <w:tc>
+          <w:tcPr>
+            <w:tcW w:w="1320" w:type="dxa"/>
+          </w:tcPr>
+          <w:p>
+            <w:pPr>
+              <w:pStyle w:val="Compact"/>
+            </w:pPr>
+            <w:r>
+              <w:t>Only catalogue-real items; nothing fabricated</w:t>
+            </w:r>
+          </w:p>
+        </w:tc>
+        <w:tc>
+          <w:tcPr>
+            <w:tcW w:w="1320" w:type="dxa"/>
+          </w:tcPr>
+          <w:p>
+            <w:pPr>
+              <w:pStyle w:val="Compact"/>
+            </w:pPr>
+            <w:r>
+              <w:t>PASS</w:t>
+            </w:r>
+          </w:p>
+        </w:tc>
+      </w:tr>
+      <w:tr>
+        <w:tc>
+          <w:tcPr>
+            <w:tcW w:w="1320" w:type="dxa"/>
+          </w:tcPr>
+          <w:p>
+            <w:pPr>
+              <w:pStyle w:val="Compact"/>
+            </w:pPr>
+            <w:r>
+              <w:t>IR-11</w:t>
+            </w:r>
+          </w:p>
+        </w:tc>
+        <w:tc>
+          <w:tcPr>
+            <w:tcW w:w="1320" w:type="dxa"/>
+          </w:tcPr>
+          <w:p>
+            <w:pPr>
+              <w:pStyle w:val="Compact"/>
+            </w:pPr>
+            <w:r>
+              <w:t>Source reliability</w:t>
+            </w:r>
+          </w:p>
+        </w:tc>
+        <w:tc>
+          <w:tcPr>
+            <w:tcW w:w="1320" w:type="dxa"/>
+          </w:tcPr>
+          <w:p>
+            <w:pPr>
+              <w:pStyle w:val="Compact"/>
+            </w:pPr>
+            <w:r>
+              <w:t xml:space="preserve">ceiling $100, </w:t>
+            </w:r>
+            <w:proofErr w:type="spellStart"/>
+            <w:r>
+              <w:t>top_k</w:t>
+            </w:r>
+            <w:proofErr w:type="spellEnd"/>
+            <w:r>
+              <w:t xml:space="preserve"> 10</w:t>
+            </w:r>
+          </w:p>
+        </w:tc>
+        <w:tc>
+          <w:tcPr>
+            <w:tcW w:w="1320" w:type="dxa"/>
+          </w:tcPr>
+          <w:p>
+            <w:pPr>
+              <w:pStyle w:val="Compact"/>
+            </w:pPr>
+            <w:r>
+              <w:t>0 violations</w:t>
+            </w:r>
+          </w:p>
+        </w:tc>
+        <w:tc>
+          <w:tcPr>
+            <w:tcW w:w="1320" w:type="dxa"/>
+          </w:tcPr>
+          <w:p>
+            <w:pPr>
+              <w:pStyle w:val="Compact"/>
+            </w:pPr>
+            <w:r>
+              <w:t>No over-ceiling prices and no insecure URLs</w:t>
+            </w:r>
+          </w:p>
+        </w:tc>
+        <w:tc>
+          <w:tcPr>
+            <w:tcW w:w="1320" w:type="dxa"/>
+          </w:tcPr>
+          <w:p>
+            <w:pPr>
+              <w:pStyle w:val="Compact"/>
+            </w:pPr>
+            <w:r>
+              <w:t>PASS</w:t>
+            </w:r>
+          </w:p>
+        </w:tc>
+      </w:tr>
+      <w:tr>
+        <w:tc>
+          <w:tcPr>
+            <w:tcW w:w="1320" w:type="dxa"/>
+          </w:tcPr>
+          <w:p>
+            <w:pPr>
+              <w:pStyle w:val="Compact"/>
+            </w:pPr>
+            <w:r>
+              <w:t>IR-12</w:t>
+            </w:r>
+          </w:p>
+        </w:tc>
+        <w:tc>
+          <w:tcPr>
+            <w:tcW w:w="1320" w:type="dxa"/>
+          </w:tcPr>
+          <w:p>
+            <w:pPr>
+              <w:pStyle w:val="Compact"/>
+            </w:pPr>
+            <w:r>
+              <w:t>Hallucinatio</w:t>
+            </w:r>
+            <w:r>
+              <w:lastRenderedPageBreak/>
+              <w:t>n/truth</w:t>
+            </w:r>
+          </w:p>
+        </w:tc>
+        <w:tc>
+          <w:tcPr>
+            <w:tcW w:w="1320" w:type="dxa"/>
+          </w:tcPr>
+          <w:p>
+            <w:pPr>
+              <w:pStyle w:val="Compact"/>
+            </w:pPr>
+            <w:r>
+              <w:lastRenderedPageBreak/>
+              <w:t xml:space="preserve">re-resolve 10 </w:t>
+            </w:r>
+            <w:r>
+              <w:lastRenderedPageBreak/>
+              <w:t>result ids; fake id probe</w:t>
+            </w:r>
+          </w:p>
+        </w:tc>
+        <w:tc>
+          <w:tcPr>
+            <w:tcW w:w="1320" w:type="dxa"/>
+          </w:tcPr>
+          <w:p>
+            <w:pPr>
+              <w:pStyle w:val="Compact"/>
+            </w:pPr>
+            <w:r>
+              <w:lastRenderedPageBreak/>
+              <w:t xml:space="preserve">all real; 404 </w:t>
+            </w:r>
+            <w:proofErr w:type="gramStart"/>
+            <w:r>
+              <w:lastRenderedPageBreak/>
+              <w:t>ghost</w:t>
+            </w:r>
+            <w:proofErr w:type="gramEnd"/>
+          </w:p>
+        </w:tc>
+        <w:tc>
+          <w:tcPr>
+            <w:tcW w:w="1320" w:type="dxa"/>
+          </w:tcPr>
+          <w:p>
+            <w:pPr>
+              <w:pStyle w:val="Compact"/>
+            </w:pPr>
+            <w:r>
+              <w:lastRenderedPageBreak/>
+              <w:t xml:space="preserve">Ten real ids </w:t>
+            </w:r>
+            <w:r>
+              <w:lastRenderedPageBreak/>
+              <w:t>verified with no price drift; the fake one returned 404</w:t>
+            </w:r>
+          </w:p>
+        </w:tc>
+        <w:tc>
+          <w:tcPr>
+            <w:tcW w:w="1320" w:type="dxa"/>
+          </w:tcPr>
+          <w:p>
+            <w:pPr>
+              <w:pStyle w:val="Compact"/>
+            </w:pPr>
+            <w:r>
               <w:lastRenderedPageBreak/>
               <w:t>PASS</w:t>
             </w:r>
@@ -3652,7 +4337,7 @@
               <w:pStyle w:val="Compact"/>
             </w:pPr>
             <w:r>
-              <w:t>IR-09</w:t>
+              <w:t>IR-13</w:t>
             </w:r>
           </w:p>
         </w:tc>
@@ -3665,7 +4350,7 @@
               <w:pStyle w:val="Compact"/>
             </w:pPr>
             <w:r>
-              <w:t>Content trust</w:t>
+              <w:t>Poisoned-data surface</w:t>
             </w:r>
           </w:p>
         </w:tc>
@@ -3678,13 +4363,7 @@
               <w:pStyle w:val="Compact"/>
             </w:pPr>
             <w:r>
-              <w:rPr>
-                <w:rStyle w:val="VerbatimChar"/>
-              </w:rPr>
-              <w:t>&lt;script&gt;alert('s4')&lt;/script&gt; leather jacket</w:t>
-            </w:r>
-            <w:r>
-              <w:t xml:space="preserve"> → search → history</w:t>
+              <w:t>POST/PUT/DELETE on products</w:t>
             </w:r>
           </w:p>
         </w:tc>
@@ -3697,7 +4376,7 @@
               <w:pStyle w:val="Compact"/>
             </w:pPr>
             <w:r>
-              <w:t>sanitize or document</w:t>
+              <w:t>read-only</w:t>
             </w:r>
           </w:p>
         </w:tc>
@@ -3710,7 +4389,13 @@
               <w:pStyle w:val="Compact"/>
             </w:pPr>
             <w:r>
-              <w:t>Response clean — the raw &lt;script&gt; persisted into the stored history row (→ V-02)</w:t>
+              <w:t xml:space="preserve">Write endpoints don't exist </w:t>
+            </w:r>
+            <w:r>
+              <w:t>-</w:t>
+            </w:r>
+            <w:r>
+              <w:t xml:space="preserve"> the catalogue is read-only</w:t>
             </w:r>
           </w:p>
         </w:tc>
@@ -3723,7 +4408,7 @@
               <w:pStyle w:val="Compact"/>
             </w:pPr>
             <w:r>
-              <w:t>FINDING → V-02</w:t>
+              <w:t>PASS</w:t>
             </w:r>
           </w:p>
         </w:tc>
@@ -3738,7 +4423,7 @@
               <w:pStyle w:val="Compact"/>
             </w:pPr>
             <w:r>
-              <w:t>IR-10</w:t>
+              <w:t>IR-14</w:t>
             </w:r>
           </w:p>
         </w:tc>
@@ -3751,7 +4436,7 @@
               <w:pStyle w:val="Compact"/>
             </w:pPr>
             <w:r>
-              <w:t>Ranking manipulation</w:t>
+              <w:t>Inventory truthfulness</w:t>
             </w:r>
           </w:p>
         </w:tc>
@@ -3764,7 +4449,10 @@
               <w:pStyle w:val="Compact"/>
             </w:pPr>
             <w:r>
-              <w:t>60× “shirt” + junk tokens</w:t>
+              <w:rPr>
+                <w:rStyle w:val="VerbatimChar"/>
+              </w:rPr>
+              <w:t>GET /api/v1/status</w:t>
             </w:r>
           </w:p>
         </w:tc>
@@ -3777,7 +4465,7 @@
               <w:pStyle w:val="Compact"/>
             </w:pPr>
             <w:r>
-              <w:t>real items only</w:t>
+              <w:t>honest counts</w:t>
             </w:r>
           </w:p>
         </w:tc>
@@ -3790,7 +4478,7 @@
               <w:pStyle w:val="Compact"/>
             </w:pPr>
             <w:r>
-              <w:t>Only catalogue-real items; nothing fabricated</w:t>
+              <w:t>Counts agree across the database and both indexes (43,070)</w:t>
             </w:r>
           </w:p>
         </w:tc>
@@ -3818,7 +4506,7 @@
               <w:pStyle w:val="Compact"/>
             </w:pPr>
             <w:r>
-              <w:t>IR-11</w:t>
+              <w:t>IR-15</w:t>
             </w:r>
           </w:p>
         </w:tc>
@@ -3831,7 +4519,7 @@
               <w:pStyle w:val="Compact"/>
             </w:pPr>
             <w:r>
-              <w:t>Source reliability</w:t>
+              <w:t>API abuse</w:t>
             </w:r>
           </w:p>
         </w:tc>
@@ -3844,7 +4532,7 @@
               <w:pStyle w:val="Compact"/>
             </w:pPr>
             <w:r>
-              <w:t>ceiling $100, top_k 10</w:t>
+              <w:t>30 rapid authenticated searches</w:t>
             </w:r>
           </w:p>
         </w:tc>
@@ -3857,7 +4545,7 @@
               <w:pStyle w:val="Compact"/>
             </w:pPr>
             <w:r>
-              <w:t>0 violations</w:t>
+              <w:t>throttling or documented absence</w:t>
             </w:r>
           </w:p>
         </w:tc>
@@ -3870,7 +4558,7 @@
               <w:pStyle w:val="Compact"/>
             </w:pPr>
             <w:r>
-              <w:t>No over-ceiling prices and no insecure URLs</w:t>
+              <w:t>All 30 burst requests served, none throttled (→ V-01)</w:t>
             </w:r>
           </w:p>
         </w:tc>
@@ -3883,7 +4571,7 @@
               <w:pStyle w:val="Compact"/>
             </w:pPr>
             <w:r>
-              <w:t>PASS</w:t>
+              <w:t>FINDING → V-01</w:t>
             </w:r>
           </w:p>
         </w:tc>
@@ -3898,7 +4586,7 @@
               <w:pStyle w:val="Compact"/>
             </w:pPr>
             <w:r>
-              <w:t>IR-12</w:t>
+              <w:t>IR-16</w:t>
             </w:r>
           </w:p>
         </w:tc>
@@ -3911,7 +4599,7 @@
               <w:pStyle w:val="Compact"/>
             </w:pPr>
             <w:r>
-              <w:t>Hallucination/truth</w:t>
+              <w:t>CORS</w:t>
             </w:r>
           </w:p>
         </w:tc>
@@ -3924,7 +4612,7 @@
               <w:pStyle w:val="Compact"/>
             </w:pPr>
             <w:r>
-              <w:t>re-resolve 10 result ids; fake id probe</w:t>
+              <w:t>OPTIONS preflight, foreign Origin, on A1+A2</w:t>
             </w:r>
           </w:p>
         </w:tc>
@@ -3937,7 +4625,7 @@
               <w:pStyle w:val="Compact"/>
             </w:pPr>
             <w:r>
-              <w:t>all real; 404 ghost</w:t>
+              <w:t>no wildcard ACAO</w:t>
             </w:r>
           </w:p>
         </w:tc>
@@ -3950,7 +4638,7 @@
               <w:pStyle w:val="Compact"/>
             </w:pPr>
             <w:r>
-              <w:t>Ten real ids verified with no price drift; the fake one returned 404</w:t>
+              <w:t>Preflight rejected; no wildcard origin offered</w:t>
             </w:r>
           </w:p>
         </w:tc>
@@ -3978,7 +4666,7 @@
               <w:pStyle w:val="Compact"/>
             </w:pPr>
             <w:r>
-              <w:t>IR-13</w:t>
+              <w:t>IR-17</w:t>
             </w:r>
           </w:p>
         </w:tc>
@@ -3991,7 +4679,7 @@
               <w:pStyle w:val="Compact"/>
             </w:pPr>
             <w:r>
-              <w:t>Poisoned-data surface</w:t>
+              <w:t>Resource abuse</w:t>
             </w:r>
           </w:p>
         </w:tc>
@@ -4004,8 +4692,13 @@
               <w:pStyle w:val="Compact"/>
             </w:pPr>
             <w:r>
-              <w:t>POST/PUT/DELETE on products</w:t>
-            </w:r>
+              <w:t xml:space="preserve">50 KB query, 3 KB </w:t>
+            </w:r>
+            <w:proofErr w:type="spellStart"/>
+            <w:r>
+              <w:t>request_id</w:t>
+            </w:r>
+            <w:proofErr w:type="spellEnd"/>
           </w:p>
         </w:tc>
         <w:tc>
@@ -4017,7 +4710,7 @@
               <w:pStyle w:val="Compact"/>
             </w:pPr>
             <w:r>
-              <w:t>read-only</w:t>
+              <w:t>bounded; survives</w:t>
             </w:r>
           </w:p>
         </w:tc>
@@ -4030,7 +4723,7 @@
               <w:pStyle w:val="Compact"/>
             </w:pPr>
             <w:r>
-              <w:t>Write endpoints don't exist — the catalogue is read-only</w:t>
+              <w:t>Rejected cleanly and the service stayed healthy</w:t>
             </w:r>
           </w:p>
         </w:tc>
@@ -4058,335 +4751,6 @@
               <w:pStyle w:val="Compact"/>
             </w:pPr>
             <w:r>
-              <w:t>IR-14</w:t>
-            </w:r>
-          </w:p>
-        </w:tc>
-        <w:tc>
-          <w:tcPr>
-            <w:tcW w:w="1320" w:type="dxa"/>
-          </w:tcPr>
-          <w:p>
-            <w:pPr>
-              <w:pStyle w:val="Compact"/>
-            </w:pPr>
-            <w:r>
-              <w:t>Inventory truthfulness</w:t>
-            </w:r>
-          </w:p>
-        </w:tc>
-        <w:tc>
-          <w:tcPr>
-            <w:tcW w:w="1320" w:type="dxa"/>
-          </w:tcPr>
-          <w:p>
-            <w:pPr>
-              <w:pStyle w:val="Compact"/>
-            </w:pPr>
-            <w:r>
-              <w:rPr>
-                <w:rStyle w:val="VerbatimChar"/>
-              </w:rPr>
-              <w:t>GET /api/v1/status</w:t>
-            </w:r>
-          </w:p>
-        </w:tc>
-        <w:tc>
-          <w:tcPr>
-            <w:tcW w:w="1320" w:type="dxa"/>
-          </w:tcPr>
-          <w:p>
-            <w:pPr>
-              <w:pStyle w:val="Compact"/>
-            </w:pPr>
-            <w:r>
-              <w:t>honest counts</w:t>
-            </w:r>
-          </w:p>
-        </w:tc>
-        <w:tc>
-          <w:tcPr>
-            <w:tcW w:w="1320" w:type="dxa"/>
-          </w:tcPr>
-          <w:p>
-            <w:pPr>
-              <w:pStyle w:val="Compact"/>
-            </w:pPr>
-            <w:r>
-              <w:t>Counts agree across the database and both indexes (43,070)</w:t>
-            </w:r>
-          </w:p>
-        </w:tc>
-        <w:tc>
-          <w:tcPr>
-            <w:tcW w:w="1320" w:type="dxa"/>
-          </w:tcPr>
-          <w:p>
-            <w:pPr>
-              <w:pStyle w:val="Compact"/>
-            </w:pPr>
-            <w:r>
-              <w:t>PASS</w:t>
-            </w:r>
-          </w:p>
-        </w:tc>
-      </w:tr>
-      <w:tr>
-        <w:tc>
-          <w:tcPr>
-            <w:tcW w:w="1320" w:type="dxa"/>
-          </w:tcPr>
-          <w:p>
-            <w:pPr>
-              <w:pStyle w:val="Compact"/>
-            </w:pPr>
-            <w:r>
-              <w:t>IR-15</w:t>
-            </w:r>
-          </w:p>
-        </w:tc>
-        <w:tc>
-          <w:tcPr>
-            <w:tcW w:w="1320" w:type="dxa"/>
-          </w:tcPr>
-          <w:p>
-            <w:pPr>
-              <w:pStyle w:val="Compact"/>
-            </w:pPr>
-            <w:r>
-              <w:t>API abuse</w:t>
-            </w:r>
-          </w:p>
-        </w:tc>
-        <w:tc>
-          <w:tcPr>
-            <w:tcW w:w="1320" w:type="dxa"/>
-          </w:tcPr>
-          <w:p>
-            <w:pPr>
-              <w:pStyle w:val="Compact"/>
-            </w:pPr>
-            <w:r>
-              <w:t>30 rapid authenticated searches</w:t>
-            </w:r>
-          </w:p>
-        </w:tc>
-        <w:tc>
-          <w:tcPr>
-            <w:tcW w:w="1320" w:type="dxa"/>
-          </w:tcPr>
-          <w:p>
-            <w:pPr>
-              <w:pStyle w:val="Compact"/>
-            </w:pPr>
-            <w:r>
-              <w:t>throttling or documented absence</w:t>
-            </w:r>
-          </w:p>
-        </w:tc>
-        <w:tc>
-          <w:tcPr>
-            <w:tcW w:w="1320" w:type="dxa"/>
-          </w:tcPr>
-          <w:p>
-            <w:pPr>
-              <w:pStyle w:val="Compact"/>
-            </w:pPr>
-            <w:r>
-              <w:t>All 30 burst requests served, none throttled (→ V-01)</w:t>
-            </w:r>
-          </w:p>
-        </w:tc>
-        <w:tc>
-          <w:tcPr>
-            <w:tcW w:w="1320" w:type="dxa"/>
-          </w:tcPr>
-          <w:p>
-            <w:pPr>
-              <w:pStyle w:val="Compact"/>
-            </w:pPr>
-            <w:r>
-              <w:t>FINDING → V-01</w:t>
-            </w:r>
-          </w:p>
-        </w:tc>
-      </w:tr>
-      <w:tr>
-        <w:tc>
-          <w:tcPr>
-            <w:tcW w:w="1320" w:type="dxa"/>
-          </w:tcPr>
-          <w:p>
-            <w:pPr>
-              <w:pStyle w:val="Compact"/>
-            </w:pPr>
-            <w:r>
-              <w:t>IR-16</w:t>
-            </w:r>
-          </w:p>
-        </w:tc>
-        <w:tc>
-          <w:tcPr>
-            <w:tcW w:w="1320" w:type="dxa"/>
-          </w:tcPr>
-          <w:p>
-            <w:pPr>
-              <w:pStyle w:val="Compact"/>
-            </w:pPr>
-            <w:r>
-              <w:t>CORS</w:t>
-            </w:r>
-          </w:p>
-        </w:tc>
-        <w:tc>
-          <w:tcPr>
-            <w:tcW w:w="1320" w:type="dxa"/>
-          </w:tcPr>
-          <w:p>
-            <w:pPr>
-              <w:pStyle w:val="Compact"/>
-            </w:pPr>
-            <w:r>
-              <w:t xml:space="preserve">OPTIONS preflight, foreign </w:t>
-            </w:r>
-            <w:r>
-              <w:lastRenderedPageBreak/>
-              <w:t>Origin, on A1+A2</w:t>
-            </w:r>
-          </w:p>
-        </w:tc>
-        <w:tc>
-          <w:tcPr>
-            <w:tcW w:w="1320" w:type="dxa"/>
-          </w:tcPr>
-          <w:p>
-            <w:pPr>
-              <w:pStyle w:val="Compact"/>
-            </w:pPr>
-            <w:r>
-              <w:lastRenderedPageBreak/>
-              <w:t>no wildcard ACAO</w:t>
-            </w:r>
-          </w:p>
-        </w:tc>
-        <w:tc>
-          <w:tcPr>
-            <w:tcW w:w="1320" w:type="dxa"/>
-          </w:tcPr>
-          <w:p>
-            <w:pPr>
-              <w:pStyle w:val="Compact"/>
-            </w:pPr>
-            <w:r>
-              <w:t>Preflight rejected; no wildcard origin offered</w:t>
-            </w:r>
-          </w:p>
-        </w:tc>
-        <w:tc>
-          <w:tcPr>
-            <w:tcW w:w="1320" w:type="dxa"/>
-          </w:tcPr>
-          <w:p>
-            <w:pPr>
-              <w:pStyle w:val="Compact"/>
-            </w:pPr>
-            <w:r>
-              <w:lastRenderedPageBreak/>
-              <w:t>PASS</w:t>
-            </w:r>
-          </w:p>
-        </w:tc>
-      </w:tr>
-      <w:tr>
-        <w:tc>
-          <w:tcPr>
-            <w:tcW w:w="1320" w:type="dxa"/>
-          </w:tcPr>
-          <w:p>
-            <w:pPr>
-              <w:pStyle w:val="Compact"/>
-            </w:pPr>
-            <w:r>
-              <w:t>IR-17</w:t>
-            </w:r>
-          </w:p>
-        </w:tc>
-        <w:tc>
-          <w:tcPr>
-            <w:tcW w:w="1320" w:type="dxa"/>
-          </w:tcPr>
-          <w:p>
-            <w:pPr>
-              <w:pStyle w:val="Compact"/>
-            </w:pPr>
-            <w:r>
-              <w:t>Resource abuse</w:t>
-            </w:r>
-          </w:p>
-        </w:tc>
-        <w:tc>
-          <w:tcPr>
-            <w:tcW w:w="1320" w:type="dxa"/>
-          </w:tcPr>
-          <w:p>
-            <w:pPr>
-              <w:pStyle w:val="Compact"/>
-            </w:pPr>
-            <w:r>
-              <w:t>50 KB query, 3 KB request_id</w:t>
-            </w:r>
-          </w:p>
-        </w:tc>
-        <w:tc>
-          <w:tcPr>
-            <w:tcW w:w="1320" w:type="dxa"/>
-          </w:tcPr>
-          <w:p>
-            <w:pPr>
-              <w:pStyle w:val="Compact"/>
-            </w:pPr>
-            <w:r>
-              <w:t>bounded; survives</w:t>
-            </w:r>
-          </w:p>
-        </w:tc>
-        <w:tc>
-          <w:tcPr>
-            <w:tcW w:w="1320" w:type="dxa"/>
-          </w:tcPr>
-          <w:p>
-            <w:pPr>
-              <w:pStyle w:val="Compact"/>
-            </w:pPr>
-            <w:r>
-              <w:t>Rejected cleanly and the service stayed healthy</w:t>
-            </w:r>
-          </w:p>
-        </w:tc>
-        <w:tc>
-          <w:tcPr>
-            <w:tcW w:w="1320" w:type="dxa"/>
-          </w:tcPr>
-          <w:p>
-            <w:pPr>
-              <w:pStyle w:val="Compact"/>
-            </w:pPr>
-            <w:r>
-              <w:t>PASS</w:t>
-            </w:r>
-          </w:p>
-        </w:tc>
-      </w:tr>
-      <w:tr>
-        <w:tc>
-          <w:tcPr>
-            <w:tcW w:w="1320" w:type="dxa"/>
-          </w:tcPr>
-          <w:p>
-            <w:pPr>
-              <w:pStyle w:val="Compact"/>
-            </w:pPr>
-            <w:r>
               <w:t>IR-18</w:t>
             </w:r>
           </w:p>
@@ -4470,7 +4834,19 @@
         <w:t>Roll-up:</w:t>
       </w:r>
       <w:r>
-        <w:t xml:space="preserve"> leak-marker scan across all 18 records — including the live service-token value as a dynamic marker — </w:t>
+        <w:t xml:space="preserve"> leak-marker scan across all 18 records </w:t>
+      </w:r>
+      <w:r>
+        <w:t>-</w:t>
+      </w:r>
+      <w:r>
+        <w:t xml:space="preserve"> including the live service-token value as a dynamic marker </w:t>
+      </w:r>
+      <w:r>
+        <w:t>-</w:t>
+      </w:r>
+      <w:r>
+        <w:t xml:space="preserve"> </w:t>
       </w:r>
       <w:r>
         <w:rPr>
@@ -4483,24 +4859,19 @@
         <w:t>.</w:t>
       </w:r>
     </w:p>
-    <w:p>
-      <w:r>
-        <w:pict w14:anchorId="2886AEFF">
-          <v:rect id="_x0000_i1025" style="width:0;height:1.5pt" o:hralign="center" o:hrstd="t" o:hr="t"/>
-        </w:pict>
-      </w:r>
-    </w:p>
+    <w:p/>
     <w:p>
       <w:pPr>
         <w:pStyle w:val="Heading2"/>
       </w:pPr>
-      <w:bookmarkStart w:id="24" w:name="detailed-test-cases"/>
-      <w:bookmarkStart w:id="25" w:name="_Toc241524737"/>
-      <w:bookmarkEnd w:id="22"/>
-      <w:r>
+      <w:bookmarkStart w:id="24" w:name="_Toc241524737"/>
+      <w:bookmarkStart w:id="25" w:name="detailed-test-cases"/>
+      <w:bookmarkEnd w:id="23"/>
+      <w:r>
+        <w:lastRenderedPageBreak/>
         <w:t>Detailed test cases</w:t>
       </w:r>
-      <w:bookmarkEnd w:id="25"/>
+      <w:bookmarkEnd w:id="24"/>
     </w:p>
     <w:p>
       <w:pPr>
@@ -4508,7 +4879,13 @@
       </w:pPr>
       <w:bookmarkStart w:id="26" w:name="ir-01-anonymous-retrieval-blocked"/>
       <w:r>
-        <w:t>IR-01 — Anonymous retrieval blocked</w:t>
+        <w:t xml:space="preserve">IR-01 </w:t>
+      </w:r>
+      <w:r>
+        <w:t>-</w:t>
+      </w:r>
+      <w:r>
+        <w:t xml:space="preserve"> Anonymous retrieval blocked</w:t>
       </w:r>
     </w:p>
     <w:p>
@@ -4639,6 +5016,9 @@
         <w:pStyle w:val="Compact"/>
       </w:pPr>
       <w:r>
+        <w:rPr>
+          <w:noProof/>
+        </w:rPr>
         <w:drawing>
           <wp:inline distT="0" distB="0" distL="0" distR="0" wp14:anchorId="5E2612B2" wp14:editId="069750B0">
             <wp:extent cx="5943600" cy="1769110"/>
@@ -4685,37 +5065,56 @@
           <w:i/>
           <w:iCs/>
         </w:rPr>
-        <w:t>Figure 2 — Observation N-1: the unauthenticated response names the X-Service-Token inter-agent header, advertising the existence of the service auth path to anonymous callers (the token value itself is never disclosed).</w:t>
-      </w:r>
-    </w:p>
-    <w:p>
-      <w:pPr>
-        <w:pStyle w:val="Compact"/>
-        <w:numPr>
-          <w:ilvl w:val="0"/>
-          <w:numId w:val="6"/>
-        </w:numPr>
-      </w:pPr>
-      <w:r>
-        <w:rPr>
-          <w:b/>
-          <w:bCs/>
-        </w:rPr>
-        <w:lastRenderedPageBreak/>
-        <w:t>Observations:</w:t>
-      </w:r>
-      <w:r>
-        <w:t xml:space="preserve"> Access denied correctly; the detail string </w:t>
+        <w:t xml:space="preserve">Figure 2 </w:t>
       </w:r>
       <w:r>
         <w:rPr>
           <w:i/>
           <w:iCs/>
         </w:rPr>
+        <w:t>-</w:t>
+      </w:r>
+      <w:r>
+        <w:rPr>
+          <w:i/>
+          <w:iCs/>
+        </w:rPr>
+        <w:t xml:space="preserve"> Observation N-1: the unauthenticated response names the X-Service-Token inter-agent header, advertising the existence of the service auth path to anonymous callers (the token value itself is never disclosed).</w:t>
+      </w:r>
+    </w:p>
+    <w:p>
+      <w:pPr>
+        <w:pStyle w:val="Compact"/>
+        <w:numPr>
+          <w:ilvl w:val="0"/>
+          <w:numId w:val="6"/>
+        </w:numPr>
+      </w:pPr>
+      <w:r>
+        <w:rPr>
+          <w:b/>
+          <w:bCs/>
+        </w:rPr>
+        <w:t>Observations:</w:t>
+      </w:r>
+      <w:r>
+        <w:t xml:space="preserve"> Access denied correctly; the detail string </w:t>
+      </w:r>
+      <w:r>
+        <w:rPr>
+          <w:i/>
+          <w:iCs/>
+        </w:rPr>
         <w:t>names the bypass header mechanism</w:t>
       </w:r>
       <w:r>
-        <w:t xml:space="preserve"> to anonymous callers — recorded as N-1 (Informational).</w:t>
+        <w:t xml:space="preserve"> to anonymous callers </w:t>
+      </w:r>
+      <w:r>
+        <w:t>-</w:t>
+      </w:r>
+      <w:r>
+        <w:t xml:space="preserve"> recorded as N-1 (Informational).</w:t>
       </w:r>
     </w:p>
     <w:p>
@@ -4744,7 +5143,13 @@
       <w:bookmarkStart w:id="27" w:name="ir-02-invalid-bearer-token-rejected"/>
       <w:bookmarkEnd w:id="26"/>
       <w:r>
-        <w:t>IR-02 — Invalid bearer token rejected</w:t>
+        <w:t xml:space="preserve">IR-02 </w:t>
+      </w:r>
+      <w:r>
+        <w:t>-</w:t>
+      </w:r>
+      <w:r>
+        <w:t xml:space="preserve"> Invalid bearer token rejected</w:t>
       </w:r>
     </w:p>
     <w:p>
@@ -4839,7 +5244,13 @@
       <w:bookmarkStart w:id="28" w:name="X7749581e8f2cfa6fec828522a04307ebfb1998d"/>
       <w:bookmarkEnd w:id="27"/>
       <w:r>
-        <w:t>IR-03 — Inter-agent service-token path behaves as designed</w:t>
+        <w:t xml:space="preserve">IR-03 </w:t>
+      </w:r>
+      <w:r>
+        <w:t>-</w:t>
+      </w:r>
+      <w:r>
+        <w:t xml:space="preserve"> Inter-agent service-token path behaves as designed</w:t>
       </w:r>
     </w:p>
     <w:p>
@@ -4940,6 +5351,7 @@
           <w:b/>
           <w:bCs/>
         </w:rPr>
+        <w:lastRenderedPageBreak/>
         <w:t>Evidence:</w:t>
       </w:r>
       <w:r>
@@ -4981,7 +5393,13 @@
       <w:bookmarkStart w:id="29" w:name="X4bf47f92c21e1067347bcf135d556fbd5561e69"/>
       <w:bookmarkEnd w:id="28"/>
       <w:r>
-        <w:t>IR-04 — Service token must not unlock user data</w:t>
+        <w:t xml:space="preserve">IR-04 </w:t>
+      </w:r>
+      <w:r>
+        <w:t>-</w:t>
+      </w:r>
+      <w:r>
+        <w:t xml:space="preserve"> Service token must not unlock user data</w:t>
       </w:r>
     </w:p>
     <w:p>
@@ -5076,7 +5494,13 @@
         <w:t>HTTP 403</w:t>
       </w:r>
       <w:r>
-        <w:t xml:space="preserve"> — machine credential correctly confined to retrieval scope.</w:t>
+        <w:t xml:space="preserve"> </w:t>
+      </w:r>
+      <w:r>
+        <w:t>-</w:t>
+      </w:r>
+      <w:r>
+        <w:t xml:space="preserve"> machine credential correctly confined to retrieval scope.</w:t>
       </w:r>
     </w:p>
     <w:p>
@@ -5133,7 +5557,13 @@
       <w:bookmarkStart w:id="30" w:name="ir-05-query-parameter-validation-battery"/>
       <w:bookmarkEnd w:id="29"/>
       <w:r>
-        <w:t>IR-05 — Query-parameter validation battery</w:t>
+        <w:t xml:space="preserve">IR-05 </w:t>
+      </w:r>
+      <w:r>
+        <w:t>-</w:t>
+      </w:r>
+      <w:r>
+        <w:t xml:space="preserve"> Query-parameter validation battery</w:t>
       </w:r>
     </w:p>
     <w:p>
@@ -5170,9 +5600,6 @@
         <w:t xml:space="preserve">Input: </w:t>
       </w:r>
       <w:r>
-        <w:rPr>
-          <w:b w:val="0"/>
-        </w:rPr>
         <w:t>seven invalid shapes: page size 0 and 21, price ceiling 0 and −5, a category outside the allowed list, retry count 5, and a missing request id.</w:t>
       </w:r>
     </w:p>
@@ -5192,7 +5619,15 @@
         <w:t>Expected:</w:t>
       </w:r>
       <w:r>
-        <w:t xml:space="preserve"> all 422 (Pydantic boundary enforcement).</w:t>
+        <w:t xml:space="preserve"> all 422 (</w:t>
+      </w:r>
+      <w:proofErr w:type="spellStart"/>
+      <w:r>
+        <w:t>Pydantic</w:t>
+      </w:r>
+      <w:proofErr w:type="spellEnd"/>
+      <w:r>
+        <w:t xml:space="preserve"> boundary enforcement).</w:t>
       </w:r>
     </w:p>
     <w:p>
@@ -5210,10 +5645,13 @@
         <w:t xml:space="preserve">Actual: </w:t>
       </w:r>
       <w:r>
-        <w:rPr>
-          <w:b w:val="0"/>
-        </w:rPr>
-        <w:t>all seven were rejected with 422 — 7 out of 7, each at the schema layer before any search ran.</w:t>
+        <w:t xml:space="preserve">all seven were rejected with 422 </w:t>
+      </w:r>
+      <w:r>
+        <w:t>-</w:t>
+      </w:r>
+      <w:r>
+        <w:t xml:space="preserve"> 7 out of 7, each at the schema layer before any search ran.</w:t>
       </w:r>
     </w:p>
     <w:p>
@@ -5229,7 +5667,6 @@
           <w:b/>
           <w:bCs/>
         </w:rPr>
-        <w:lastRenderedPageBreak/>
         <w:t>Evidence:</w:t>
       </w:r>
       <w:r>
@@ -5271,7 +5708,13 @@
       <w:bookmarkStart w:id="31" w:name="X922125666a84e110e8c000f9c99fc0f7f76481c"/>
       <w:bookmarkEnd w:id="30"/>
       <w:r>
-        <w:t>IR-06 — Excluded-product feedback integrity + retry cap</w:t>
+        <w:t xml:space="preserve">IR-06 </w:t>
+      </w:r>
+      <w:r>
+        <w:t>-</w:t>
+      </w:r>
+      <w:r>
+        <w:t xml:space="preserve"> Excluded-product feedback integrity + retry cap</w:t>
       </w:r>
     </w:p>
     <w:p>
@@ -5290,7 +5733,13 @@
         <w:t>Objective:</w:t>
       </w:r>
       <w:r>
-        <w:t xml:space="preserve"> The retry loop trusts client-supplied exclusion lists — verify the ranker honors them exactly (manipulation and correctness both).</w:t>
+        <w:t xml:space="preserve"> The retry loop trusts client-supplied exclusion lists </w:t>
+      </w:r>
+      <w:r>
+        <w:t>-</w:t>
+      </w:r>
+      <w:r>
+        <w:t xml:space="preserve"> verify the ranker honors them exactly (manipulation and correctness both).</w:t>
       </w:r>
     </w:p>
     <w:p>
@@ -5308,9 +5757,6 @@
         <w:t xml:space="preserve">Input: </w:t>
       </w:r>
       <w:r>
-        <w:rPr>
-          <w:b w:val="0"/>
-        </w:rPr>
         <w:t>the first run captures the five ids it returned; the second run resubmits them as excluded products; retry count 3, the legal maximum, is probed as the boundary case.</w:t>
       </w:r>
     </w:p>
@@ -5348,10 +5794,21 @@
         <w:t xml:space="preserve">Actual: </w:t>
       </w:r>
       <w:r>
-        <w:rPr>
-          <w:b w:val="0"/>
-        </w:rPr>
-        <w:t>none of the excluded ids reappeared, and retry count 3 was accepted while 5 was rejected in IR-05 — the cap is enforced, not decorative.</w:t>
+        <w:t xml:space="preserve">none of the excluded ids </w:t>
+      </w:r>
+      <w:proofErr w:type="gramStart"/>
+      <w:r>
+        <w:t>reappeared, and</w:t>
+      </w:r>
+      <w:proofErr w:type="gramEnd"/>
+      <w:r>
+        <w:t xml:space="preserve"> retry count 3 was accepted while 5 was rejected in IR-05 </w:t>
+      </w:r>
+      <w:r>
+        <w:t>-</w:t>
+      </w:r>
+      <w:r>
+        <w:t xml:space="preserve"> the cap is enforced, not decorative.</w:t>
       </w:r>
     </w:p>
     <w:p>
@@ -5408,7 +5865,13 @@
       <w:bookmarkStart w:id="32" w:name="Xdb3626f501618a6db6acc94c66ab1e6a2b6067a"/>
       <w:bookmarkEnd w:id="31"/>
       <w:r>
-        <w:t>IR-07 — SQL injection treated purely as data</w:t>
+        <w:t xml:space="preserve">IR-07 </w:t>
+      </w:r>
+      <w:r>
+        <w:t>-</w:t>
+      </w:r>
+      <w:r>
+        <w:t xml:space="preserve"> SQL injection treated purely as data</w:t>
       </w:r>
     </w:p>
     <w:p>
@@ -5436,7 +5899,15 @@
         <w:t>query_text</w:t>
       </w:r>
       <w:r>
-        <w:t xml:space="preserve"> and colour fields loaded with </w:t>
+        <w:t xml:space="preserve"> and </w:t>
+      </w:r>
+      <w:proofErr w:type="spellStart"/>
+      <w:r>
+        <w:t>colour</w:t>
+      </w:r>
+      <w:proofErr w:type="spellEnd"/>
+      <w:r>
+        <w:t xml:space="preserve"> fields loaded with </w:t>
       </w:r>
       <w:r>
         <w:rPr>
@@ -5480,6 +5951,7 @@
           <w:b/>
           <w:bCs/>
         </w:rPr>
+        <w:lastRenderedPageBreak/>
         <w:t>Actual:</w:t>
       </w:r>
       <w:r>
@@ -5492,7 +5964,13 @@
         <w:t>/api/v1/status</w:t>
       </w:r>
       <w:r>
-        <w:t xml:space="preserve"> afterwards shows DB + both indexes intact at 43,070 — </w:t>
+        <w:t xml:space="preserve"> afterwards shows DB + both indexes intact at 43,070 </w:t>
+      </w:r>
+      <w:r>
+        <w:t>-</w:t>
+      </w:r>
+      <w:r>
+        <w:t xml:space="preserve"> </w:t>
       </w:r>
       <w:r>
         <w:rPr>
@@ -5559,7 +6037,13 @@
       <w:bookmarkStart w:id="33" w:name="X5209e91b9c6174af64e3ae96d5bad84235ef930"/>
       <w:bookmarkEnd w:id="32"/>
       <w:r>
-        <w:t>IR-08 — Server-side template injection probe</w:t>
+        <w:t xml:space="preserve">IR-08 </w:t>
+      </w:r>
+      <w:r>
+        <w:t>-</w:t>
+      </w:r>
+      <w:r>
+        <w:t xml:space="preserve"> Server-side template injection probe</w:t>
       </w:r>
     </w:p>
     <w:p>
@@ -5643,7 +6127,13 @@
         <w:t>Actual:</w:t>
       </w:r>
       <w:r>
-        <w:t xml:space="preserve"> HTTP 200; regex scan for a numeric-49 evaluation artifact across all response fields: none (careful check — naive “49 in text” would false-positive on prices like $4.49, so the scan targets numeric </w:t>
+        <w:t xml:space="preserve"> HTTP 200; regex scan for a numeric-49 evaluation artifact across all response fields: none (careful check </w:t>
+      </w:r>
+      <w:r>
+        <w:t>-</w:t>
+      </w:r>
+      <w:r>
+        <w:t xml:space="preserve"> naive “49 in text” would false-positive on prices like $4.49, so the scan targets numeric </w:t>
       </w:r>
       <w:r>
         <w:rPr>
@@ -5710,7 +6200,13 @@
       <w:bookmarkStart w:id="34" w:name="X1255ef06afb07970833ae307c0c6eed75ce95f6"/>
       <w:bookmarkEnd w:id="33"/>
       <w:r>
-        <w:t>IR-09 — Malicious markup: response vs persistence (content trust)</w:t>
+        <w:t xml:space="preserve">IR-09 </w:t>
+      </w:r>
+      <w:r>
+        <w:t>-</w:t>
+      </w:r>
+      <w:r>
+        <w:t xml:space="preserve"> Malicious markup: response vs persistence (content trust)</w:t>
       </w:r>
     </w:p>
     <w:p>
@@ -5729,7 +6225,13 @@
         <w:t>Objective:</w:t>
       </w:r>
       <w:r>
-        <w:t xml:space="preserve"> Injection payloads may be harmless in a JSON response yet live permanently in stored history — test both halves.</w:t>
+        <w:t xml:space="preserve"> Injection payloads may be harmless in a JSON response yet live permanently in stored history </w:t>
+      </w:r>
+      <w:r>
+        <w:t>-</w:t>
+      </w:r>
+      <w:r>
+        <w:t xml:space="preserve"> test both halves.</w:t>
       </w:r>
     </w:p>
     <w:p>
@@ -5795,50 +6297,44 @@
         <w:t>Actual:</w:t>
       </w:r>
       <w:r>
-        <w:t xml:space="preserve"> API response clean; raw &lt;script&gt; persisted verbatim into history rows — 5 stored rows contain the raw markup; the two most recent are captured in the evidence (id 143 from this run, request_id S4-d793f20c, and id 116 written by the S1 suite as AUDIT-S1-PI14-729f24), demonstrating durability across sessions and across suites.</w:t>
-      </w:r>
-      <w:r>
-        <w:rPr>
-          <w:b/>
-          <w:bCs/>
-        </w:rPr>
+        <w:t xml:space="preserve"> API response clean; raw &lt;script&gt; persisted verbatim into history rows </w:t>
+      </w:r>
+      <w:r>
+        <w:t>-</w:t>
+      </w:r>
+      <w:r>
+        <w:t xml:space="preserve"> 5 stored rows contain the raw markup; the two most recent are captured in the evidence (id 143 from this run, </w:t>
+      </w:r>
+      <w:proofErr w:type="spellStart"/>
+      <w:r>
+        <w:t>request_id</w:t>
+      </w:r>
+      <w:proofErr w:type="spellEnd"/>
+      <w:r>
+        <w:t xml:space="preserve"> S4-d793f20c, and id 116 written by the S1 suite as AUDIT-S1-PI14-729f24), demonstrating durability across sessions and across suites.</w:t>
+      </w:r>
+    </w:p>
+    <w:p>
+      <w:pPr>
+        <w:pStyle w:val="Compact"/>
+        <w:numPr>
+          <w:ilvl w:val="0"/>
+          <w:numId w:val="14"/>
+        </w:numPr>
+      </w:pPr>
+      <w:r>
+        <w:rPr>
+          <w:b/>
+          <w:bCs/>
+        </w:rPr>
+        <w:t>Evidence:</w:t>
+      </w:r>
+      <w:r>
+        <w:t xml:space="preserve"> </w:t>
       </w:r>
       <w:r>
         <w:rPr>
           <w:rStyle w:val="VerbatimChar"/>
-          <w:b/>
-          <w:bCs/>
-        </w:rPr>
-      </w:r>
-      <w:r>
-        <w:rPr>
-          <w:b/>
-          <w:bCs/>
-        </w:rPr>
-      </w:r>
-      <w:r/>
-    </w:p>
-    <w:p>
-      <w:pPr>
-        <w:pStyle w:val="Compact"/>
-        <w:numPr>
-          <w:ilvl w:val="0"/>
-          <w:numId w:val="14"/>
-        </w:numPr>
-      </w:pPr>
-      <w:r>
-        <w:rPr>
-          <w:b/>
-          <w:bCs/>
-        </w:rPr>
-        <w:t>Evidence:</w:t>
-      </w:r>
-      <w:r>
-        <w:t xml:space="preserve"> </w:t>
-      </w:r>
-      <w:r>
-        <w:rPr>
-          <w:rStyle w:val="VerbatimChar"/>
         </w:rPr>
         <w:t>responses/IR-09.json</w:t>
       </w:r>
@@ -5852,6 +6348,9 @@
         <w:ind w:left="360"/>
       </w:pPr>
       <w:r>
+        <w:rPr>
+          <w:noProof/>
+        </w:rPr>
         <w:drawing>
           <wp:inline distT="0" distB="0" distL="0" distR="0" wp14:anchorId="5B462316" wp14:editId="3E6F45FD">
             <wp:extent cx="5943600" cy="1639570"/>
@@ -5899,7 +6398,21 @@
           <w:i/>
           <w:iCs/>
         </w:rPr>
-        <w:t>Figure 3 — Finding V-02: markup supplied through the normal search path is listed verbatim in server-side search history </w:t>
+        <w:t xml:space="preserve">Figure 3 </w:t>
+      </w:r>
+      <w:r>
+        <w:rPr>
+          <w:i/>
+          <w:iCs/>
+        </w:rPr>
+        <w:t>-</w:t>
+      </w:r>
+      <w:r>
+        <w:rPr>
+          <w:i/>
+          <w:iCs/>
+        </w:rPr>
+        <w:t xml:space="preserve"> Finding V-02: markup supplied through the normal search path is listed verbatim in server-side search history </w:t>
       </w:r>
     </w:p>
     <w:p>
@@ -5928,7 +6441,13 @@
         <w:t>V-02 (Low, latent)</w:t>
       </w:r>
       <w:r>
-        <w:t xml:space="preserve"> — stored untrusted markup with no current executor.</w:t>
+        <w:t xml:space="preserve"> </w:t>
+      </w:r>
+      <w:r>
+        <w:t>-</w:t>
+      </w:r>
+      <w:r>
+        <w:t xml:space="preserve"> stored untrusted markup with no current executor.</w:t>
       </w:r>
     </w:p>
     <w:p>
@@ -5938,7 +6457,14 @@
       <w:bookmarkStart w:id="35" w:name="Xfc848c8f5f415b96d7c28f7fc6d630f3d4aa97c"/>
       <w:bookmarkEnd w:id="34"/>
       <w:r>
-        <w:t>IR-10 — Ranking manipulation via keyword stuffing</w:t>
+        <w:lastRenderedPageBreak/>
+        <w:t xml:space="preserve">IR-10 </w:t>
+      </w:r>
+      <w:r>
+        <w:t>-</w:t>
+      </w:r>
+      <w:r>
+        <w:t xml:space="preserve"> Ranking manipulation via keyword stuffing</w:t>
       </w:r>
     </w:p>
     <w:p>
@@ -6070,7 +6596,13 @@
       <w:bookmarkStart w:id="36" w:name="ir-11-price-url-integrity-of-results"/>
       <w:bookmarkEnd w:id="35"/>
       <w:r>
-        <w:t>IR-11 — Price &amp; URL integrity of results</w:t>
+        <w:t xml:space="preserve">IR-11 </w:t>
+      </w:r>
+      <w:r>
+        <w:t>-</w:t>
+      </w:r>
+      <w:r>
+        <w:t xml:space="preserve"> Price &amp; URL integrity of results</w:t>
       </w:r>
     </w:p>
     <w:p>
@@ -6088,9 +6620,6 @@
         <w:t xml:space="preserve">Input: </w:t>
       </w:r>
       <w:r>
-        <w:rPr>
-          <w:b w:val="0"/>
-        </w:rPr>
         <w:t>a price ceiling of 100 and a page size of 10.</w:t>
       </w:r>
     </w:p>
@@ -6186,8 +6715,19 @@
       <w:bookmarkStart w:id="37" w:name="X69648cc426c4ce419c2c2453ae4dfe069c57e27"/>
       <w:bookmarkEnd w:id="36"/>
       <w:r>
-        <w:t>IR-12 — Result-to-catalogue truth check + fabricated-id behaviour</w:t>
-      </w:r>
+        <w:t xml:space="preserve">IR-12 </w:t>
+      </w:r>
+      <w:r>
+        <w:t>-</w:t>
+      </w:r>
+      <w:r>
+        <w:t xml:space="preserve"> Result-to-catalogue truth check + fabricated-id </w:t>
+      </w:r>
+      <w:proofErr w:type="spellStart"/>
+      <w:r>
+        <w:t>behaviour</w:t>
+      </w:r>
+      <w:proofErr w:type="spellEnd"/>
     </w:p>
     <w:p>
       <w:pPr>
@@ -6296,7 +6836,6 @@
           <w:b/>
           <w:bCs/>
         </w:rPr>
-        <w:lastRenderedPageBreak/>
         <w:t>Evidence:</w:t>
       </w:r>
       <w:r>
@@ -6338,7 +6877,13 @@
       <w:bookmarkStart w:id="38" w:name="Xaeb5aa63169a599d4801b179ea57120dd14e7f2"/>
       <w:bookmarkEnd w:id="37"/>
       <w:r>
-        <w:t>IR-13 — Poisoned-product-data write surface</w:t>
+        <w:t xml:space="preserve">IR-13 </w:t>
+      </w:r>
+      <w:r>
+        <w:t>-</w:t>
+      </w:r>
+      <w:r>
+        <w:t xml:space="preserve"> Poisoned-product-data write surface</w:t>
       </w:r>
     </w:p>
     <w:p>
@@ -6441,7 +6986,13 @@
         <w:t>Actual:</w:t>
       </w:r>
       <w:r>
-        <w:t xml:space="preserve"> 404 / 405 / 405 — no write verb is exposed.</w:t>
+        <w:t xml:space="preserve"> 404 / 405 / 405 </w:t>
+      </w:r>
+      <w:r>
+        <w:t>-</w:t>
+      </w:r>
+      <w:r>
+        <w:t xml:space="preserve"> no write verb is exposed.</w:t>
       </w:r>
     </w:p>
     <w:p>
@@ -6498,7 +7049,13 @@
       <w:bookmarkStart w:id="39" w:name="X242c05ac71bc91f7c660055f05be98e8afe39cf"/>
       <w:bookmarkEnd w:id="38"/>
       <w:r>
-        <w:t>IR-14 — Inventory truthfulness (status honesty)</w:t>
+        <w:t xml:space="preserve">IR-14 </w:t>
+      </w:r>
+      <w:r>
+        <w:t>-</w:t>
+      </w:r>
+      <w:r>
+        <w:t xml:space="preserve"> Inventory truthfulness (status honesty)</w:t>
       </w:r>
     </w:p>
     <w:p>
@@ -6561,10 +7118,25 @@
           <w:b/>
           <w:bCs/>
         </w:rPr>
+        <w:lastRenderedPageBreak/>
         <w:t>Actual:</w:t>
       </w:r>
       <w:r>
-        <w:t xml:space="preserve"> db = 43,070, BM25 = 43,070, Chroma = 43,070 — three independent stores agree; availability fields present on every result; no memory-fallback degradation reported.</w:t>
+        <w:t xml:space="preserve"> </w:t>
+      </w:r>
+      <w:proofErr w:type="spellStart"/>
+      <w:r>
+        <w:t>db</w:t>
+      </w:r>
+      <w:proofErr w:type="spellEnd"/>
+      <w:r>
+        <w:t xml:space="preserve"> = 43,070, BM25 = 43,070, Chroma = 43,070 </w:t>
+      </w:r>
+      <w:r>
+        <w:t>-</w:t>
+      </w:r>
+      <w:r>
+        <w:t xml:space="preserve"> three independent stores agree; availability fields present on every result; no memory-fallback degradation reported.</w:t>
       </w:r>
     </w:p>
     <w:p>
@@ -6600,6 +7172,9 @@
         <w:pStyle w:val="Compact"/>
       </w:pPr>
       <w:r>
+        <w:rPr>
+          <w:noProof/>
+        </w:rPr>
         <w:drawing>
           <wp:inline distT="0" distB="0" distL="0" distR="0" wp14:anchorId="1AB73F67" wp14:editId="6382ABF9">
             <wp:extent cx="5943600" cy="2573020"/>
@@ -6646,7 +7221,21 @@
           <w:i/>
           <w:iCs/>
         </w:rPr>
-        <w:t>Figure 4 — Retrieval integrity control: the live service reports identical catalogue counts across Postgres, BM25 and Chroma with memory-fallback disabled, so the status endpoint itself contradicts silent index divergence; this underpins the zero-fabricated-result findings (IR-12, IR-14).</w:t>
+        <w:t xml:space="preserve">Figure 4 </w:t>
+      </w:r>
+      <w:r>
+        <w:rPr>
+          <w:i/>
+          <w:iCs/>
+        </w:rPr>
+        <w:t>-</w:t>
+      </w:r>
+      <w:r>
+        <w:rPr>
+          <w:i/>
+          <w:iCs/>
+        </w:rPr>
+        <w:t xml:space="preserve"> Retrieval integrity control: the live service reports identical catalogue counts across Postgres, BM25 and Chroma with memory-fallback disabled, so the status endpoint itself contradicts silent index divergence; this underpins the zero-fabricated-result findings (IR-12, IR-14).</w:t>
       </w:r>
     </w:p>
     <w:p>
@@ -6675,138 +7264,169 @@
       <w:bookmarkStart w:id="40" w:name="Xbe4c48ff0985d7fc0aea1e9944a44cf8e5a19ce"/>
       <w:bookmarkEnd w:id="39"/>
       <w:r>
+        <w:t xml:space="preserve">IR-15 </w:t>
+      </w:r>
+      <w:r>
+        <w:t>-</w:t>
+      </w:r>
+      <w:r>
+        <w:t xml:space="preserve"> API abuse: rapid sequential searches</w:t>
+      </w:r>
+    </w:p>
+    <w:p>
+      <w:pPr>
+        <w:pStyle w:val="Compact"/>
+        <w:numPr>
+          <w:ilvl w:val="0"/>
+          <w:numId w:val="20"/>
+        </w:numPr>
+      </w:pPr>
+      <w:r>
+        <w:rPr>
+          <w:b/>
+          <w:bCs/>
+        </w:rPr>
+        <w:t>Objective:</w:t>
+      </w:r>
+      <w:r>
+        <w:t xml:space="preserve"> Is the most CPU-expensive endpoint (embedding + BM25 + rescoring) throttled?</w:t>
+      </w:r>
+    </w:p>
+    <w:p>
+      <w:pPr>
+        <w:pStyle w:val="Compact"/>
+        <w:numPr>
+          <w:ilvl w:val="0"/>
+          <w:numId w:val="20"/>
+        </w:numPr>
+      </w:pPr>
+      <w:r>
+        <w:rPr>
+          <w:b/>
+          <w:bCs/>
+        </w:rPr>
+        <w:t>Input:</w:t>
+      </w:r>
+      <w:r>
+        <w:t xml:space="preserve"> 30 rapid authenticated searches, status mix + latency measured.</w:t>
+      </w:r>
+    </w:p>
+    <w:p>
+      <w:pPr>
+        <w:pStyle w:val="Compact"/>
+        <w:numPr>
+          <w:ilvl w:val="0"/>
+          <w:numId w:val="20"/>
+        </w:numPr>
+      </w:pPr>
+      <w:r>
+        <w:rPr>
+          <w:b/>
+          <w:bCs/>
+        </w:rPr>
+        <w:t>Expected:</w:t>
+      </w:r>
+      <w:r>
+        <w:t xml:space="preserve"> document throttling or its absence.</w:t>
+      </w:r>
+    </w:p>
+    <w:p>
+      <w:pPr>
+        <w:pStyle w:val="Compact"/>
+        <w:numPr>
+          <w:ilvl w:val="0"/>
+          <w:numId w:val="20"/>
+        </w:numPr>
+      </w:pPr>
+      <w:r>
+        <w:rPr>
+          <w:b/>
+          <w:bCs/>
+        </w:rPr>
+        <w:t>Actual:</w:t>
+      </w:r>
+      <w:r>
+        <w:t xml:space="preserve"> status distribution </w:t>
+      </w:r>
+      <w:r>
+        <w:rPr>
+          <w:rStyle w:val="VerbatimChar"/>
+        </w:rPr>
+        <w:t>{200: 30}</w:t>
+      </w:r>
+      <w:r>
+        <w:t xml:space="preserve"> </w:t>
+      </w:r>
+      <w:r>
+        <w:t>-</w:t>
+      </w:r>
+      <w:r>
+        <w:t xml:space="preserve"> </w:t>
+      </w:r>
+      <w:r>
+        <w:rPr>
+          <w:b/>
+          <w:bCs/>
+        </w:rPr>
+        <w:t>zero 429s</w:t>
+      </w:r>
+      <w:r>
+        <w:t xml:space="preserve">; median latency 531 </w:t>
+      </w:r>
+      <w:proofErr w:type="spellStart"/>
+      <w:r>
+        <w:t>ms</w:t>
+      </w:r>
+      <w:proofErr w:type="spellEnd"/>
+      <w:r>
+        <w:t xml:space="preserve">; no quota </w:t>
+      </w:r>
+      <w:proofErr w:type="gramStart"/>
+      <w:r>
+        <w:t>check</w:t>
+      </w:r>
+      <w:proofErr w:type="gramEnd"/>
+      <w:r>
+        <w:t xml:space="preserve"> at Agent 2.</w:t>
+      </w:r>
+    </w:p>
+    <w:p>
+      <w:pPr>
+        <w:pStyle w:val="Compact"/>
+        <w:numPr>
+          <w:ilvl w:val="0"/>
+          <w:numId w:val="20"/>
+        </w:numPr>
+      </w:pPr>
+      <w:r>
+        <w:rPr>
+          <w:b/>
+          <w:bCs/>
+        </w:rPr>
+        <w:t>Evidence:</w:t>
+      </w:r>
+      <w:r>
+        <w:t xml:space="preserve"> </w:t>
+      </w:r>
+      <w:r>
+        <w:rPr>
+          <w:rStyle w:val="VerbatimChar"/>
+        </w:rPr>
+        <w:t>responses/IR-15.json</w:t>
+      </w:r>
+      <w:r>
+        <w:t>.</w:t>
+      </w:r>
+    </w:p>
+    <w:p>
+      <w:pPr>
+        <w:pStyle w:val="Compact"/>
+      </w:pPr>
+      <w:r>
+        <w:rPr>
+          <w:noProof/>
+        </w:rPr>
         <w:lastRenderedPageBreak/>
-        <w:t>IR-15 — API abuse: rapid sequential searches</w:t>
-      </w:r>
-    </w:p>
-    <w:p>
-      <w:pPr>
-        <w:pStyle w:val="Compact"/>
-        <w:numPr>
-          <w:ilvl w:val="0"/>
-          <w:numId w:val="20"/>
-        </w:numPr>
-      </w:pPr>
-      <w:r>
-        <w:rPr>
-          <w:b/>
-          <w:bCs/>
-        </w:rPr>
-        <w:t>Objective:</w:t>
-      </w:r>
-      <w:r>
-        <w:t xml:space="preserve"> Is the most CPU-expensive endpoint (embedding + BM25 + rescoring) throttled?</w:t>
-      </w:r>
-    </w:p>
-    <w:p>
-      <w:pPr>
-        <w:pStyle w:val="Compact"/>
-        <w:numPr>
-          <w:ilvl w:val="0"/>
-          <w:numId w:val="20"/>
-        </w:numPr>
-      </w:pPr>
-      <w:r>
-        <w:rPr>
-          <w:b/>
-          <w:bCs/>
-        </w:rPr>
-        <w:t>Input:</w:t>
-      </w:r>
-      <w:r>
-        <w:t xml:space="preserve"> 30 rapid authenticated searches, status mix + latency measured.</w:t>
-      </w:r>
-    </w:p>
-    <w:p>
-      <w:pPr>
-        <w:pStyle w:val="Compact"/>
-        <w:numPr>
-          <w:ilvl w:val="0"/>
-          <w:numId w:val="20"/>
-        </w:numPr>
-      </w:pPr>
-      <w:r>
-        <w:rPr>
-          <w:b/>
-          <w:bCs/>
-        </w:rPr>
-        <w:t>Expected:</w:t>
-      </w:r>
-      <w:r>
-        <w:t xml:space="preserve"> document throttling or its absence.</w:t>
-      </w:r>
-    </w:p>
-    <w:p>
-      <w:pPr>
-        <w:pStyle w:val="Compact"/>
-        <w:numPr>
-          <w:ilvl w:val="0"/>
-          <w:numId w:val="20"/>
-        </w:numPr>
-      </w:pPr>
-      <w:r>
-        <w:rPr>
-          <w:b/>
-          <w:bCs/>
-        </w:rPr>
-        <w:t>Actual:</w:t>
-      </w:r>
-      <w:r>
-        <w:t xml:space="preserve"> status distribution </w:t>
-      </w:r>
-      <w:r>
-        <w:rPr>
-          <w:rStyle w:val="VerbatimChar"/>
-        </w:rPr>
-        <w:t>{200: 30}</w:t>
-      </w:r>
-      <w:r>
-        <w:t xml:space="preserve"> — </w:t>
-      </w:r>
-      <w:r>
-        <w:rPr>
-          <w:b/>
-          <w:bCs/>
-        </w:rPr>
-        <w:t>zero 429s</w:t>
-      </w:r>
-      <w:r>
-        <w:t>; median latency 531 ms; no quota check at Agent 2.</w:t>
-      </w:r>
-    </w:p>
-    <w:p>
-      <w:pPr>
-        <w:pStyle w:val="Compact"/>
-        <w:numPr>
-          <w:ilvl w:val="0"/>
-          <w:numId w:val="20"/>
-        </w:numPr>
-      </w:pPr>
-      <w:r>
-        <w:rPr>
-          <w:b/>
-          <w:bCs/>
-        </w:rPr>
-        <w:t>Evidence:</w:t>
-      </w:r>
-      <w:r>
-        <w:t xml:space="preserve"> </w:t>
-      </w:r>
-      <w:r>
-        <w:rPr>
-          <w:rStyle w:val="VerbatimChar"/>
-        </w:rPr>
-        <w:t>responses/IR-15.json</w:t>
-      </w:r>
-      <w:r>
-        <w:t>.</w:t>
-      </w:r>
-    </w:p>
-    <w:p>
-      <w:pPr>
-        <w:pStyle w:val="Compact"/>
-      </w:pPr>
-      <w:r>
         <w:drawing>
           <wp:inline distT="0" distB="0" distL="0" distR="0" wp14:anchorId="74B91DE0" wp14:editId="2EA8E8AA">
             <wp:extent cx="5943600" cy="3128645"/>
@@ -6853,7 +7473,21 @@
           <w:i/>
           <w:iCs/>
         </w:rPr>
-        <w:t>Figure 5 — Finding V-01: repeated authenticated hybrid searches from a logged-in session all return HTTP 200; Agent 2 applies no per-principal rate limit or quota, unlike Agent 3, which meters the same work at its own layer.</w:t>
+        <w:t xml:space="preserve">Figure 5 </w:t>
+      </w:r>
+      <w:r>
+        <w:rPr>
+          <w:i/>
+          <w:iCs/>
+        </w:rPr>
+        <w:t>-</w:t>
+      </w:r>
+      <w:r>
+        <w:rPr>
+          <w:i/>
+          <w:iCs/>
+        </w:rPr>
+        <w:t xml:space="preserve"> Finding V-01: repeated authenticated hybrid searches from a logged-in session all return HTTP 200; Agent 2 applies no per-principal rate limit or quota, unlike Agent 3, which meters the same work at its own layer.</w:t>
       </w:r>
     </w:p>
     <w:p>
@@ -6882,7 +7516,13 @@
         <w:t>V-01 (Medium-Low, proposed)</w:t>
       </w:r>
       <w:r>
-        <w:t xml:space="preserve"> — unlimited hammering of the compute-heaviest service.</w:t>
+        <w:t xml:space="preserve"> </w:t>
+      </w:r>
+      <w:r>
+        <w:t>-</w:t>
+      </w:r>
+      <w:r>
+        <w:t xml:space="preserve"> unlimited hammering of the compute-heaviest service.</w:t>
       </w:r>
     </w:p>
     <w:p>
@@ -6892,7 +7532,13 @@
       <w:bookmarkStart w:id="41" w:name="Xa9dc361d90ec3fa14479070cdd5c9ad167c08f7"/>
       <w:bookmarkEnd w:id="40"/>
       <w:r>
-        <w:t>IR-16 — CORS preflight from a foreign origin</w:t>
+        <w:t xml:space="preserve">IR-16 </w:t>
+      </w:r>
+      <w:r>
+        <w:t>-</w:t>
+      </w:r>
+      <w:r>
+        <w:t xml:space="preserve"> CORS preflight from a foreign origin</w:t>
       </w:r>
     </w:p>
     <w:p>
@@ -6994,7 +7640,21 @@
         <w:t>Access-Control-Allow-Origin: null</w:t>
       </w:r>
       <w:r>
-        <w:t xml:space="preserve"> — a browser at evil.example cannot make credentialed cross-origin calls.</w:t>
+        <w:t xml:space="preserve"> </w:t>
+      </w:r>
+      <w:r>
+        <w:t>-</w:t>
+      </w:r>
+      <w:r>
+        <w:t xml:space="preserve"> a browser at </w:t>
+      </w:r>
+      <w:proofErr w:type="spellStart"/>
+      <w:r>
+        <w:t>evil.example</w:t>
+      </w:r>
+      <w:proofErr w:type="spellEnd"/>
+      <w:r>
+        <w:t xml:space="preserve"> cannot make credentialed cross-origin calls.</w:t>
       </w:r>
     </w:p>
     <w:p>
@@ -7051,8 +7711,13 @@
       <w:bookmarkStart w:id="42" w:name="ir-17-oversized-payload-handling"/>
       <w:bookmarkEnd w:id="41"/>
       <w:r>
-        <w:lastRenderedPageBreak/>
-        <w:t>IR-17 — Oversized payload handling</w:t>
+        <w:t xml:space="preserve">IR-17 </w:t>
+      </w:r>
+      <w:r>
+        <w:t>-</w:t>
+      </w:r>
+      <w:r>
+        <w:t xml:space="preserve"> Oversized payload handling</w:t>
       </w:r>
     </w:p>
     <w:p>
@@ -7082,12 +7747,14 @@
       <w:r>
         <w:t xml:space="preserve"> + 3 KB </w:t>
       </w:r>
+      <w:proofErr w:type="spellStart"/>
       <w:r>
         <w:rPr>
           <w:rStyle w:val="VerbatimChar"/>
         </w:rPr>
         <w:t>request_id</w:t>
       </w:r>
+      <w:proofErr w:type="spellEnd"/>
       <w:r>
         <w:t>.</w:t>
       </w:r>
@@ -7184,7 +7851,14 @@
       <w:bookmarkStart w:id="43" w:name="ir-18-inter-agent-transport-security"/>
       <w:bookmarkEnd w:id="42"/>
       <w:r>
-        <w:t>IR-18 — Inter-agent transport security</w:t>
+        <w:lastRenderedPageBreak/>
+        <w:t xml:space="preserve">IR-18 </w:t>
+      </w:r>
+      <w:r>
+        <w:t>-</w:t>
+      </w:r>
+      <w:r>
+        <w:t xml:space="preserve"> Inter-agent transport security</w:t>
       </w:r>
     </w:p>
     <w:p>
@@ -7259,7 +7933,13 @@
         <w:t>AGENT2_BASE_URL: str = "http://127.0.0.1:8002"</w:t>
       </w:r>
       <w:r>
-        <w:t xml:space="preserve"> — plaintext HTTP; all inter-agent bases in the running topology are loopback-HTTP.</w:t>
+        <w:t xml:space="preserve"> </w:t>
+      </w:r>
+      <w:r>
+        <w:t>-</w:t>
+      </w:r>
+      <w:r>
+        <w:t xml:space="preserve"> plaintext HTTP; all inter-agent bases in the running topology are loopback-HTTP.</w:t>
       </w:r>
     </w:p>
     <w:p>
@@ -7323,506 +8003,525 @@
       <w:pPr>
         <w:pStyle w:val="Heading1"/>
       </w:pPr>
-      <w:bookmarkStart w:id="44" w:name="vulnerabilities-identified"/>
-      <w:bookmarkStart w:id="45" w:name="_Toc241524738"/>
-      <w:bookmarkEnd w:id="20"/>
-      <w:bookmarkEnd w:id="24"/>
+      <w:bookmarkStart w:id="44" w:name="_Toc241524738"/>
+      <w:bookmarkStart w:id="45" w:name="vulnerabilities-identified"/>
+      <w:bookmarkEnd w:id="21"/>
+      <w:bookmarkEnd w:id="25"/>
       <w:bookmarkEnd w:id="43"/>
       <w:r>
         <w:t>5. Vulnerabilities Identified</w:t>
       </w:r>
+      <w:bookmarkEnd w:id="44"/>
+    </w:p>
+    <w:p>
+      <w:pPr>
+        <w:pStyle w:val="BlockText"/>
+      </w:pPr>
+      <w:r>
+        <w:t>Severity uses the brief’s five-level scale. Ratings are proposed with justification for the assessing student’s final confirmation. None were remediated (assess-only).</w:t>
+      </w:r>
+    </w:p>
+    <w:p>
+      <w:pPr>
+        <w:pStyle w:val="Heading2"/>
+      </w:pPr>
+      <w:bookmarkStart w:id="46" w:name="_Toc241524739"/>
+      <w:bookmarkStart w:id="47" w:name="Xc2b97eed9b8c3a2f42f08d36ca74dbc3946cfa4"/>
+      <w:r>
+        <w:t xml:space="preserve">V-01 </w:t>
+      </w:r>
+      <w:r>
+        <w:t>-</w:t>
+      </w:r>
+      <w:r>
+        <w:t xml:space="preserve"> No rate limiting or quota enforcement on the retrieval API</w:t>
+      </w:r>
+      <w:bookmarkEnd w:id="46"/>
+    </w:p>
+    <w:p>
+      <w:pPr>
+        <w:pStyle w:val="Compact"/>
+        <w:numPr>
+          <w:ilvl w:val="0"/>
+          <w:numId w:val="24"/>
+        </w:numPr>
+      </w:pPr>
+      <w:r>
+        <w:rPr>
+          <w:b/>
+        </w:rPr>
+        <w:t xml:space="preserve">Description: </w:t>
+      </w:r>
+      <w:r>
+        <w:t>Agent 2 serves unlimited authenticated search requests with no throttle and no per-user quota. Its quota metering lives entirely in Agent 3’s layer, which direct traffic to Agent 2 bypasses.</w:t>
+      </w:r>
+    </w:p>
+    <w:p>
+      <w:pPr>
+        <w:pStyle w:val="Compact"/>
+        <w:numPr>
+          <w:ilvl w:val="0"/>
+          <w:numId w:val="24"/>
+        </w:numPr>
+      </w:pPr>
+      <w:r>
+        <w:rPr>
+          <w:b/>
+        </w:rPr>
+        <w:t xml:space="preserve">Evidence: </w:t>
+      </w:r>
+      <w:r>
+        <w:t xml:space="preserve">IR-15 issued 30 sequential hybrid searches and </w:t>
+      </w:r>
+      <w:proofErr w:type="gramStart"/>
+      <w:r>
+        <w:t>every one</w:t>
+      </w:r>
+      <w:proofErr w:type="gramEnd"/>
+      <w:r>
+        <w:t xml:space="preserve"> was served with HTTP 200, with no 429 response and a median latency of 531 </w:t>
+      </w:r>
+      <w:proofErr w:type="spellStart"/>
+      <w:r>
+        <w:t>ms.</w:t>
+      </w:r>
+      <w:proofErr w:type="spellEnd"/>
+      <w:r>
+        <w:t xml:space="preserve"> Only the transport-level size limits stopped the oversized probes in IR-17.</w:t>
+      </w:r>
+    </w:p>
+    <w:p>
+      <w:pPr>
+        <w:pStyle w:val="Compact"/>
+        <w:numPr>
+          <w:ilvl w:val="0"/>
+          <w:numId w:val="24"/>
+        </w:numPr>
+      </w:pPr>
+      <w:r>
+        <w:rPr>
+          <w:b/>
+        </w:rPr>
+        <w:t xml:space="preserve">Impact: </w:t>
+      </w:r>
+      <w:r>
+        <w:t>The impact falls on availability and cost. Hybrid retrieval is the most CPU-expensive operation in the system, since it combines embedding, BM25 and rescoring. Any valid JWT can therefore hammer it, which degrades the service for all users and consumes unbounded compute. That includes a token stolen within its 2-hour window, as recorded in S2/V-03.</w:t>
+      </w:r>
+    </w:p>
+    <w:p>
+      <w:pPr>
+        <w:pStyle w:val="Compact"/>
+        <w:numPr>
+          <w:ilvl w:val="0"/>
+          <w:numId w:val="24"/>
+        </w:numPr>
+      </w:pPr>
+      <w:r>
+        <w:rPr>
+          <w:b/>
+        </w:rPr>
+        <w:t xml:space="preserve">Likelihood: </w:t>
+      </w:r>
+      <w:r>
+        <w:t>The likelihood is Medium. The attack is trivial to execute, although the single-account development system lowers the present-day incentive.</w:t>
+      </w:r>
+    </w:p>
+    <w:p>
+      <w:pPr>
+        <w:pStyle w:val="Compact"/>
+        <w:numPr>
+          <w:ilvl w:val="0"/>
+          <w:numId w:val="24"/>
+        </w:numPr>
+      </w:pPr>
+      <w:r>
+        <w:rPr>
+          <w:b/>
+        </w:rPr>
+        <w:t xml:space="preserve">Severity / Risk Level: </w:t>
+      </w:r>
+      <w:r>
+        <w:t>The severity is Medium-Low, since there is an availability and cost impact but no data harm.</w:t>
+      </w:r>
+    </w:p>
+    <w:p>
+      <w:pPr>
+        <w:pStyle w:val="Compact"/>
+        <w:numPr>
+          <w:ilvl w:val="0"/>
+          <w:numId w:val="24"/>
+        </w:numPr>
+      </w:pPr>
+      <w:r>
+        <w:rPr>
+          <w:b/>
+        </w:rPr>
+        <w:t xml:space="preserve">Technical explanation: </w:t>
+      </w:r>
+      <w:r>
+        <w:t>Agent 2 has no middleware token bucket. The usage ledger, implemented as _</w:t>
+      </w:r>
+      <w:proofErr w:type="spellStart"/>
+      <w:r>
+        <w:t>enforce_user_guard</w:t>
+      </w:r>
+      <w:proofErr w:type="spellEnd"/>
+      <w:r>
+        <w:t>, exists one agent upstream and does not cover direct calls.</w:t>
+      </w:r>
+    </w:p>
+    <w:p>
+      <w:pPr>
+        <w:pStyle w:val="Heading2"/>
+      </w:pPr>
+      <w:bookmarkStart w:id="48" w:name="_Toc241524740"/>
+      <w:bookmarkStart w:id="49" w:name="X84cc4d870e7848538ba9f98d5f7ef6767508d8f"/>
+      <w:bookmarkEnd w:id="47"/>
+      <w:r>
+        <w:t xml:space="preserve">V-02 </w:t>
+      </w:r>
+      <w:r>
+        <w:t>-</w:t>
+      </w:r>
+      <w:r>
+        <w:t xml:space="preserve"> Untrusted user markup persisted verbatim into search history</w:t>
+      </w:r>
+      <w:bookmarkEnd w:id="48"/>
+    </w:p>
+    <w:p>
+      <w:pPr>
+        <w:pStyle w:val="Compact"/>
+        <w:numPr>
+          <w:ilvl w:val="0"/>
+          <w:numId w:val="25"/>
+        </w:numPr>
+      </w:pPr>
+      <w:r>
+        <w:rPr>
+          <w:b/>
+        </w:rPr>
+        <w:t xml:space="preserve">Description: </w:t>
+      </w:r>
+      <w:r>
+        <w:t xml:space="preserve">The </w:t>
+      </w:r>
+      <w:proofErr w:type="spellStart"/>
+      <w:r>
+        <w:t>sanitize_input_text</w:t>
+      </w:r>
+      <w:proofErr w:type="spellEnd"/>
+      <w:r>
+        <w:t xml:space="preserve"> function strips control characters but not HTML, so &lt;script&gt; payloads are stored raw in user-scoped history rows and are then re-served by /api/v1/history.</w:t>
+      </w:r>
+    </w:p>
+    <w:p>
+      <w:pPr>
+        <w:pStyle w:val="Compact"/>
+        <w:numPr>
+          <w:ilvl w:val="0"/>
+          <w:numId w:val="25"/>
+        </w:numPr>
+      </w:pPr>
+      <w:r>
+        <w:rPr>
+          <w:b/>
+        </w:rPr>
+        <w:t xml:space="preserve">Evidence: </w:t>
+      </w:r>
+      <w:r>
+        <w:t xml:space="preserve">IR-09 found five persisted rows containing the markup verbatim, where id 143 came from this run and id 116 was left by the S1 suite; the surviving &lt;script&gt; </w:t>
+      </w:r>
+      <w:r>
+        <w:lastRenderedPageBreak/>
+        <w:t xml:space="preserve">proves cross-session durability. The same </w:t>
+      </w:r>
+      <w:proofErr w:type="spellStart"/>
+      <w:r>
+        <w:t>behaviour</w:t>
+      </w:r>
+      <w:proofErr w:type="spellEnd"/>
+      <w:r>
+        <w:t xml:space="preserve"> was captured independently from the other direction in S1/PI-14.</w:t>
+      </w:r>
+    </w:p>
+    <w:p>
+      <w:pPr>
+        <w:pStyle w:val="Compact"/>
+        <w:numPr>
+          <w:ilvl w:val="0"/>
+          <w:numId w:val="25"/>
+        </w:numPr>
+      </w:pPr>
+      <w:r>
+        <w:rPr>
+          <w:b/>
+        </w:rPr>
+        <w:t xml:space="preserve">Impact: </w:t>
+      </w:r>
+      <w:r>
+        <w:t>This is a latent stored-payload path. No XSS executes today, because Agent 2 is JSON-only and the React frontend escapes output automatically. However, any future non-React consumer of the history, such as a report export, a PDF, an email summary or a dashboard, would activate it without any further action from the attacker.</w:t>
+      </w:r>
+    </w:p>
+    <w:p>
+      <w:pPr>
+        <w:pStyle w:val="Compact"/>
+        <w:numPr>
+          <w:ilvl w:val="0"/>
+          <w:numId w:val="25"/>
+        </w:numPr>
+      </w:pPr>
+      <w:r>
+        <w:rPr>
+          <w:b/>
+        </w:rPr>
+        <w:t xml:space="preserve">Likelihood: </w:t>
+      </w:r>
+      <w:r>
+        <w:t>Storing the payload is certain, while exploitation depends on a future consumer existing.</w:t>
+      </w:r>
+    </w:p>
+    <w:p>
+      <w:pPr>
+        <w:pStyle w:val="Compact"/>
+        <w:numPr>
+          <w:ilvl w:val="0"/>
+          <w:numId w:val="25"/>
+        </w:numPr>
+      </w:pPr>
+      <w:r>
+        <w:rPr>
+          <w:b/>
+        </w:rPr>
+        <w:t xml:space="preserve">Severity / Risk Level: </w:t>
+      </w:r>
+      <w:r>
+        <w:t>The severity is Low, because the vector is latent. Current exploitability is nil, which is exactly why it is rated Low rather than High.</w:t>
+      </w:r>
+    </w:p>
+    <w:p>
+      <w:pPr>
+        <w:pStyle w:val="Compact"/>
+        <w:numPr>
+          <w:ilvl w:val="0"/>
+          <w:numId w:val="25"/>
+        </w:numPr>
+      </w:pPr>
+      <w:r>
+        <w:rPr>
+          <w:b/>
+        </w:rPr>
+        <w:t xml:space="preserve">Technical explanation: </w:t>
+      </w:r>
+      <w:r>
+        <w:t>The character class of the sanitizer covers \x00 to \x1f but not markup, and no output-encoding contract is declared for stored text.</w:t>
+      </w:r>
+    </w:p>
+    <w:p>
+      <w:pPr>
+        <w:pStyle w:val="Heading2"/>
+      </w:pPr>
+      <w:bookmarkStart w:id="50" w:name="_Toc241524741"/>
+      <w:bookmarkStart w:id="51" w:name="X55fa05dfa8189064bf54b0c9e96f17e32b0f0d4"/>
+      <w:bookmarkEnd w:id="49"/>
+      <w:r>
+        <w:t xml:space="preserve">V-03 </w:t>
+      </w:r>
+      <w:r>
+        <w:t>-</w:t>
+      </w:r>
+      <w:r>
+        <w:t xml:space="preserve"> Plaintext HTTP for inter-agent communication</w:t>
+      </w:r>
+      <w:bookmarkEnd w:id="50"/>
+    </w:p>
+    <w:p>
+      <w:pPr>
+        <w:pStyle w:val="Compact"/>
+        <w:numPr>
+          <w:ilvl w:val="0"/>
+          <w:numId w:val="26"/>
+        </w:numPr>
+      </w:pPr>
+      <w:r>
+        <w:rPr>
+          <w:b/>
+        </w:rPr>
+        <w:t xml:space="preserve">Description: </w:t>
+      </w:r>
+      <w:r>
+        <w:t>All inter-agent calls, namely A1→A2, A3→A2 and orchestrator→A4, use http://127.0.0.1:* URLs, so the shared service token and the user JWTs travel unencrypted.</w:t>
+      </w:r>
+    </w:p>
+    <w:p>
+      <w:pPr>
+        <w:pStyle w:val="Compact"/>
+        <w:numPr>
+          <w:ilvl w:val="0"/>
+          <w:numId w:val="26"/>
+        </w:numPr>
+      </w:pPr>
+      <w:r>
+        <w:rPr>
+          <w:b/>
+        </w:rPr>
+        <w:t xml:space="preserve">Evidence: </w:t>
+      </w:r>
+      <w:r>
+        <w:t>IR-18 quotes the configuration line verbatim, and the running topology confirmed loopback HTTP.</w:t>
+      </w:r>
+    </w:p>
+    <w:p>
+      <w:pPr>
+        <w:pStyle w:val="Compact"/>
+        <w:numPr>
+          <w:ilvl w:val="0"/>
+          <w:numId w:val="26"/>
+        </w:numPr>
+      </w:pPr>
+      <w:r>
+        <w:rPr>
+          <w:b/>
+        </w:rPr>
+        <w:t xml:space="preserve">Impact: </w:t>
+      </w:r>
+      <w:r>
+        <w:t>On the single-machine development deployment, sniffing requires local access, so the risk today is Low. The same code paths would expose credentials and personal queries in transit in any multi-host deployment, where the risk becomes Medium. It is recorded as a deployment-time constraint that the group must not forget at infrastructure hand-off.</w:t>
+      </w:r>
+    </w:p>
+    <w:p>
+      <w:pPr>
+        <w:pStyle w:val="Compact"/>
+        <w:numPr>
+          <w:ilvl w:val="0"/>
+          <w:numId w:val="26"/>
+        </w:numPr>
+      </w:pPr>
+      <w:r>
+        <w:rPr>
+          <w:b/>
+        </w:rPr>
+        <w:t xml:space="preserve">Severity / Risk Level: </w:t>
+      </w:r>
+      <w:r>
+        <w:t>The severity is Low for the current deployment and Medium for any networked production deployment.</w:t>
+      </w:r>
+    </w:p>
+    <w:p>
+      <w:pPr>
+        <w:pStyle w:val="Heading2"/>
+      </w:pPr>
+      <w:bookmarkStart w:id="52" w:name="_Toc241524742"/>
+      <w:bookmarkStart w:id="53" w:name="Xf5a6e4e7d657c9406ac585b77626d5f7e3d64ad"/>
+      <w:bookmarkEnd w:id="51"/>
+      <w:r>
+        <w:t xml:space="preserve">N-1 </w:t>
+      </w:r>
+      <w:r>
+        <w:t>-</w:t>
+      </w:r>
+      <w:r>
+        <w:t xml:space="preserve"> Authentication hint discloses the service-token mechanism (Observation, Informational)</w:t>
+      </w:r>
+      <w:bookmarkEnd w:id="52"/>
+    </w:p>
+    <w:p>
+      <w:pPr>
+        <w:pStyle w:val="Compact"/>
+        <w:numPr>
+          <w:ilvl w:val="0"/>
+          <w:numId w:val="27"/>
+        </w:numPr>
+      </w:pPr>
+      <w:r>
+        <w:rPr>
+          <w:b/>
+        </w:rPr>
+        <w:t xml:space="preserve">Evidence: </w:t>
+      </w:r>
+      <w:r>
+        <w:t>In IR-01 the 401 response body names “X-Service-Token” to anonymous callers.</w:t>
+      </w:r>
+    </w:p>
+    <w:p>
+      <w:pPr>
+        <w:pStyle w:val="Compact"/>
+        <w:numPr>
+          <w:ilvl w:val="0"/>
+          <w:numId w:val="27"/>
+        </w:numPr>
+      </w:pPr>
+      <w:r>
+        <w:rPr>
+          <w:b/>
+        </w:rPr>
+        <w:t xml:space="preserve">Impact: </w:t>
+      </w:r>
+      <w:r>
+        <w:t>The value of the token is never disclosed, and a strong secret is still required for any successful attack. Standard practice nonetheless discourages advertising authentication mechanics in client errors.</w:t>
+      </w:r>
+    </w:p>
+    <w:p>
+      <w:pPr>
+        <w:pStyle w:val="Compact"/>
+        <w:numPr>
+          <w:ilvl w:val="0"/>
+          <w:numId w:val="27"/>
+        </w:numPr>
+      </w:pPr>
+      <w:r>
+        <w:rPr>
+          <w:b/>
+        </w:rPr>
+        <w:t xml:space="preserve">Severity / Risk Level: </w:t>
+      </w:r>
+      <w:r>
+        <w:t>The severity is Informational.</w:t>
+      </w:r>
+    </w:p>
+    <w:p>
+      <w:pPr>
+        <w:pStyle w:val="Heading2"/>
+      </w:pPr>
+      <w:bookmarkStart w:id="54" w:name="_Toc241524743"/>
+      <w:bookmarkStart w:id="55" w:name="positive-irsecurity-controls-confirmed"/>
+      <w:bookmarkEnd w:id="53"/>
+      <w:r>
+        <w:t>Positive IR/security controls confirmed</w:t>
+      </w:r>
+      <w:bookmarkEnd w:id="54"/>
+    </w:p>
+    <w:p>
+      <w:pPr>
+        <w:pStyle w:val="FirstParagraph"/>
+      </w:pPr>
+      <w:r>
+        <w:t xml:space="preserve">Every retrieval and security control that was expected to hold did hold. All seven invalid request shapes were rejected at validation. The exclusion feedback was </w:t>
+      </w:r>
+      <w:proofErr w:type="spellStart"/>
+      <w:r>
+        <w:t>honoured</w:t>
+      </w:r>
+      <w:proofErr w:type="spellEnd"/>
+      <w:r>
+        <w:t xml:space="preserve"> exactly, with zero re-returns, and the retry cap was enforced. Dual-path authentication split the </w:t>
+      </w:r>
+      <w:r>
+        <w:lastRenderedPageBreak/>
+        <w:t>privileges correctly, returning 200 for service-token retrieval and 403 for user history access. SQL injection, server-side template injection and oversized payloads were all inert, and the service reported healthy after every probe. The catalogue stayed read-only under every write verb. All three stores agreed completely at 43,070 products each. The result-to-catalogue truth rate was 100%, with zero price drift. Vendor URLs were HTTPS-only, CORS rejected foreign origins, and every response was scrubbed of secrets, with the dynamic service-token marker never appearing.</w:t>
+      </w:r>
+    </w:p>
+    <w:p>
+      <w:pPr>
+        <w:pStyle w:val="Heading1"/>
+      </w:pPr>
+      <w:bookmarkStart w:id="56" w:name="_Toc241524744"/>
+      <w:bookmarkStart w:id="57" w:name="risk-assessment"/>
       <w:bookmarkEnd w:id="45"/>
-    </w:p>
-    <w:p>
-      <w:pPr>
-        <w:pStyle w:val="BlockText"/>
-      </w:pPr>
-      <w:r>
-        <w:t>Severity uses the brief’s five-level scale. Ratings are proposed with justification for the assessing student’s final confirmation. None were remediated (assess-only).</w:t>
-      </w:r>
-    </w:p>
-    <w:p>
-      <w:pPr>
-        <w:pStyle w:val="Heading2"/>
-      </w:pPr>
-      <w:bookmarkStart w:id="46" w:name="Xc2b97eed9b8c3a2f42f08d36ca74dbc3946cfa4"/>
-      <w:bookmarkStart w:id="47" w:name="_Toc241524739"/>
-      <w:r>
-        <w:t>V-01 — No rate limiting or quota enforcement on the retrieval API</w:t>
-      </w:r>
-      <w:bookmarkEnd w:id="47"/>
-    </w:p>
-    <w:p>
-      <w:pPr>
-        <w:pStyle w:val="Compact"/>
-        <w:numPr>
-          <w:ilvl w:val="0"/>
-          <w:numId w:val="24"/>
-        </w:numPr>
-      </w:pPr>
-      <w:r>
-        <w:rPr>
-          <w:b/>
-        </w:rPr>
-        <w:t xml:space="preserve">Description: </w:t>
-      </w:r>
-      <w:r>
-        <w:rPr>
-          <w:b w:val="0"/>
-        </w:rPr>
-        <w:t>Agent 2 serves unlimited authenticated search requests with no throttle and no per-user quota. Its quota metering lives entirely in Agent 3’s layer, which direct traffic to Agent 2 bypasses.</w:t>
-      </w:r>
-    </w:p>
-    <w:p>
-      <w:pPr>
-        <w:pStyle w:val="Compact"/>
-        <w:numPr>
-          <w:ilvl w:val="0"/>
-          <w:numId w:val="24"/>
-        </w:numPr>
-      </w:pPr>
-      <w:r>
-        <w:rPr>
-          <w:b/>
-        </w:rPr>
-        <w:t xml:space="preserve">Evidence: </w:t>
-      </w:r>
-      <w:r>
-        <w:rPr>
-          <w:b w:val="0"/>
-        </w:rPr>
-        <w:t>IR-15 issued 30 sequential hybrid searches and every one was served with HTTP 200, with no 429 response and a median latency of 531 ms. Only the transport-level size limits stopped the oversized probes in IR-17.</w:t>
-      </w:r>
-    </w:p>
-    <w:p>
-      <w:pPr>
-        <w:pStyle w:val="Compact"/>
-        <w:numPr>
-          <w:ilvl w:val="0"/>
-          <w:numId w:val="24"/>
-        </w:numPr>
-      </w:pPr>
-      <w:r>
-        <w:rPr>
-          <w:b/>
-        </w:rPr>
-        <w:t xml:space="preserve">Impact: </w:t>
-      </w:r>
-      <w:r>
-        <w:rPr>
-          <w:b w:val="0"/>
-        </w:rPr>
-        <w:t>The impact falls on availability and cost. Hybrid retrieval is the most CPU-expensive operation in the system, since it combines embedding, BM25 and rescoring. Any valid JWT can therefore hammer it, which degrades the service for all users and consumes unbounded compute. That includes a token stolen within its 2-hour window, as recorded in S2/V-03.</w:t>
-      </w:r>
-    </w:p>
-    <w:p>
-      <w:pPr>
-        <w:pStyle w:val="Compact"/>
-        <w:numPr>
-          <w:ilvl w:val="0"/>
-          <w:numId w:val="24"/>
-        </w:numPr>
-      </w:pPr>
-      <w:r>
-        <w:rPr>
-          <w:b/>
-        </w:rPr>
-        <w:t xml:space="preserve">Likelihood: </w:t>
-      </w:r>
-      <w:r>
-        <w:rPr>
-          <w:b w:val="0"/>
-        </w:rPr>
-        <w:t>The likelihood is Medium. The attack is trivial to execute, although the single-account development system lowers the present-day incentive.</w:t>
-      </w:r>
-    </w:p>
-    <w:p>
-      <w:pPr>
-        <w:pStyle w:val="Compact"/>
-        <w:numPr>
-          <w:ilvl w:val="0"/>
-          <w:numId w:val="24"/>
-        </w:numPr>
-      </w:pPr>
-      <w:r>
-        <w:rPr>
-          <w:b/>
-        </w:rPr>
-        <w:t xml:space="preserve">Severity / Risk Level: </w:t>
-      </w:r>
-      <w:r>
-        <w:rPr>
-          <w:b w:val="0"/>
-        </w:rPr>
-        <w:t>The severity is Medium-Low, since there is an availability and cost impact but no data harm.</w:t>
-      </w:r>
-    </w:p>
-    <w:p>
-      <w:pPr>
-        <w:pStyle w:val="Compact"/>
-        <w:numPr>
-          <w:ilvl w:val="0"/>
-          <w:numId w:val="24"/>
-        </w:numPr>
-      </w:pPr>
-      <w:r>
-        <w:rPr>
-          <w:b/>
-        </w:rPr>
-        <w:t xml:space="preserve">Technical explanation: </w:t>
-      </w:r>
-      <w:r>
-        <w:rPr>
-          <w:b w:val="0"/>
-        </w:rPr>
-        <w:t>Agent 2 has no middleware token bucket. The usage ledger, implemented as _enforce_user_guard, exists one agent upstream and does not cover direct calls.</w:t>
-      </w:r>
-    </w:p>
-    <w:p>
-      <w:pPr>
-        <w:pStyle w:val="Heading2"/>
-      </w:pPr>
-      <w:bookmarkStart w:id="48" w:name="X84cc4d870e7848538ba9f98d5f7ef6767508d8f"/>
-      <w:bookmarkStart w:id="49" w:name="_Toc241524740"/>
-      <w:bookmarkEnd w:id="46"/>
-      <w:r>
-        <w:lastRenderedPageBreak/>
-        <w:t>V-02 — Untrusted user markup persisted verbatim into search history</w:t>
-      </w:r>
-      <w:bookmarkEnd w:id="49"/>
-    </w:p>
-    <w:p>
-      <w:pPr>
-        <w:pStyle w:val="Compact"/>
-        <w:numPr>
-          <w:ilvl w:val="0"/>
-          <w:numId w:val="25"/>
-        </w:numPr>
-      </w:pPr>
-      <w:r>
-        <w:rPr>
-          <w:b/>
-        </w:rPr>
-        <w:t xml:space="preserve">Description: </w:t>
-      </w:r>
-      <w:r>
-        <w:rPr>
-          <w:b w:val="0"/>
-        </w:rPr>
-        <w:t>The sanitize_input_text function strips control characters but not HTML, so &lt;script&gt; payloads are stored raw in user-scoped history rows and are then re-served by /api/v1/history.</w:t>
-      </w:r>
-    </w:p>
-    <w:p>
-      <w:pPr>
-        <w:pStyle w:val="Compact"/>
-        <w:numPr>
-          <w:ilvl w:val="0"/>
-          <w:numId w:val="25"/>
-        </w:numPr>
-      </w:pPr>
-      <w:r>
-        <w:rPr>
-          <w:b/>
-        </w:rPr>
-        <w:t xml:space="preserve">Evidence: </w:t>
-      </w:r>
-      <w:r>
-        <w:rPr>
-          <w:b w:val="0"/>
-        </w:rPr>
-        <w:t>IR-09 found five persisted rows containing the markup verbatim, where id 143 came from this run and id 116 was left by the S1 suite; the surviving &lt;script&gt; proves cross-session durability. The same behaviour was captured independently from the other direction in S1/PI-14.</w:t>
-      </w:r>
-    </w:p>
-    <w:p>
-      <w:pPr>
-        <w:pStyle w:val="Compact"/>
-        <w:numPr>
-          <w:ilvl w:val="0"/>
-          <w:numId w:val="25"/>
-        </w:numPr>
-      </w:pPr>
-      <w:r>
-        <w:rPr>
-          <w:b/>
-        </w:rPr>
-        <w:t xml:space="preserve">Impact: </w:t>
-      </w:r>
-      <w:r>
-        <w:rPr>
-          <w:b w:val="0"/>
-        </w:rPr>
-        <w:t>This is a latent stored-payload path. No XSS executes today, because Agent 2 is JSON-only and the React frontend escapes output automatically. However, any future non-React consumer of the history, such as a report export, a PDF, an email summary or a dashboard, would activate it without any further action from the attacker.</w:t>
-      </w:r>
-    </w:p>
-    <w:p>
-      <w:pPr>
-        <w:pStyle w:val="Compact"/>
-        <w:numPr>
-          <w:ilvl w:val="0"/>
-          <w:numId w:val="25"/>
-        </w:numPr>
-      </w:pPr>
-      <w:r>
-        <w:rPr>
-          <w:b/>
-        </w:rPr>
-        <w:t xml:space="preserve">Likelihood: </w:t>
-      </w:r>
-      <w:r>
-        <w:rPr>
-          <w:b w:val="0"/>
-        </w:rPr>
-        <w:t>Storing the payload is certain, while exploitation depends on a future consumer existing.</w:t>
-      </w:r>
-    </w:p>
-    <w:p>
-      <w:pPr>
-        <w:pStyle w:val="Compact"/>
-        <w:numPr>
-          <w:ilvl w:val="0"/>
-          <w:numId w:val="25"/>
-        </w:numPr>
-      </w:pPr>
-      <w:r>
-        <w:rPr>
-          <w:b/>
-        </w:rPr>
-        <w:t xml:space="preserve">Severity / Risk Level: </w:t>
-      </w:r>
-      <w:r>
-        <w:rPr>
-          <w:b w:val="0"/>
-        </w:rPr>
-        <w:t>The severity is Low, because the vector is latent. Current exploitability is nil, which is exactly why it is rated Low rather than High.</w:t>
-      </w:r>
-    </w:p>
-    <w:p>
-      <w:pPr>
-        <w:pStyle w:val="Compact"/>
-        <w:numPr>
-          <w:ilvl w:val="0"/>
-          <w:numId w:val="25"/>
-        </w:numPr>
-      </w:pPr>
-      <w:r>
-        <w:rPr>
-          <w:b/>
-        </w:rPr>
-        <w:t xml:space="preserve">Technical explanation: </w:t>
-      </w:r>
-      <w:r>
-        <w:rPr>
-          <w:b w:val="0"/>
-        </w:rPr>
-        <w:t>The character class of the sanitizer covers \x00 to \x1f but not markup, and no output-encoding contract is declared for stored text.</w:t>
-      </w:r>
-    </w:p>
-    <w:p>
-      <w:pPr>
-        <w:pStyle w:val="Heading2"/>
-      </w:pPr>
-      <w:bookmarkStart w:id="50" w:name="X55fa05dfa8189064bf54b0c9e96f17e32b0f0d4"/>
-      <w:bookmarkStart w:id="51" w:name="_Toc241524741"/>
-      <w:bookmarkEnd w:id="48"/>
-      <w:r>
-        <w:t>V-03 — Plaintext HTTP for inter-agent communication</w:t>
-      </w:r>
-      <w:bookmarkEnd w:id="51"/>
-    </w:p>
-    <w:p>
-      <w:pPr>
-        <w:pStyle w:val="Compact"/>
-        <w:numPr>
-          <w:ilvl w:val="0"/>
-          <w:numId w:val="26"/>
-        </w:numPr>
-      </w:pPr>
-      <w:r>
-        <w:rPr>
-          <w:b/>
-        </w:rPr>
-        <w:t xml:space="preserve">Description: </w:t>
-      </w:r>
-      <w:r>
-        <w:rPr>
-          <w:b w:val="0"/>
-        </w:rPr>
-        <w:t>All inter-agent calls, namely A1→A2, A3→A2 and orchestrator→A4, use http://127.0.0.1:* URLs, so the shared service token and the user JWTs travel unencrypted.</w:t>
-      </w:r>
-    </w:p>
-    <w:p>
-      <w:pPr>
-        <w:pStyle w:val="Compact"/>
-        <w:numPr>
-          <w:ilvl w:val="0"/>
-          <w:numId w:val="26"/>
-        </w:numPr>
-      </w:pPr>
-      <w:r>
-        <w:rPr>
-          <w:b/>
-        </w:rPr>
-        <w:t xml:space="preserve">Evidence: </w:t>
-      </w:r>
-      <w:r>
-        <w:rPr>
-          <w:b w:val="0"/>
-        </w:rPr>
-        <w:t>IR-18 quotes the configuration line verbatim, and the running topology confirmed loopback HTTP.</w:t>
-      </w:r>
-    </w:p>
-    <w:p>
-      <w:pPr>
-        <w:pStyle w:val="Compact"/>
-        <w:numPr>
-          <w:ilvl w:val="0"/>
-          <w:numId w:val="26"/>
-        </w:numPr>
-      </w:pPr>
-      <w:r>
-        <w:rPr>
-          <w:b/>
-        </w:rPr>
-        <w:t xml:space="preserve">Impact: </w:t>
-      </w:r>
-      <w:r>
-        <w:rPr>
-          <w:b w:val="0"/>
-        </w:rPr>
-        <w:t>On the single-machine development deployment, sniffing requires local access, so the risk today is Low. The same code paths would expose credentials and personal queries in transit in any multi-host deployment, where the risk becomes Medium. It is recorded as a deployment-time constraint that the group must not forget at infrastructure hand-off.</w:t>
-      </w:r>
-    </w:p>
-    <w:p>
-      <w:pPr>
-        <w:pStyle w:val="Compact"/>
-        <w:numPr>
-          <w:ilvl w:val="0"/>
-          <w:numId w:val="26"/>
-        </w:numPr>
-      </w:pPr>
-      <w:r>
-        <w:rPr>
-          <w:b/>
-        </w:rPr>
-        <w:t xml:space="preserve">Severity / Risk Level: </w:t>
-      </w:r>
-      <w:r>
-        <w:rPr>
-          <w:b w:val="0"/>
-        </w:rPr>
-        <w:t>The severity is Low for the current deployment and Medium for any networked production deployment.</w:t>
-      </w:r>
-    </w:p>
-    <w:p>
-      <w:pPr>
-        <w:pStyle w:val="Heading2"/>
-      </w:pPr>
-      <w:bookmarkStart w:id="52" w:name="Xf5a6e4e7d657c9406ac585b77626d5f7e3d64ad"/>
-      <w:bookmarkStart w:id="53" w:name="_Toc241524742"/>
-      <w:bookmarkEnd w:id="50"/>
-      <w:r>
-        <w:t>N-1 — Authentication hint discloses the service-token mechanism (Observation, Informational)</w:t>
-      </w:r>
-      <w:bookmarkEnd w:id="53"/>
-    </w:p>
-    <w:p>
-      <w:pPr>
-        <w:pStyle w:val="Compact"/>
-        <w:numPr>
-          <w:ilvl w:val="0"/>
-          <w:numId w:val="27"/>
-        </w:numPr>
-      </w:pPr>
-      <w:r>
-        <w:rPr>
-          <w:b/>
-        </w:rPr>
-        <w:t xml:space="preserve">Evidence: </w:t>
-      </w:r>
-      <w:r>
-        <w:rPr>
-          <w:b w:val="0"/>
-        </w:rPr>
-        <w:t>In IR-01 the 401 response body names “X-Service-Token” to anonymous callers.</w:t>
-      </w:r>
-    </w:p>
-    <w:p>
-      <w:pPr>
-        <w:pStyle w:val="Compact"/>
-        <w:numPr>
-          <w:ilvl w:val="0"/>
-          <w:numId w:val="27"/>
-        </w:numPr>
-      </w:pPr>
-      <w:r>
-        <w:rPr>
-          <w:b/>
-        </w:rPr>
-        <w:t xml:space="preserve">Impact: </w:t>
-      </w:r>
-      <w:r>
-        <w:rPr>
-          <w:b w:val="0"/>
-        </w:rPr>
-        <w:t>The value of the token is never disclosed, and a strong secret is still required for any successful attack. Standard practice nonetheless discourages advertising authentication mechanics in client errors.</w:t>
-      </w:r>
-    </w:p>
-    <w:p>
-      <w:pPr>
-        <w:pStyle w:val="Compact"/>
-        <w:numPr>
-          <w:ilvl w:val="0"/>
-          <w:numId w:val="27"/>
-        </w:numPr>
-      </w:pPr>
-      <w:r>
-        <w:rPr>
-          <w:b/>
-        </w:rPr>
-        <w:t xml:space="preserve">Severity / Risk Level: </w:t>
-      </w:r>
-      <w:r>
-        <w:rPr>
-          <w:b w:val="0"/>
-        </w:rPr>
-        <w:t>The severity is Informational.</w:t>
-      </w:r>
-    </w:p>
-    <w:p>
-      <w:pPr>
-        <w:pStyle w:val="Heading2"/>
-      </w:pPr>
-      <w:bookmarkStart w:id="54" w:name="positive-irsecurity-controls-confirmed"/>
-      <w:bookmarkStart w:id="55" w:name="_Toc241524743"/>
-      <w:bookmarkEnd w:id="52"/>
-      <w:r>
-        <w:t>Positive IR/security controls confirmed</w:t>
-      </w:r>
       <w:bookmarkEnd w:id="55"/>
-    </w:p>
-    <w:p>
-      <w:pPr>
-        <w:pStyle w:val="FirstParagraph"/>
-      </w:pPr>
-      <w:r>
-        <w:rPr>
-          <w:b w:val="0"/>
-        </w:rPr>
-        <w:t>Every retrieval and security control that was expected to hold did hold. All seven invalid request shapes were rejected at validation. The exclusion feedback was honoured exactly, with zero re-returns, and the retry cap was enforced. Dual-path authentication split the privileges correctly, returning 200 for service-token retrieval and 403 for user history access. SQL injection, server-side template injection and oversized payloads were all inert, and the service reported healthy after every probe. The catalogue stayed read-only under every write verb. All three stores agreed completely at 43,070 products each. The result-to-catalogue truth rate was 100%, with zero price drift. Vendor URLs were HTTPS-only, CORS rejected foreign origins, and every response was scrubbed of secrets, with the dynamic service-token marker never appearing.</w:t>
-      </w:r>
-    </w:p>
-    <w:p>
-      <w:pPr>
-        <w:pStyle w:val="Heading1"/>
-      </w:pPr>
-      <w:bookmarkStart w:id="56" w:name="risk-assessment"/>
-      <w:bookmarkStart w:id="57" w:name="_Toc241524744"/>
-      <w:bookmarkEnd w:id="44"/>
-      <w:bookmarkEnd w:id="54"/>
       <w:r>
         <w:t>6. Risk Assessment</w:t>
       </w:r>
-      <w:bookmarkEnd w:id="57"/>
+      <w:bookmarkEnd w:id="56"/>
     </w:p>
     <w:tbl>
       <w:tblPr>
@@ -8212,7 +8911,7 @@
               <w:pStyle w:val="Compact"/>
             </w:pPr>
             <w:r>
-              <w:t>—</w:t>
+              <w:t>-</w:t>
             </w:r>
           </w:p>
         </w:tc>
@@ -8225,7 +8924,7 @@
               <w:pStyle w:val="Compact"/>
             </w:pPr>
             <w:r>
-              <w:t>—</w:t>
+              <w:t>-</w:t>
             </w:r>
           </w:p>
         </w:tc>
@@ -8238,7 +8937,21 @@
               <w:pStyle w:val="Compact"/>
             </w:pPr>
             <w:r>
-              <w:t>No vulnerability — integrity + authz held</w:t>
+              <w:t xml:space="preserve">No vulnerability </w:t>
+            </w:r>
+            <w:r>
+              <w:t>-</w:t>
+            </w:r>
+            <w:r>
+              <w:t xml:space="preserve"> integrity + </w:t>
+            </w:r>
+            <w:proofErr w:type="spellStart"/>
+            <w:r>
+              <w:t>authz</w:t>
+            </w:r>
+            <w:proofErr w:type="spellEnd"/>
+            <w:r>
+              <w:t xml:space="preserve"> held</w:t>
             </w:r>
           </w:p>
         </w:tc>
@@ -8266,7 +8979,15 @@
         <w:pStyle w:val="BodyText"/>
       </w:pPr>
       <w:r>
-        <w:t xml:space="preserve">* conditional on deployment topology; the development loopback posture is acceptable, the </w:t>
+        <w:t xml:space="preserve">* </w:t>
+      </w:r>
+      <w:proofErr w:type="gramStart"/>
+      <w:r>
+        <w:t>conditional</w:t>
+      </w:r>
+      <w:proofErr w:type="gramEnd"/>
+      <w:r>
+        <w:t xml:space="preserve"> on deployment topology; the development loopback posture is acceptable, the </w:t>
       </w:r>
       <w:r>
         <w:rPr>
@@ -8284,7 +9005,13 @@
         <w:pStyle w:val="BodyText"/>
       </w:pPr>
       <w:r>
-        <w:t xml:space="preserve">No Critical/High identified: the retrieval data plane resisted every manipulation class attempted — the worst achievable outcome for an attacker is </w:t>
+        <w:t xml:space="preserve">No Critical/High identified: the retrieval data plane resisted every manipulation class attempted </w:t>
+      </w:r>
+      <w:r>
+        <w:t>-</w:t>
+      </w:r>
+      <w:r>
+        <w:t xml:space="preserve"> the worst achievable outcome for an attacker is </w:t>
       </w:r>
       <w:r>
         <w:rPr>
@@ -8311,13 +9038,13 @@
       <w:pPr>
         <w:pStyle w:val="Heading1"/>
       </w:pPr>
-      <w:bookmarkStart w:id="58" w:name="mitigation-strategies"/>
-      <w:bookmarkStart w:id="59" w:name="_Toc241524745"/>
-      <w:bookmarkEnd w:id="56"/>
+      <w:bookmarkStart w:id="58" w:name="_Toc241524745"/>
+      <w:bookmarkStart w:id="59" w:name="mitigation-strategies"/>
+      <w:bookmarkEnd w:id="57"/>
       <w:r>
         <w:t>7. Mitigation Strategies</w:t>
       </w:r>
-      <w:bookmarkEnd w:id="59"/>
+      <w:bookmarkEnd w:id="58"/>
     </w:p>
     <w:p>
       <w:pPr>
@@ -8359,23 +9086,22 @@
           <w:b/>
           <w:bCs/>
         </w:rPr>
+        <w:lastRenderedPageBreak/>
         <w:t>V-02:</w:t>
       </w:r>
       <w:r>
         <w:t xml:space="preserve"> extend </w:t>
       </w:r>
+      <w:proofErr w:type="spellStart"/>
       <w:r>
         <w:rPr>
           <w:rStyle w:val="VerbatimChar"/>
         </w:rPr>
         <w:t>sanitize_input_text</w:t>
       </w:r>
-      <w:r>
-        <w:t xml:space="preserve"> to strip/escape HTML tags before persistence, or store history text with a content-type marker and require consumers to treat it as </w:t>
-      </w:r>
-      <w:r>
-        <w:lastRenderedPageBreak/>
-        <w:t xml:space="preserve">untrusted; cap </w:t>
+      <w:proofErr w:type="spellEnd"/>
+      <w:r>
+        <w:t xml:space="preserve"> to strip/escape HTML tags before persistence, or store history text with a content-type marker and require consumers to treat it as untrusted; cap </w:t>
       </w:r>
       <w:r>
         <w:rPr>
@@ -8441,7 +9167,15 @@
         <w:t>N-1:</w:t>
       </w:r>
       <w:r>
-        <w:t xml:space="preserve"> shorten the 401 detail to “Not authenticated”.</w:t>
+        <w:t xml:space="preserve"> shorten the 401 </w:t>
+      </w:r>
+      <w:proofErr w:type="gramStart"/>
+      <w:r>
+        <w:t>detail</w:t>
+      </w:r>
+      <w:proofErr w:type="gramEnd"/>
+      <w:r>
+        <w:t xml:space="preserve"> to “Not authenticated”.</w:t>
       </w:r>
     </w:p>
     <w:p>
@@ -8476,13 +9210,13 @@
       <w:pPr>
         <w:pStyle w:val="Heading1"/>
       </w:pPr>
-      <w:bookmarkStart w:id="60" w:name="reflection"/>
-      <w:bookmarkStart w:id="61" w:name="_Toc241524746"/>
-      <w:bookmarkEnd w:id="58"/>
+      <w:bookmarkStart w:id="60" w:name="_Toc241524746"/>
+      <w:bookmarkStart w:id="61" w:name="reflection"/>
+      <w:bookmarkEnd w:id="59"/>
       <w:r>
         <w:t>8. Reflection</w:t>
       </w:r>
-      <w:bookmarkEnd w:id="61"/>
+      <w:bookmarkEnd w:id="60"/>
     </w:p>
     <w:p>
       <w:pPr>
@@ -8506,7 +9240,21 @@
         <w:t>retrieval</w:t>
       </w:r>
       <w:r>
-        <w:t xml:space="preserve"> security without a live failure to chase: because the component is fully schema-bound, the obvious attacks (SQLi, SSTI, parameter abuse, write verbs) all simply do not work, and an audit can degenerate into listing denials. The interesting questions therefore moved one layer out — to </w:t>
+        <w:t xml:space="preserve"> security without a live failure to </w:t>
+      </w:r>
+      <w:proofErr w:type="gramStart"/>
+      <w:r>
+        <w:t>chase:</w:t>
+      </w:r>
+      <w:proofErr w:type="gramEnd"/>
+      <w:r>
+        <w:t xml:space="preserve"> because the component is fully schema-bound, the obvious attacks (SQLi, SSTI, parameter abuse, write verbs) all simply do not work, and an audit can degenerate into listing denials. The interesting questions therefore moved one layer out </w:t>
+      </w:r>
+      <w:r>
+        <w:t>-</w:t>
+      </w:r>
+      <w:r>
+        <w:t xml:space="preserve"> to </w:t>
       </w:r>
       <w:r>
         <w:rPr>
@@ -8545,7 +9293,13 @@
         <w:t>"49" in response</w:t>
       </w:r>
       <w:r>
-        <w:t xml:space="preserve">) false-positives on prices like $4.49, so the artifact scan had to be rewritten against numeric fields specifically — a reminder that in security testing, a sloppy check produces a sloppy finding in </w:t>
+        <w:t xml:space="preserve">) false-positives on prices like $4.49, so the artifact scan had to be rewritten against numeric fields specifically </w:t>
+      </w:r>
+      <w:r>
+        <w:t>-</w:t>
+      </w:r>
+      <w:r>
+        <w:t xml:space="preserve"> a reminder that in security testing, a sloppy check produces a sloppy finding in </w:t>
       </w:r>
       <w:r>
         <w:rPr>
@@ -8580,7 +9334,13 @@
         <w:t>triangulated</w:t>
       </w:r>
       <w:r>
-        <w:t>: the status endpoint’s honesty (IR-14) was only meaningful because the same numbers were independently reachable through the catalogue API (IR-12) — a service grading its own homework proves nothing. Third, “no write path today” is a snapshot, not a property: the poisoned-data category was assessed structurally precisely because the moment someone adds an admin import endpoint, IR-13’s 404/405 wall becomes the entire security model for retrieval trust.</w:t>
+        <w:t xml:space="preserve">: the status endpoint’s honesty (IR-14) was only meaningful because the same numbers were independently reachable through the catalogue API (IR-12) </w:t>
+      </w:r>
+      <w:r>
+        <w:t>-</w:t>
+      </w:r>
+      <w:r>
+        <w:t xml:space="preserve"> a service grading its own homework proves nothing. Third, “no write path today” is a snapshot, not a property: the poisoned-data category was assessed structurally precisely because the moment someone adds an admin import endpoint, IR-13’s 404/405 wall becomes the entire security model for retrieval trust.</w:t>
       </w:r>
     </w:p>
     <w:p>
@@ -8595,7 +9355,15 @@
         <w:t>Recommendations for future improvements.</w:t>
       </w:r>
       <w:r>
-        <w:t xml:space="preserve"> Instrument the retrieval service for the risks this environment could not demonstrate: real throttle counters, per-principal search quotas, and anomaly logging (30 fast searches are invisible today because nothing counts them). If the catalogue ever gains a write path, gate it behind a separate credential and re-run this suite as the acceptance test. For the module generally, the IR-13-vs-IR-09 contrast is the takeaway worth defending in a viva: </w:t>
+        <w:t xml:space="preserve"> Instrument the retrieval service for the risks this environment could not </w:t>
+      </w:r>
+      <w:proofErr w:type="gramStart"/>
+      <w:r>
+        <w:t>demonstrate:</w:t>
+      </w:r>
+      <w:proofErr w:type="gramEnd"/>
+      <w:r>
+        <w:t xml:space="preserve"> real throttle counters, per-principal search quotas, and anomaly logging (30 fast searches are invisible today because nothing counts them). If the catalogue ever gains a write path, gate it behind a separate credential and re-run this suite as the acceptance test. For the module generally, the IR-13-vs-IR-09 contrast is the takeaway worth defending in a viva: </w:t>
       </w:r>
       <w:r>
         <w:rPr>
@@ -8610,6 +9378,7 @@
     </w:p>
     <w:p>
       <w:r>
+        <w:lastRenderedPageBreak/>
         <w:pict w14:anchorId="51F423DC">
           <v:rect id="_x0000_i1026" style="width:0;height:1.5pt" o:hralign="center" o:hrstd="t" o:hr="t"/>
         </w:pict>
@@ -8619,192 +9388,277 @@
       <w:pPr>
         <w:pStyle w:val="Heading1"/>
       </w:pPr>
-      <w:bookmarkStart w:id="62" w:name="X3844fd736edced46f19f73c66f96e37fa18ad06"/>
-      <w:bookmarkStart w:id="63" w:name="_Toc241524747"/>
-      <w:bookmarkEnd w:id="60"/>
+      <w:bookmarkStart w:id="62" w:name="_Toc241524747"/>
+      <w:bookmarkStart w:id="63" w:name="X3844fd736edced46f19f73c66f96e37fa18ad06"/>
+      <w:bookmarkEnd w:id="61"/>
+      <w:r>
+        <w:t xml:space="preserve">Appendix A </w:t>
+      </w:r>
+      <w:r>
+        <w:t>-</w:t>
+      </w:r>
+      <w:r>
+        <w:t xml:space="preserve"> Evidence Manifest &amp; Reproduction</w:t>
+      </w:r>
+      <w:bookmarkEnd w:id="62"/>
+    </w:p>
+    <w:p>
+      <w:pPr>
+        <w:pStyle w:val="SourceCode"/>
+      </w:pPr>
+      <w:r>
+        <w:rPr>
+          <w:rStyle w:val="VerbatimChar"/>
+        </w:rPr>
+        <w:t>audit-evidence/S4-information-retrieval-and-security-assessment/</w:t>
+      </w:r>
+      <w:r>
+        <w:br/>
+      </w:r>
+      <w:r>
+        <w:rPr>
+          <w:rStyle w:val="VerbatimChar"/>
+        </w:rPr>
+        <w:t xml:space="preserve">├── run_tests.py                  # </w:t>
+      </w:r>
+      <w:proofErr w:type="spellStart"/>
+      <w:r>
+        <w:rPr>
+          <w:rStyle w:val="VerbatimChar"/>
+        </w:rPr>
+        <w:t>stdlib</w:t>
+      </w:r>
+      <w:proofErr w:type="spellEnd"/>
+      <w:r>
+        <w:rPr>
+          <w:rStyle w:val="VerbatimChar"/>
+        </w:rPr>
+        <w:t xml:space="preserve"> harness; service token read at runtime, scrubbed from evidence,</w:t>
+      </w:r>
+      <w:r>
+        <w:br/>
+      </w:r>
+      <w:r>
+        <w:rPr>
+          <w:rStyle w:val="VerbatimChar"/>
+        </w:rPr>
+        <w:t>│                                 #   reused as dynamic leak marker</w:t>
+      </w:r>
+      <w:r>
+        <w:br/>
+      </w:r>
+      <w:r>
+        <w:rPr>
+          <w:rStyle w:val="VerbatimChar"/>
+        </w:rPr>
+        <w:t>├── responses/</w:t>
+      </w:r>
+      <w:r>
+        <w:br/>
+      </w:r>
+      <w:r>
+        <w:rPr>
+          <w:rStyle w:val="VerbatimChar"/>
+        </w:rPr>
+        <w:t>│   ├── IR-01.json … IR-18.json   # UTC timestamp, objective, expected vs actual, scrubbed payloads</w:t>
+      </w:r>
+      <w:r>
+        <w:br/>
+      </w:r>
+      <w:r>
+        <w:rPr>
+          <w:rStyle w:val="VerbatimChar"/>
+        </w:rPr>
+        <w:t xml:space="preserve">│   └── </w:t>
+      </w:r>
+      <w:proofErr w:type="spellStart"/>
+      <w:r>
+        <w:rPr>
+          <w:rStyle w:val="VerbatimChar"/>
+        </w:rPr>
+        <w:t>summary.json</w:t>
+      </w:r>
+      <w:proofErr w:type="spellEnd"/>
+      <w:r>
+        <w:rPr>
+          <w:rStyle w:val="VerbatimChar"/>
+        </w:rPr>
+        <w:t xml:space="preserve">              # suite index + leak roll-up (empty = clean)</w:t>
+      </w:r>
+      <w:r>
+        <w:br/>
+      </w:r>
+      <w:r>
+        <w:rPr>
+          <w:rStyle w:val="VerbatimChar"/>
+        </w:rPr>
+        <w:t>└── Vulnerability-Assessment-Report-S4.md   # engineering-format version of this report</w:t>
+      </w:r>
+    </w:p>
+    <w:p>
+      <w:pPr>
+        <w:pStyle w:val="FirstParagraph"/>
+      </w:pPr>
+      <w:r>
+        <w:t>Reproduction:</w:t>
+      </w:r>
+    </w:p>
+    <w:p>
+      <w:pPr>
+        <w:pStyle w:val="SourceCode"/>
+      </w:pPr>
+      <w:r>
+        <w:rPr>
+          <w:rStyle w:val="BuiltInTok"/>
+        </w:rPr>
+        <w:t>cd</w:t>
+      </w:r>
+      <w:r>
+        <w:rPr>
+          <w:rStyle w:val="NormalTok"/>
+        </w:rPr>
+        <w:t xml:space="preserve"> audit-evidence/S4-information-retrieval-and-security-assessment</w:t>
+      </w:r>
+      <w:r>
+        <w:br/>
+      </w:r>
+      <w:r>
+        <w:rPr>
+          <w:rStyle w:val="ExtensionTok"/>
+        </w:rPr>
+        <w:t>python</w:t>
+      </w:r>
+      <w:r>
+        <w:rPr>
+          <w:rStyle w:val="NormalTok"/>
+        </w:rPr>
+        <w:t xml:space="preserve"> run_tests.py     </w:t>
+      </w:r>
+      <w:r>
+        <w:rPr>
+          <w:rStyle w:val="CommentTok"/>
+        </w:rPr>
+        <w:t># ~1-2 min; auto-starts any down backend; rewrites responses/ with fresh evidence</w:t>
+      </w:r>
+    </w:p>
+    <w:p>
+      <w:pPr>
+        <w:pStyle w:val="Heading1"/>
+      </w:pPr>
+      <w:bookmarkStart w:id="64" w:name="_Toc241524748"/>
+      <w:bookmarkStart w:id="65" w:name="appendix-b-integrity-ethics-notes"/>
+      <w:bookmarkEnd w:id="63"/>
+      <w:r>
+        <w:t xml:space="preserve">Appendix B </w:t>
+      </w:r>
+      <w:r>
+        <w:t>-</w:t>
+      </w:r>
+      <w:r>
+        <w:t xml:space="preserve"> Integrity &amp; Ethics Notes</w:t>
+      </w:r>
+      <w:bookmarkEnd w:id="64"/>
+    </w:p>
+    <w:p>
+      <w:pPr>
+        <w:pStyle w:val="Compact"/>
+        <w:numPr>
+          <w:ilvl w:val="0"/>
+          <w:numId w:val="29"/>
+        </w:numPr>
+      </w:pPr>
+      <w:r>
+        <w:t>The shared development database was never written to or corrupted; the poisoned-data category was assessed by probing for write surfaces, not by using one.</w:t>
+      </w:r>
+    </w:p>
+    <w:p>
+      <w:pPr>
+        <w:pStyle w:val="Compact"/>
+        <w:numPr>
+          <w:ilvl w:val="0"/>
+          <w:numId w:val="29"/>
+        </w:numPr>
+      </w:pPr>
+      <w:r>
+        <w:t>The live service-token value appears in no evidence file (runtime scrubbing + dynamic leak marker confirmed 0 hits).</w:t>
+      </w:r>
+    </w:p>
+    <w:p>
+      <w:pPr>
+        <w:pStyle w:val="Compact"/>
+        <w:numPr>
+          <w:ilvl w:val="0"/>
+          <w:numId w:val="29"/>
+        </w:numPr>
+      </w:pPr>
+      <w:r>
+        <w:t>History rows created by probes are test-owned payload strings; no other user’s data was accessed.</w:t>
+      </w:r>
+    </w:p>
+    <w:p>
+      <w:pPr>
+        <w:pStyle w:val="Compact"/>
+        <w:numPr>
+          <w:ilvl w:val="0"/>
+          <w:numId w:val="29"/>
+        </w:numPr>
+      </w:pPr>
+      <w:r>
+        <w:t>Assess-only mandate honored: no configuration, code, or data was modified in response to any finding.</w:t>
+      </w:r>
+      <w:bookmarkEnd w:id="65"/>
+    </w:p>
+    <w:p>
+      <w:pPr>
+        <w:pStyle w:val="Compact"/>
+      </w:pPr>
+    </w:p>
+    <w:p>
+      <w:pPr>
+        <w:pStyle w:val="Compact"/>
+      </w:pPr>
+    </w:p>
+    <w:p>
+      <w:pPr>
+        <w:pStyle w:val="Compact"/>
+      </w:pPr>
+    </w:p>
+    <w:p>
+      <w:pPr>
+        <w:pStyle w:val="Compact"/>
+      </w:pPr>
+    </w:p>
+    <w:p>
+      <w:pPr>
+        <w:pStyle w:val="Compact"/>
+      </w:pPr>
+    </w:p>
+    <w:p>
+      <w:pPr>
+        <w:pStyle w:val="Compact"/>
+      </w:pPr>
+    </w:p>
+    <w:p>
+      <w:pPr>
+        <w:pStyle w:val="Compact"/>
+      </w:pPr>
+    </w:p>
+    <w:p>
+      <w:pPr>
+        <w:pStyle w:val="Compact"/>
+      </w:pPr>
+    </w:p>
+    <w:p>
+      <w:pPr>
+        <w:pStyle w:val="Compact"/>
+      </w:pPr>
+    </w:p>
+    <w:p>
+      <w:pPr>
+        <w:pStyle w:val="Heading1"/>
+      </w:pPr>
       <w:r>
         <w:lastRenderedPageBreak/>
-        <w:t>Appendix A — Evidence Manifest &amp; Reproduction</w:t>
-      </w:r>
-      <w:bookmarkEnd w:id="63"/>
-    </w:p>
-    <w:p>
-      <w:pPr>
-        <w:pStyle w:val="SourceCode"/>
-      </w:pPr>
-      <w:r>
-        <w:rPr>
-          <w:rStyle w:val="VerbatimChar"/>
-        </w:rPr>
-        <w:t>audit-evidence/S4-information-retrieval-and-security-assessment/</w:t>
-      </w:r>
-      <w:r>
-        <w:br/>
-      </w:r>
-      <w:r>
-        <w:rPr>
-          <w:rStyle w:val="VerbatimChar"/>
-        </w:rPr>
-        <w:t>├── run_tests.py                  # stdlib harness; service token read at runtime, scrubbed from evidence,</w:t>
-      </w:r>
-      <w:r>
-        <w:br/>
-      </w:r>
-      <w:r>
-        <w:rPr>
-          <w:rStyle w:val="VerbatimChar"/>
-        </w:rPr>
-        <w:t>│                                 #   reused as dynamic leak marker</w:t>
-      </w:r>
-      <w:r>
-        <w:br/>
-      </w:r>
-      <w:r>
-        <w:rPr>
-          <w:rStyle w:val="VerbatimChar"/>
-        </w:rPr>
-        <w:t>├── responses/</w:t>
-      </w:r>
-      <w:r>
-        <w:br/>
-      </w:r>
-      <w:r>
-        <w:rPr>
-          <w:rStyle w:val="VerbatimChar"/>
-        </w:rPr>
-        <w:t>│   ├── IR-01.json … IR-18.json   # UTC timestamp, objective, expected vs actual, scrubbed payloads</w:t>
-      </w:r>
-      <w:r>
-        <w:br/>
-      </w:r>
-      <w:r>
-        <w:rPr>
-          <w:rStyle w:val="VerbatimChar"/>
-        </w:rPr>
-        <w:t>│   └── summary.json              # suite index + leak roll-up (empty = clean)</w:t>
-      </w:r>
-      <w:r>
-        <w:br/>
-      </w:r>
-      <w:r>
-        <w:rPr>
-          <w:rStyle w:val="VerbatimChar"/>
-        </w:rPr>
-        <w:t>└── Vulnerability-Assessment-Report-S4.md   # engineering-format version of this report</w:t>
-      </w:r>
-    </w:p>
-    <w:p>
-      <w:pPr>
-        <w:pStyle w:val="FirstParagraph"/>
-      </w:pPr>
-      <w:r>
-        <w:t>Reproduction:</w:t>
-      </w:r>
-    </w:p>
-    <w:p>
-      <w:pPr>
-        <w:pStyle w:val="SourceCode"/>
-      </w:pPr>
-      <w:r>
-        <w:rPr>
-          <w:rStyle w:val="BuiltInTok"/>
-        </w:rPr>
-        <w:t>cd</w:t>
-      </w:r>
-      <w:r>
-        <w:rPr>
-          <w:rStyle w:val="NormalTok"/>
-        </w:rPr>
-        <w:t xml:space="preserve"> audit-evidence/S4-information-retrieval-and-security-assessment</w:t>
-      </w:r>
-      <w:r>
-        <w:br/>
-      </w:r>
-      <w:r>
-        <w:rPr>
-          <w:rStyle w:val="ExtensionTok"/>
-        </w:rPr>
-        <w:t>python</w:t>
-      </w:r>
-      <w:r>
-        <w:rPr>
-          <w:rStyle w:val="NormalTok"/>
-        </w:rPr>
-        <w:t xml:space="preserve"> run_tests.py     </w:t>
-      </w:r>
-      <w:r>
-        <w:rPr>
-          <w:rStyle w:val="CommentTok"/>
-        </w:rPr>
-        <w:t># ~1-2 min; auto-starts any down backend; rewrites responses/ with fresh evidence</w:t>
-      </w:r>
-    </w:p>
-    <w:p>
-      <w:pPr>
-        <w:pStyle w:val="Heading1"/>
-      </w:pPr>
-      <w:bookmarkStart w:id="64" w:name="appendix-b-integrity-ethics-notes"/>
-      <w:bookmarkStart w:id="65" w:name="_Toc241524748"/>
-      <w:bookmarkEnd w:id="62"/>
-      <w:r>
-        <w:t>Appendix B — Integrity &amp; Ethics Notes</w:t>
-      </w:r>
-      <w:bookmarkEnd w:id="65"/>
-    </w:p>
-    <w:p>
-      <w:pPr>
-        <w:pStyle w:val="Compact"/>
-        <w:numPr>
-          <w:ilvl w:val="0"/>
-          <w:numId w:val="29"/>
-        </w:numPr>
-      </w:pPr>
-      <w:r>
-        <w:t>The shared development database was never written to or corrupted; the poisoned-data category was assessed by probing for write surfaces, not by using one.</w:t>
-      </w:r>
-    </w:p>
-    <w:p>
-      <w:pPr>
-        <w:pStyle w:val="Compact"/>
-        <w:numPr>
-          <w:ilvl w:val="0"/>
-          <w:numId w:val="29"/>
-        </w:numPr>
-      </w:pPr>
-      <w:r>
-        <w:t>The live service-token value appears in no evidence file (runtime scrubbing + dynamic leak marker confirmed 0 hits).</w:t>
-      </w:r>
-    </w:p>
-    <w:p>
-      <w:pPr>
-        <w:pStyle w:val="Compact"/>
-        <w:numPr>
-          <w:ilvl w:val="0"/>
-          <w:numId w:val="29"/>
-        </w:numPr>
-      </w:pPr>
-      <w:r>
-        <w:t>History rows created by probes are test-owned payload strings; no other user’s data was accessed.</w:t>
-      </w:r>
-    </w:p>
-    <w:p>
-      <w:pPr>
-        <w:pStyle w:val="Compact"/>
-        <w:numPr>
-          <w:ilvl w:val="0"/>
-          <w:numId w:val="29"/>
-        </w:numPr>
-      </w:pPr>
-      <w:r>
-        <w:t>Assess-only mandate honored: no configuration, code, or data was modified in response to any finding.</w:t>
-      </w:r>
-      <w:bookmarkEnd w:id="64"/>
-    </w:p>
-    <w:p>
-      <w:pPr>
-        <w:pStyle w:val="Heading1"/>
-      </w:pPr>
-      <w:r>
         <w:t>Final Assessment Conclusion</w:t>
       </w:r>
     </w:p>
@@ -8813,31 +9667,63 @@
         <w:pStyle w:val="Compact"/>
       </w:pPr>
       <w:r>
-        <w:t>FASHORA's retrieval core resisted every manipulation class attempted in this assessment. All seven out-of-range request shapes were rejected by schema validation before reaching the engine, SQL and server-side-template payloads behaved strictly as data with the service healthy after each probe, the catalogue exposed no write verb to any API client, every product id returned — including under keyword-stuffed, injected and script-laden queries — resolved against the real 43,070-product catalogue with no price drift and no non-HTTPS URL, the three independent stores agreed exactly, and the authentication privilege split held as designed: a service token may retrieve but may not read a user's history.</w:t>
-      </w:r>
-    </w:p>
-    <w:p>
-      <w:pPr>
-        <w:pStyle w:val="Compact"/>
-      </w:pPr>
-      <w:r>
-        <w:t>Three weaknesses nevertheless remain, and none of them is in the ranker. Agent 2 applies no rate limit or per-principal quota to the compute-heaviest operation in the system, so 30 of 30 rapid searches were served without a single 429 (V-01, Medium-Low). The input sanitizer removes control characters but not markup, so attacker-supplied script text accumulates verbatim in persisted search history (V-02, Low, latent — it currently has no consumer that executes it). All inter-agent traffic is plaintext HTTP, which is acceptable only while the deployment stays on a single loopback host and becomes a credential and PII exposure the moment it is redeployed across machines (V-03, Low now / Medium in a networked topology). One informational observation: the 401 body advertises the X-Service-Token mechanism to anonymous callers (N-1).</w:t>
-      </w:r>
-    </w:p>
-    <w:p>
-      <w:pPr>
-        <w:pStyle w:val="Compact"/>
-      </w:pPr>
-      <w:r>
-        <w:t>The assessment therefore concludes that Agent 2 is the strongest-defended component in this audit series precisely because its boundary is fully typed and schema-bound, and that its residual risks are operational rather than algorithmic — throttling, output encoding at the point of persistence, and transport assumptions that must be re-tested before any multi-host deployment. The integrity invariants proved here (result-to-catalogue truth, exclusion-feedback correctness, three-store agreement) are the regression baseline for any future change to ranking weights or index rebuilds.</w:t>
-      </w:r>
-    </w:p>
-    <w:p>
-      <w:pPr>
-        <w:pStyle w:val="Compact"/>
-      </w:pPr>
-      <w:r>
-        <w:t>The findings and recommendations in this report are based on the observed behaviour of the FASHORA development deployment during the assessment performed on 28 September 2026, with every claim traceable to the machine-captured evidence in audit-evidence/S4-information-retrieval-and-security-assessment/.</w:t>
+        <w:t xml:space="preserve">FASHORA's retrieval core resisted every manipulation class attempted in this assessment. All seven out-of-range request shapes were rejected by schema validation before reaching the engine, SQL and server-side-template payloads behaved strictly as data with the service healthy after each probe, the catalogue exposed no write verb to any API client, every product id returned </w:t>
+      </w:r>
+      <w:r>
+        <w:t>-</w:t>
+      </w:r>
+      <w:r>
+        <w:t xml:space="preserve"> including under keyword-stuffed, injected and script-laden queries </w:t>
+      </w:r>
+      <w:r>
+        <w:t>-</w:t>
+      </w:r>
+      <w:r>
+        <w:t xml:space="preserve"> resolved against the real 43,070-product catalogue with no price drift and no non-HTTPS URL, the three independent stores agreed exactly, and the authentication privilege split held as designed: a service token may retrieve but may not read a user's history.</w:t>
+      </w:r>
+    </w:p>
+    <w:p>
+      <w:pPr>
+        <w:pStyle w:val="Compact"/>
+      </w:pPr>
+      <w:r>
+        <w:t xml:space="preserve">Three weaknesses nevertheless remain, and none of them is in the ranker. Agent 2 applies no rate limit or per-principal quota to the compute-heaviest operation in the system, so 30 of 30 rapid searches were served without a single 429 (V-01, Medium-Low). The input sanitizer removes control characters but not markup, so attacker-supplied script text accumulates verbatim in persisted search history (V-02, Low, latent </w:t>
+      </w:r>
+      <w:r>
+        <w:t>-</w:t>
+      </w:r>
+      <w:r>
+        <w:t xml:space="preserve"> it currently has no consumer that executes it). All inter-agent traffic is plaintext HTTP, which is acceptable only while the deployment stays on a single loopback host and becomes a credential and PII exposure the moment it is redeployed across machines (V-03, Low now / Medium in a networked topology). One informational observation: the 401 body advertises the X-Service-Token mechanism to anonymous callers (N-1).</w:t>
+      </w:r>
+    </w:p>
+    <w:p>
+      <w:pPr>
+        <w:pStyle w:val="Compact"/>
+      </w:pPr>
+      <w:r>
+        <w:t xml:space="preserve">The assessment therefore concludes that Agent 2 is the strongest-defended component in this audit series precisely because its boundary is fully typed and schema-bound, and that its residual risks are operational rather than algorithmic </w:t>
+      </w:r>
+      <w:r>
+        <w:t>-</w:t>
+      </w:r>
+      <w:r>
+        <w:t xml:space="preserve"> throttling, output encoding at the point of persistence, and transport assumptions that must be re-tested before any multi-host deployment. The integrity invariants proved here (result-to-catalogue truth, exclusion-feedback correctness, three-store agreement) are the regression baseline for any future change to ranking weights or index rebuilds.</w:t>
+      </w:r>
+    </w:p>
+    <w:p>
+      <w:pPr>
+        <w:pStyle w:val="Compact"/>
+      </w:pPr>
+      <w:r>
+        <w:t xml:space="preserve">The findings and recommendations in this report are based on the observed </w:t>
+      </w:r>
+      <w:proofErr w:type="spellStart"/>
+      <w:r>
+        <w:t>behaviour</w:t>
+      </w:r>
+      <w:proofErr w:type="spellEnd"/>
+      <w:r>
+        <w:t xml:space="preserve"> of the FASHORA development deployment during the assessment performed on 28 September 2026, with every claim traceable to the machine-captured evidence in audit-evidence/S4-information-retrieval-and-security-assessment/.</w:t>
       </w:r>
     </w:p>
     <w:sectPr>
@@ -9762,6 +10648,7 @@
   <w:style w:type="character" w:default="1" w:styleId="DefaultParagraphFont">
     <w:name w:val="Default Paragraph Font"/>
     <w:uiPriority w:val="1"/>
+    <w:semiHidden/>
     <w:unhideWhenUsed/>
   </w:style>
   <w:style w:type="table" w:default="1" w:styleId="TableNormal">
